--- a/2025/Assignments/Assignment2/Packed/NLP_HW2_NTHU_113078505.docx
+++ b/2025/Assignments/Assignment2/Packed/NLP_HW2_NTHU_113078505.docx
@@ -522,7 +522,7 @@
         </w:numPr>
         <w:spacing w:beforeAutospacing="0" w:afterAutospacing="0" w:line="240" w:lineRule="auto"/>
         <w:rPr>
-          <w:rFonts w:ascii="Times New Roman" w:hAnsi="Times New Roman" w:hint="eastAsia"/>
+          <w:rFonts w:ascii="Times New Roman" w:hAnsi="Times New Roman"/>
           <w:color w:val="666666"/>
         </w:rPr>
       </w:pPr>
@@ -675,28 +675,7 @@
           <w:rFonts w:ascii="Times New Roman" w:hAnsi="Times New Roman"/>
           <w:color w:val="666666"/>
         </w:rPr>
-        <w:t>B</w:t>
-      </w:r>
-      <w:r>
-        <w:rPr>
-          <w:rFonts w:ascii="Times New Roman" w:hAnsi="Times New Roman"/>
-          <w:color w:val="666666"/>
-        </w:rPr>
-        <w:t>atch</w:t>
-      </w:r>
-      <w:r>
-        <w:rPr>
-          <w:rFonts w:ascii="Times New Roman" w:hAnsi="Times New Roman"/>
-          <w:color w:val="666666"/>
-        </w:rPr>
-        <w:t xml:space="preserve"> </w:t>
-      </w:r>
-      <w:r>
-        <w:rPr>
-          <w:rFonts w:ascii="Times New Roman" w:hAnsi="Times New Roman"/>
-          <w:color w:val="666666"/>
-        </w:rPr>
-        <w:t>size = 128</w:t>
+        <w:t>Batch size = 128</w:t>
       </w:r>
     </w:p>
     <w:p>
@@ -717,14 +696,7 @@
           <w:rFonts w:ascii="Times New Roman" w:hAnsi="Times New Roman"/>
           <w:color w:val="666666"/>
         </w:rPr>
-        <w:t>E</w:t>
-      </w:r>
-      <w:r>
-        <w:rPr>
-          <w:rFonts w:ascii="Times New Roman" w:hAnsi="Times New Roman"/>
-          <w:color w:val="666666"/>
-        </w:rPr>
-        <w:t>pochs = 50</w:t>
+        <w:t>Epochs = 50</w:t>
       </w:r>
     </w:p>
     <w:p>
@@ -745,28 +717,7 @@
           <w:rFonts w:ascii="Times New Roman" w:hAnsi="Times New Roman"/>
           <w:color w:val="666666"/>
         </w:rPr>
-        <w:t>E</w:t>
-      </w:r>
-      <w:r>
-        <w:rPr>
-          <w:rFonts w:ascii="Times New Roman" w:hAnsi="Times New Roman"/>
-          <w:color w:val="666666"/>
-        </w:rPr>
-        <w:t>mbed</w:t>
-      </w:r>
-      <w:r>
-        <w:rPr>
-          <w:rFonts w:ascii="Times New Roman" w:hAnsi="Times New Roman"/>
-          <w:color w:val="666666"/>
-        </w:rPr>
-        <w:t xml:space="preserve">ding </w:t>
-      </w:r>
-      <w:r>
-        <w:rPr>
-          <w:rFonts w:ascii="Times New Roman" w:hAnsi="Times New Roman"/>
-          <w:color w:val="666666"/>
-        </w:rPr>
-        <w:t>dim = 256</w:t>
+        <w:t>Embedding dim = 256</w:t>
       </w:r>
     </w:p>
     <w:p>
@@ -787,28 +738,7 @@
           <w:rFonts w:ascii="Times New Roman" w:hAnsi="Times New Roman"/>
           <w:color w:val="666666"/>
         </w:rPr>
-        <w:t>H</w:t>
-      </w:r>
-      <w:r>
-        <w:rPr>
-          <w:rFonts w:ascii="Times New Roman" w:hAnsi="Times New Roman"/>
-          <w:color w:val="666666"/>
-        </w:rPr>
-        <w:t>idden</w:t>
-      </w:r>
-      <w:r>
-        <w:rPr>
-          <w:rFonts w:ascii="Times New Roman" w:hAnsi="Times New Roman"/>
-          <w:color w:val="666666"/>
-        </w:rPr>
-        <w:t xml:space="preserve"> </w:t>
-      </w:r>
-      <w:r>
-        <w:rPr>
-          <w:rFonts w:ascii="Times New Roman" w:hAnsi="Times New Roman"/>
-          <w:color w:val="666666"/>
-        </w:rPr>
-        <w:t>dim = 256</w:t>
+        <w:t>Hidden dim = 256</w:t>
       </w:r>
     </w:p>
     <w:p>
@@ -829,14 +759,7 @@
           <w:rFonts w:ascii="Times New Roman" w:hAnsi="Times New Roman"/>
           <w:color w:val="666666"/>
         </w:rPr>
-        <w:t>Learning rate</w:t>
-      </w:r>
-      <w:r>
-        <w:rPr>
-          <w:rFonts w:ascii="Times New Roman" w:hAnsi="Times New Roman"/>
-          <w:color w:val="666666"/>
-        </w:rPr>
-        <w:t xml:space="preserve"> = 5e-4</w:t>
+        <w:t>Learning rate = 5e-4</w:t>
       </w:r>
     </w:p>
     <w:p>
@@ -932,7 +855,7 @@
         <w:spacing w:after="240" w:line="285" w:lineRule="atLeast"/>
         <w:ind w:leftChars="0" w:left="1208"/>
         <w:rPr>
-          <w:rFonts w:ascii="Times New Roman" w:eastAsia="新細明體" w:hAnsi="Times New Roman" w:cs="Times New Roman" w:hint="eastAsia"/>
+          <w:rFonts w:ascii="Times New Roman" w:eastAsia="新細明體" w:hAnsi="Times New Roman" w:cs="Times New Roman"/>
           <w:color w:val="000000"/>
           <w:sz w:val="21"/>
           <w:szCs w:val="21"/>
@@ -1009,7 +932,7 @@
       </w:pPr>
       <w:r>
         <w:rPr>
-          <w:rFonts w:ascii="Microsoft JhengHei" w:eastAsia="Microsoft JhengHei" w:hAnsi="Microsoft JhengHei" w:cs="Microsoft JhengHei" w:hint="eastAsia"/>
+          <w:rFonts w:ascii="微軟正黑體" w:eastAsia="微軟正黑體" w:hAnsi="微軟正黑體" w:cs="微軟正黑體" w:hint="eastAsia"/>
           <w:color w:val="000000" w:themeColor="text1"/>
         </w:rPr>
         <w:t>如果把</w:t>
@@ -1023,7 +946,7 @@
       </w:r>
       <w:r>
         <w:rPr>
-          <w:rFonts w:ascii="Microsoft JhengHei" w:eastAsia="Microsoft JhengHei" w:hAnsi="Microsoft JhengHei" w:cs="Microsoft JhengHei" w:hint="eastAsia"/>
+          <w:rFonts w:ascii="微軟正黑體" w:eastAsia="微軟正黑體" w:hAnsi="微軟正黑體" w:cs="微軟正黑體" w:hint="eastAsia"/>
           <w:color w:val="000000" w:themeColor="text1"/>
         </w:rPr>
         <w:t>換成一般的</w:t>
@@ -1037,24 +960,10 @@
       </w:r>
       <w:r>
         <w:rPr>
-          <w:rFonts w:ascii="Microsoft JhengHei" w:eastAsia="Microsoft JhengHei" w:hAnsi="Microsoft JhengHei" w:cs="Microsoft JhengHei" w:hint="eastAsia"/>
-          <w:color w:val="000000" w:themeColor="text1"/>
-        </w:rPr>
-        <w:t>，模型的</w:t>
-      </w:r>
-      <w:r>
-        <w:rPr>
-          <w:rFonts w:ascii="Microsoft JhengHei" w:eastAsia="Microsoft JhengHei" w:hAnsi="Microsoft JhengHei" w:cs="Microsoft JhengHei" w:hint="eastAsia"/>
-          <w:color w:val="000000" w:themeColor="text1"/>
-        </w:rPr>
-        <w:t>表現通常會下降</w:t>
-      </w:r>
-      <w:r>
-        <w:rPr>
-          <w:rFonts w:ascii="Microsoft JhengHei" w:eastAsia="Microsoft JhengHei" w:hAnsi="Microsoft JhengHei" w:cs="Microsoft JhengHei" w:hint="eastAsia"/>
-          <w:color w:val="000000" w:themeColor="text1"/>
-        </w:rPr>
-        <w:t>，因為</w:t>
+          <w:rFonts w:ascii="微軟正黑體" w:eastAsia="微軟正黑體" w:hAnsi="微軟正黑體" w:cs="微軟正黑體" w:hint="eastAsia"/>
+          <w:color w:val="000000" w:themeColor="text1"/>
+        </w:rPr>
+        <w:t>，模型的表現通常會下降，因為</w:t>
       </w:r>
       <w:r>
         <w:rPr>
@@ -1065,7 +974,7 @@
       </w:r>
       <w:r>
         <w:rPr>
-          <w:rFonts w:ascii="Microsoft JhengHei" w:eastAsia="Microsoft JhengHei" w:hAnsi="Microsoft JhengHei" w:cs="Microsoft JhengHei" w:hint="eastAsia"/>
+          <w:rFonts w:ascii="微軟正黑體" w:eastAsia="微軟正黑體" w:hAnsi="微軟正黑體" w:cs="微軟正黑體" w:hint="eastAsia"/>
           <w:color w:val="000000" w:themeColor="text1"/>
         </w:rPr>
         <w:t>在處理</w:t>
@@ -1079,7 +988,7 @@
       </w:r>
       <w:r>
         <w:rPr>
-          <w:rFonts w:ascii="Microsoft JhengHei" w:eastAsia="Microsoft JhengHei" w:hAnsi="Microsoft JhengHei" w:cs="Microsoft JhengHei" w:hint="eastAsia"/>
+          <w:rFonts w:ascii="微軟正黑體" w:eastAsia="微軟正黑體" w:hAnsi="微軟正黑體" w:cs="微軟正黑體" w:hint="eastAsia"/>
           <w:color w:val="000000" w:themeColor="text1"/>
         </w:rPr>
         <w:t>時，容易出現梯度消失或梯度爆炸的問題，導致模型無法記住前面</w:t>
@@ -1093,14 +1002,14 @@
       </w:r>
       <w:r>
         <w:rPr>
-          <w:rFonts w:ascii="Microsoft JhengHei" w:eastAsia="Microsoft JhengHei" w:hAnsi="Microsoft JhengHei" w:cs="Microsoft JhengHei" w:hint="eastAsia"/>
+          <w:rFonts w:ascii="微軟正黑體" w:eastAsia="微軟正黑體" w:hAnsi="微軟正黑體" w:cs="微軟正黑體" w:hint="eastAsia"/>
           <w:color w:val="000000" w:themeColor="text1"/>
         </w:rPr>
         <w:t>的資訊。</w:t>
       </w:r>
       <w:r>
         <w:rPr>
-          <w:rFonts w:ascii="Microsoft JhengHei" w:eastAsia="Microsoft JhengHei" w:hAnsi="Microsoft JhengHei" w:cs="Microsoft JhengHei" w:hint="eastAsia"/>
+          <w:rFonts w:ascii="微軟正黑體" w:eastAsia="微軟正黑體" w:hAnsi="微軟正黑體" w:cs="微軟正黑體" w:hint="eastAsia"/>
           <w:color w:val="000000" w:themeColor="text1"/>
         </w:rPr>
         <w:t>而</w:t>
@@ -1114,7 +1023,7 @@
       </w:r>
       <w:r>
         <w:rPr>
-          <w:rFonts w:ascii="Microsoft JhengHei" w:eastAsia="Microsoft JhengHei" w:hAnsi="Microsoft JhengHei" w:cs="Microsoft JhengHei" w:hint="eastAsia"/>
+          <w:rFonts w:ascii="微軟正黑體" w:eastAsia="微軟正黑體" w:hAnsi="微軟正黑體" w:cs="微軟正黑體" w:hint="eastAsia"/>
           <w:color w:val="000000" w:themeColor="text1"/>
         </w:rPr>
         <w:t>提供結構優化，包含</w:t>
@@ -1128,7 +1037,7 @@
       </w:r>
       <w:r>
         <w:rPr>
-          <w:rFonts w:ascii="Microsoft JhengHei" w:eastAsia="Microsoft JhengHei" w:hAnsi="Microsoft JhengHei" w:cs="Microsoft JhengHei" w:hint="eastAsia"/>
+          <w:rFonts w:ascii="微軟正黑體" w:eastAsia="微軟正黑體" w:hAnsi="微軟正黑體" w:cs="微軟正黑體" w:hint="eastAsia"/>
           <w:color w:val="000000" w:themeColor="text1"/>
         </w:rPr>
         <w:t>、</w:t>
@@ -1142,7 +1051,7 @@
       </w:r>
       <w:r>
         <w:rPr>
-          <w:rFonts w:ascii="Microsoft JhengHei" w:eastAsia="Microsoft JhengHei" w:hAnsi="Microsoft JhengHei" w:cs="Microsoft JhengHei" w:hint="eastAsia"/>
+          <w:rFonts w:ascii="微軟正黑體" w:eastAsia="微軟正黑體" w:hAnsi="微軟正黑體" w:cs="微軟正黑體" w:hint="eastAsia"/>
           <w:color w:val="000000" w:themeColor="text1"/>
         </w:rPr>
         <w:t>等等，使得</w:t>
@@ -1156,7 +1065,7 @@
       </w:r>
       <w:r>
         <w:rPr>
-          <w:rFonts w:ascii="Microsoft JhengHei" w:eastAsia="Microsoft JhengHei" w:hAnsi="Microsoft JhengHei" w:cs="Microsoft JhengHei" w:hint="eastAsia"/>
+          <w:rFonts w:ascii="微軟正黑體" w:eastAsia="微軟正黑體" w:hAnsi="微軟正黑體" w:cs="微軟正黑體" w:hint="eastAsia"/>
           <w:color w:val="000000" w:themeColor="text1"/>
         </w:rPr>
         <w:t>能夠提供更好的前後關係截取能力</w:t>
@@ -1184,7 +1093,7 @@
       </w:r>
       <w:r>
         <w:rPr>
-          <w:rFonts w:ascii="Microsoft JhengHei" w:eastAsia="Microsoft JhengHei" w:hAnsi="Microsoft JhengHei" w:cs="Microsoft JhengHei" w:hint="eastAsia"/>
+          <w:rFonts w:ascii="微軟正黑體" w:eastAsia="微軟正黑體" w:hAnsi="微軟正黑體" w:cs="微軟正黑體" w:hint="eastAsia"/>
           <w:color w:val="000000" w:themeColor="text1"/>
         </w:rPr>
         <w:t>是基於</w:t>
@@ -1198,7 +1107,7 @@
       </w:r>
       <w:r>
         <w:rPr>
-          <w:rFonts w:ascii="Microsoft JhengHei" w:eastAsia="Microsoft JhengHei" w:hAnsi="Microsoft JhengHei" w:cs="Microsoft JhengHei" w:hint="eastAsia"/>
+          <w:rFonts w:ascii="微軟正黑體" w:eastAsia="微軟正黑體" w:hAnsi="微軟正黑體" w:cs="微軟正黑體" w:hint="eastAsia"/>
           <w:color w:val="000000" w:themeColor="text1"/>
         </w:rPr>
         <w:t>的結構，但是刪減部分</w:t>
@@ -1212,56 +1121,56 @@
       </w:r>
       <w:r>
         <w:rPr>
-          <w:rFonts w:ascii="Microsoft JhengHei" w:eastAsia="Microsoft JhengHei" w:hAnsi="Microsoft JhengHei" w:cs="Microsoft JhengHei" w:hint="eastAsia"/>
+          <w:rFonts w:ascii="微軟正黑體" w:eastAsia="微軟正黑體" w:hAnsi="微軟正黑體" w:cs="微軟正黑體" w:hint="eastAsia"/>
           <w:color w:val="000000" w:themeColor="text1"/>
         </w:rPr>
         <w:t>減少訓練時要消耗的運算資源</w:t>
       </w:r>
       <w:r>
         <w:rPr>
-          <w:rFonts w:ascii="Microsoft JhengHei" w:eastAsia="Microsoft JhengHei" w:hAnsi="Microsoft JhengHei" w:cs="Microsoft JhengHei" w:hint="eastAsia"/>
+          <w:rFonts w:ascii="微軟正黑體" w:eastAsia="微軟正黑體" w:hAnsi="微軟正黑體" w:cs="微軟正黑體" w:hint="eastAsia"/>
           <w:color w:val="000000" w:themeColor="text1"/>
         </w:rPr>
         <w:t>，參數也比較少</w:t>
       </w:r>
       <w:r>
         <w:rPr>
-          <w:rFonts w:ascii="Microsoft JhengHei" w:eastAsia="Microsoft JhengHei" w:hAnsi="Microsoft JhengHei" w:cs="Microsoft JhengHei" w:hint="eastAsia"/>
+          <w:rFonts w:ascii="微軟正黑體" w:eastAsia="微軟正黑體" w:hAnsi="微軟正黑體" w:cs="微軟正黑體" w:hint="eastAsia"/>
           <w:color w:val="000000" w:themeColor="text1"/>
         </w:rPr>
         <w:t>，讓整體訓練時長縮短，也能同時保留避免</w:t>
       </w:r>
       <w:r>
         <w:rPr>
-          <w:rFonts w:ascii="Microsoft JhengHei" w:eastAsia="Microsoft JhengHei" w:hAnsi="Microsoft JhengHei" w:cs="Microsoft JhengHei" w:hint="eastAsia"/>
+          <w:rFonts w:ascii="微軟正黑體" w:eastAsia="微軟正黑體" w:hAnsi="微軟正黑體" w:cs="微軟正黑體" w:hint="eastAsia"/>
           <w:color w:val="000000" w:themeColor="text1"/>
         </w:rPr>
         <w:t>梯度</w:t>
       </w:r>
       <w:r>
         <w:rPr>
-          <w:rFonts w:ascii="Microsoft JhengHei" w:eastAsia="Microsoft JhengHei" w:hAnsi="Microsoft JhengHei" w:cs="Microsoft JhengHei" w:hint="eastAsia"/>
+          <w:rFonts w:ascii="微軟正黑體" w:eastAsia="微軟正黑體" w:hAnsi="微軟正黑體" w:cs="微軟正黑體" w:hint="eastAsia"/>
           <w:color w:val="000000" w:themeColor="text1"/>
         </w:rPr>
         <w:t>消失的特性</w:t>
       </w:r>
       <w:r>
         <w:rPr>
-          <w:rFonts w:ascii="Microsoft JhengHei" w:eastAsia="Microsoft JhengHei" w:hAnsi="Microsoft JhengHei" w:cs="Microsoft JhengHei" w:hint="eastAsia"/>
+          <w:rFonts w:ascii="微軟正黑體" w:eastAsia="微軟正黑體" w:hAnsi="微軟正黑體" w:cs="微軟正黑體" w:hint="eastAsia"/>
           <w:color w:val="000000" w:themeColor="text1"/>
         </w:rPr>
         <w:t>，</w:t>
       </w:r>
       <w:r>
         <w:rPr>
-          <w:rFonts w:ascii="Microsoft JhengHei" w:eastAsia="Microsoft JhengHei" w:hAnsi="Microsoft JhengHei" w:cs="Microsoft JhengHei" w:hint="eastAsia"/>
+          <w:rFonts w:ascii="微軟正黑體" w:eastAsia="微軟正黑體" w:hAnsi="微軟正黑體" w:cs="微軟正黑體" w:hint="eastAsia"/>
           <w:color w:val="000000" w:themeColor="text1"/>
         </w:rPr>
         <w:t>因此</w:t>
       </w:r>
       <w:r>
         <w:rPr>
-          <w:rFonts w:ascii="Microsoft JhengHei" w:eastAsia="Microsoft JhengHei" w:hAnsi="Microsoft JhengHei" w:cs="Microsoft JhengHei" w:hint="eastAsia"/>
+          <w:rFonts w:ascii="微軟正黑體" w:eastAsia="微軟正黑體" w:hAnsi="微軟正黑體" w:cs="微軟正黑體" w:hint="eastAsia"/>
           <w:color w:val="000000" w:themeColor="text1"/>
         </w:rPr>
         <w:t>在</w:t>
@@ -1275,38 +1184,10 @@
       </w:r>
       <w:r>
         <w:rPr>
-          <w:rFonts w:ascii="Microsoft JhengHei" w:eastAsia="Microsoft JhengHei" w:hAnsi="Microsoft JhengHei" w:cs="Microsoft JhengHei" w:hint="eastAsia"/>
-          <w:color w:val="000000" w:themeColor="text1"/>
-        </w:rPr>
-        <w:t>長度不</w:t>
-      </w:r>
-      <w:r>
-        <w:rPr>
-          <w:rFonts w:ascii="Microsoft JhengHei" w:eastAsia="Microsoft JhengHei" w:hAnsi="Microsoft JhengHei" w:cs="Microsoft JhengHei" w:hint="eastAsia"/>
-          <w:color w:val="000000" w:themeColor="text1"/>
-        </w:rPr>
-        <w:t>會</w:t>
-      </w:r>
-      <w:r>
-        <w:rPr>
-          <w:rFonts w:ascii="Microsoft JhengHei" w:eastAsia="Microsoft JhengHei" w:hAnsi="Microsoft JhengHei" w:cs="Microsoft JhengHei" w:hint="eastAsia"/>
-          <w:color w:val="000000" w:themeColor="text1"/>
-        </w:rPr>
-        <w:t>太長的任務中，</w:t>
-      </w:r>
-      <w:r>
-        <w:rPr>
-          <w:rFonts w:ascii="Microsoft JhengHei" w:eastAsia="Microsoft JhengHei" w:hAnsi="Microsoft JhengHei" w:cs="Microsoft JhengHei" w:hint="eastAsia"/>
-          <w:color w:val="000000" w:themeColor="text1"/>
-        </w:rPr>
-        <w:t>模型</w:t>
-      </w:r>
-      <w:r>
-        <w:rPr>
-          <w:rFonts w:ascii="Microsoft JhengHei" w:eastAsia="Microsoft JhengHei" w:hAnsi="Microsoft JhengHei" w:cs="Microsoft JhengHei" w:hint="eastAsia"/>
-          <w:color w:val="000000" w:themeColor="text1"/>
-        </w:rPr>
-        <w:t>表現常常能接近</w:t>
+          <w:rFonts w:ascii="微軟正黑體" w:eastAsia="微軟正黑體" w:hAnsi="微軟正黑體" w:cs="微軟正黑體" w:hint="eastAsia"/>
+          <w:color w:val="000000" w:themeColor="text1"/>
+        </w:rPr>
+        <w:t>長度不會太長的任務中，模型表現常常能接近</w:t>
       </w:r>
       <w:r>
         <w:rPr>
@@ -1317,7 +1198,7 @@
       </w:r>
       <w:r>
         <w:rPr>
-          <w:rFonts w:ascii="Microsoft JhengHei" w:eastAsia="Microsoft JhengHei" w:hAnsi="Microsoft JhengHei" w:cs="Microsoft JhengHei" w:hint="eastAsia"/>
+          <w:rFonts w:ascii="微軟正黑體" w:eastAsia="微軟正黑體" w:hAnsi="微軟正黑體" w:cs="微軟正黑體" w:hint="eastAsia"/>
           <w:color w:val="000000" w:themeColor="text1"/>
         </w:rPr>
         <w:t>。不過在</w:t>
@@ -1331,52 +1212,24 @@
       </w:r>
       <w:r>
         <w:rPr>
-          <w:rFonts w:ascii="Microsoft JhengHei" w:eastAsia="Microsoft JhengHei" w:hAnsi="Microsoft JhengHei" w:cs="Microsoft JhengHei" w:hint="eastAsia"/>
+          <w:rFonts w:ascii="微軟正黑體" w:eastAsia="微軟正黑體" w:hAnsi="微軟正黑體" w:cs="微軟正黑體" w:hint="eastAsia"/>
           <w:color w:val="000000" w:themeColor="text1"/>
         </w:rPr>
         <w:t>這</w:t>
       </w:r>
       <w:r>
         <w:rPr>
-          <w:rFonts w:ascii="Microsoft JhengHei" w:eastAsia="Microsoft JhengHei" w:hAnsi="Microsoft JhengHei" w:cs="Microsoft JhengHei" w:hint="eastAsia"/>
+          <w:rFonts w:ascii="微軟正黑體" w:eastAsia="微軟正黑體" w:hAnsi="微軟正黑體" w:cs="微軟正黑體" w:hint="eastAsia"/>
           <w:color w:val="000000" w:themeColor="text1"/>
         </w:rPr>
         <w:t>類</w:t>
       </w:r>
       <w:r>
         <w:rPr>
-          <w:rFonts w:ascii="Microsoft JhengHei" w:eastAsia="Microsoft JhengHei" w:hAnsi="Microsoft JhengHei" w:cs="Microsoft JhengHei" w:hint="eastAsia"/>
-          <w:color w:val="000000" w:themeColor="text1"/>
-        </w:rPr>
-        <w:t>需要記住多步</w:t>
-      </w:r>
-      <w:r>
-        <w:rPr>
-          <w:rFonts w:ascii="Microsoft JhengHei" w:eastAsia="Microsoft JhengHei" w:hAnsi="Microsoft JhengHei" w:cs="Microsoft JhengHei" w:hint="eastAsia"/>
-          <w:color w:val="000000" w:themeColor="text1"/>
-        </w:rPr>
-        <w:t>驟</w:t>
-      </w:r>
-      <w:r>
-        <w:rPr>
-          <w:rFonts w:ascii="Microsoft JhengHei" w:eastAsia="Microsoft JhengHei" w:hAnsi="Microsoft JhengHei" w:cs="Microsoft JhengHei" w:hint="eastAsia"/>
-          <w:color w:val="000000" w:themeColor="text1"/>
-        </w:rPr>
-        <w:t>資訊、還要處理</w:t>
-      </w:r>
-      <w:r>
-        <w:rPr>
-          <w:rFonts w:ascii="Microsoft JhengHei" w:eastAsia="Microsoft JhengHei" w:hAnsi="Microsoft JhengHei" w:cs="Microsoft JhengHei" w:hint="eastAsia"/>
-          <w:color w:val="000000" w:themeColor="text1"/>
-        </w:rPr>
-        <w:t>數值</w:t>
-      </w:r>
-      <w:r>
-        <w:rPr>
-          <w:rFonts w:ascii="Microsoft JhengHei" w:eastAsia="Microsoft JhengHei" w:hAnsi="Microsoft JhengHei" w:cs="Microsoft JhengHei" w:hint="eastAsia"/>
-          <w:color w:val="000000" w:themeColor="text1"/>
-        </w:rPr>
-        <w:t>進位關係的任務裡，</w:t>
+          <w:rFonts w:ascii="微軟正黑體" w:eastAsia="微軟正黑體" w:hAnsi="微軟正黑體" w:cs="微軟正黑體" w:hint="eastAsia"/>
+          <w:color w:val="000000" w:themeColor="text1"/>
+        </w:rPr>
+        <w:t>需要記住多步驟資訊、還要處理數值進位關係的任務裡，</w:t>
       </w:r>
       <w:r>
         <w:rPr>
@@ -1387,7 +1240,7 @@
       </w:r>
       <w:r>
         <w:rPr>
-          <w:rFonts w:ascii="Microsoft JhengHei" w:eastAsia="Microsoft JhengHei" w:hAnsi="Microsoft JhengHei" w:cs="Microsoft JhengHei" w:hint="eastAsia"/>
+          <w:rFonts w:ascii="微軟正黑體" w:eastAsia="微軟正黑體" w:hAnsi="微軟正黑體" w:cs="微軟正黑體" w:hint="eastAsia"/>
           <w:color w:val="000000" w:themeColor="text1"/>
         </w:rPr>
         <w:t>由於有額外的</w:t>
@@ -1397,18 +1250,11 @@
           <w:rFonts w:ascii="Times New Roman" w:hAnsi="Times New Roman"/>
           <w:color w:val="000000" w:themeColor="text1"/>
         </w:rPr>
-        <w:t xml:space="preserve">memory </w:t>
-      </w:r>
-      <w:r>
-        <w:rPr>
-          <w:rFonts w:ascii="Times New Roman" w:hAnsi="Times New Roman"/>
-          <w:color w:val="000000" w:themeColor="text1"/>
-        </w:rPr>
-        <w:t>cell state</w:t>
-      </w:r>
-      <w:r>
-        <w:rPr>
-          <w:rFonts w:ascii="Microsoft JhengHei" w:eastAsia="Microsoft JhengHei" w:hAnsi="Microsoft JhengHei" w:cs="Microsoft JhengHei" w:hint="eastAsia"/>
+        <w:t>memory cell state</w:t>
+      </w:r>
+      <w:r>
+        <w:rPr>
+          <w:rFonts w:ascii="微軟正黑體" w:eastAsia="微軟正黑體" w:hAnsi="微軟正黑體" w:cs="微軟正黑體" w:hint="eastAsia"/>
           <w:color w:val="000000" w:themeColor="text1"/>
         </w:rPr>
         <w:t>，能更穩定地保存</w:t>
@@ -1422,21 +1268,21 @@
       </w:r>
       <w:r>
         <w:rPr>
-          <w:rFonts w:ascii="Microsoft JhengHei" w:eastAsia="Microsoft JhengHei" w:hAnsi="Microsoft JhengHei" w:cs="Microsoft JhengHei" w:hint="eastAsia"/>
+          <w:rFonts w:ascii="微軟正黑體" w:eastAsia="微軟正黑體" w:hAnsi="微軟正黑體" w:cs="微軟正黑體" w:hint="eastAsia"/>
           <w:color w:val="000000" w:themeColor="text1"/>
         </w:rPr>
         <w:t>資訊，所以整體表現</w:t>
       </w:r>
       <w:r>
         <w:rPr>
-          <w:rFonts w:ascii="Microsoft JhengHei" w:eastAsia="Microsoft JhengHei" w:hAnsi="Microsoft JhengHei" w:cs="Microsoft JhengHei" w:hint="eastAsia"/>
+          <w:rFonts w:ascii="微軟正黑體" w:eastAsia="微軟正黑體" w:hAnsi="微軟正黑體" w:cs="微軟正黑體" w:hint="eastAsia"/>
           <w:color w:val="000000" w:themeColor="text1"/>
         </w:rPr>
         <w:t>還是</w:t>
       </w:r>
       <w:r>
         <w:rPr>
-          <w:rFonts w:ascii="Microsoft JhengHei" w:eastAsia="Microsoft JhengHei" w:hAnsi="Microsoft JhengHei" w:cs="Microsoft JhengHei" w:hint="eastAsia"/>
+          <w:rFonts w:ascii="微軟正黑體" w:eastAsia="微軟正黑體" w:hAnsi="微軟正黑體" w:cs="微軟正黑體" w:hint="eastAsia"/>
           <w:color w:val="000000" w:themeColor="text1"/>
         </w:rPr>
         <w:t>會比</w:t>
@@ -1450,7 +1296,7 @@
       </w:r>
       <w:r>
         <w:rPr>
-          <w:rFonts w:ascii="Microsoft JhengHei" w:eastAsia="Microsoft JhengHei" w:hAnsi="Microsoft JhengHei" w:cs="Microsoft JhengHei" w:hint="eastAsia"/>
+          <w:rFonts w:ascii="微軟正黑體" w:eastAsia="微軟正黑體" w:hAnsi="微軟正黑體" w:cs="微軟正黑體" w:hint="eastAsia"/>
           <w:color w:val="000000" w:themeColor="text1"/>
         </w:rPr>
         <w:t>好。</w:t>
@@ -1531,128 +1377,86 @@
         </w:numPr>
         <w:spacing w:beforeAutospacing="0" w:afterAutospacing="0" w:line="240" w:lineRule="auto"/>
         <w:rPr>
-          <w:rFonts w:ascii="Times New Roman" w:eastAsia="Microsoft JhengHei" w:hAnsi="Times New Roman"/>
-          <w:color w:val="000000" w:themeColor="text1"/>
-        </w:rPr>
-      </w:pPr>
-      <w:r>
-        <w:rPr>
-          <w:rFonts w:ascii="Times New Roman" w:eastAsia="Microsoft JhengHei" w:hAnsi="Times New Roman"/>
-          <w:color w:val="000000" w:themeColor="text1"/>
-        </w:rPr>
-        <w:t>如果只用三位數的資料來訓練模型，卻用兩位數的資料來評估，會造成</w:t>
-      </w:r>
-      <w:r>
-        <w:rPr>
-          <w:rFonts w:ascii="Times New Roman" w:eastAsia="Microsoft JhengHei" w:hAnsi="Times New Roman"/>
-          <w:color w:val="000000" w:themeColor="text1"/>
-        </w:rPr>
-        <w:t>資料</w:t>
-      </w:r>
-      <w:r>
-        <w:rPr>
-          <w:rFonts w:ascii="Times New Roman" w:eastAsia="Microsoft JhengHei" w:hAnsi="Times New Roman"/>
+          <w:rFonts w:ascii="Times New Roman" w:eastAsia="微軟正黑體" w:hAnsi="Times New Roman"/>
+          <w:color w:val="000000" w:themeColor="text1"/>
+        </w:rPr>
+      </w:pPr>
+      <w:r>
+        <w:rPr>
+          <w:rFonts w:ascii="Times New Roman" w:eastAsia="微軟正黑體" w:hAnsi="Times New Roman"/>
+          <w:color w:val="000000" w:themeColor="text1"/>
+        </w:rPr>
+        <w:t>如果只用三位數的資料來訓練模型，卻用兩位數的資料來評估，會造成資料</w:t>
+      </w:r>
+      <w:r>
+        <w:rPr>
+          <w:rFonts w:ascii="Times New Roman" w:eastAsia="微軟正黑體" w:hAnsi="Times New Roman"/>
           <w:color w:val="000000" w:themeColor="text1"/>
         </w:rPr>
         <w:t>distribution mismatch</w:t>
       </w:r>
       <w:r>
         <w:rPr>
-          <w:rFonts w:ascii="Times New Roman" w:eastAsia="Microsoft JhengHei" w:hAnsi="Times New Roman"/>
-          <w:color w:val="000000" w:themeColor="text1"/>
-        </w:rPr>
-        <w:t>的問題</w:t>
-      </w:r>
-      <w:r>
-        <w:rPr>
-          <w:rFonts w:ascii="Times New Roman" w:eastAsia="Microsoft JhengHei" w:hAnsi="Times New Roman"/>
-          <w:color w:val="000000" w:themeColor="text1"/>
-        </w:rPr>
-        <w:t>。這是因為兩位數和三位數</w:t>
-      </w:r>
-      <w:r>
-        <w:rPr>
-          <w:rFonts w:ascii="Times New Roman" w:eastAsia="Microsoft JhengHei" w:hAnsi="Times New Roman"/>
-          <w:color w:val="000000" w:themeColor="text1"/>
-        </w:rPr>
-        <w:t>在</w:t>
-      </w:r>
-      <w:r>
-        <w:rPr>
-          <w:rFonts w:ascii="Times New Roman" w:eastAsia="Microsoft JhengHei" w:hAnsi="Times New Roman"/>
+          <w:rFonts w:ascii="Times New Roman" w:eastAsia="微軟正黑體" w:hAnsi="Times New Roman"/>
+          <w:color w:val="000000" w:themeColor="text1"/>
+        </w:rPr>
+        <w:t>的問題。這是因為兩位數和三位數在</w:t>
+      </w:r>
+      <w:r>
+        <w:rPr>
+          <w:rFonts w:ascii="Times New Roman" w:eastAsia="微軟正黑體" w:hAnsi="Times New Roman"/>
           <w:color w:val="000000" w:themeColor="text1"/>
         </w:rPr>
         <w:t>sequence length</w:t>
       </w:r>
       <w:r>
         <w:rPr>
-          <w:rFonts w:ascii="Times New Roman" w:eastAsia="Microsoft JhengHei" w:hAnsi="Times New Roman"/>
-          <w:color w:val="000000" w:themeColor="text1"/>
-        </w:rPr>
-        <w:t>、符號位置等</w:t>
-      </w:r>
-      <w:r>
-        <w:rPr>
-          <w:rFonts w:ascii="Times New Roman" w:eastAsia="Microsoft JhengHei" w:hAnsi="Times New Roman"/>
-          <w:color w:val="000000" w:themeColor="text1"/>
-        </w:rPr>
-        <w:t>等元素</w:t>
-      </w:r>
-      <w:r>
-        <w:rPr>
-          <w:rFonts w:ascii="Times New Roman" w:eastAsia="Microsoft JhengHei" w:hAnsi="Times New Roman"/>
-          <w:color w:val="000000" w:themeColor="text1"/>
-        </w:rPr>
-        <w:t>都不同。雖然兩位數的問題相對簡單，模型在測試時仍可能表現得不錯，但也容易出現一些格式上的錯誤</w:t>
-      </w:r>
-      <w:r>
-        <w:rPr>
-          <w:rFonts w:ascii="Times New Roman" w:eastAsia="Microsoft JhengHei" w:hAnsi="Times New Roman"/>
+          <w:rFonts w:ascii="Times New Roman" w:eastAsia="微軟正黑體" w:hAnsi="Times New Roman"/>
+          <w:color w:val="000000" w:themeColor="text1"/>
+        </w:rPr>
+        <w:t>、符號位置等等元素都不同。雖然兩位數的問題相對簡單，模型在測試時仍可能表現得不錯，但也容易出現一些格式上的錯誤</w:t>
+      </w:r>
+      <w:r>
+        <w:rPr>
+          <w:rFonts w:ascii="Times New Roman" w:eastAsia="微軟正黑體" w:hAnsi="Times New Roman"/>
           <w:color w:val="000000" w:themeColor="text1"/>
         </w:rPr>
         <w:t>，舉例來說，在</w:t>
       </w:r>
       <w:r>
         <w:rPr>
-          <w:rFonts w:ascii="Times New Roman" w:eastAsia="Microsoft JhengHei" w:hAnsi="Times New Roman"/>
+          <w:rFonts w:ascii="Times New Roman" w:eastAsia="微軟正黑體" w:hAnsi="Times New Roman"/>
           <w:color w:val="000000" w:themeColor="text1"/>
         </w:rPr>
         <w:t>處理</w:t>
       </w:r>
       <w:r>
         <w:rPr>
-          <w:rFonts w:ascii="Times New Roman" w:eastAsia="Microsoft JhengHei" w:hAnsi="Times New Roman"/>
+          <w:rFonts w:ascii="Times New Roman" w:eastAsia="微軟正黑體" w:hAnsi="Times New Roman"/>
           <w:color w:val="000000" w:themeColor="text1"/>
         </w:rPr>
         <w:t>leading zeros</w:t>
       </w:r>
       <w:r>
         <w:rPr>
-          <w:rFonts w:ascii="Times New Roman" w:eastAsia="Microsoft JhengHei" w:hAnsi="Times New Roman"/>
+          <w:rFonts w:ascii="Times New Roman" w:eastAsia="微軟正黑體" w:hAnsi="Times New Roman"/>
           <w:color w:val="000000" w:themeColor="text1"/>
         </w:rPr>
         <w:t>或生成</w:t>
       </w:r>
       <w:r>
         <w:rPr>
-          <w:rFonts w:ascii="Times New Roman" w:eastAsia="Microsoft JhengHei" w:hAnsi="Times New Roman"/>
+          <w:rFonts w:ascii="Times New Roman" w:eastAsia="微軟正黑體" w:hAnsi="Times New Roman"/>
           <w:color w:val="000000" w:themeColor="text1"/>
         </w:rPr>
         <w:t>end of sequence</w:t>
       </w:r>
       <w:r>
         <w:rPr>
-          <w:rFonts w:ascii="Times New Roman" w:eastAsia="Microsoft JhengHei" w:hAnsi="Times New Roman"/>
-          <w:color w:val="000000" w:themeColor="text1"/>
-        </w:rPr>
-        <w:t>時出錯</w:t>
-      </w:r>
-      <w:r>
-        <w:rPr>
-          <w:rFonts w:ascii="Times New Roman" w:eastAsia="Microsoft JhengHei" w:hAnsi="Times New Roman"/>
-          <w:color w:val="000000" w:themeColor="text1"/>
-        </w:rPr>
-        <w:t>。</w:t>
+          <w:rFonts w:ascii="Times New Roman" w:eastAsia="微軟正黑體" w:hAnsi="Times New Roman"/>
+          <w:color w:val="000000" w:themeColor="text1"/>
+        </w:rPr>
+        <w:t>時出錯。</w:t>
       </w:r>
     </w:p>
     <w:p>
@@ -1664,62 +1468,55 @@
         </w:numPr>
         <w:spacing w:beforeAutospacing="0" w:afterAutospacing="0" w:line="240" w:lineRule="auto"/>
         <w:rPr>
-          <w:rFonts w:ascii="Microsoft JhengHei" w:eastAsia="Microsoft JhengHei" w:hAnsi="Microsoft JhengHei" w:cs="Microsoft JhengHei"/>
-          <w:color w:val="000000" w:themeColor="text1"/>
-        </w:rPr>
-      </w:pPr>
-      <w:r>
-        <w:rPr>
-          <w:rFonts w:ascii="Times New Roman" w:eastAsia="Microsoft JhengHei" w:hAnsi="Times New Roman"/>
-          <w:color w:val="000000" w:themeColor="text1"/>
-        </w:rPr>
-        <w:t>另</w:t>
-      </w:r>
-      <w:r>
-        <w:rPr>
-          <w:rFonts w:ascii="Times New Roman" w:eastAsia="Microsoft JhengHei" w:hAnsi="Times New Roman"/>
-          <w:color w:val="000000" w:themeColor="text1"/>
-        </w:rPr>
-        <w:t>外，模型在三位數訓練時學到的進位模式，也可能不完全適用於兩位數情境</w:t>
-      </w:r>
-      <w:r>
-        <w:rPr>
-          <w:rFonts w:ascii="Times New Roman" w:eastAsia="Microsoft JhengHei" w:hAnsi="Times New Roman"/>
+          <w:rFonts w:ascii="微軟正黑體" w:eastAsia="微軟正黑體" w:hAnsi="微軟正黑體" w:cs="微軟正黑體"/>
+          <w:color w:val="000000" w:themeColor="text1"/>
+        </w:rPr>
+      </w:pPr>
+      <w:r>
+        <w:rPr>
+          <w:rFonts w:ascii="Times New Roman" w:eastAsia="微軟正黑體" w:hAnsi="Times New Roman"/>
+          <w:color w:val="000000" w:themeColor="text1"/>
+        </w:rPr>
+        <w:t>另外，模型在三位數訓練時學到的進位模式，也可能不完全適用於兩位數情境</w:t>
+      </w:r>
+      <w:r>
+        <w:rPr>
+          <w:rFonts w:ascii="Times New Roman" w:eastAsia="微軟正黑體" w:hAnsi="Times New Roman"/>
           <w:color w:val="000000" w:themeColor="text1"/>
         </w:rPr>
         <w:t>，例如二位數加法大多集中在十位數到百位數的運算處理，但是三位數加法可能出現多次百位數到千位數的運算，這部分的進位模式也是二位數訓練資料沒有學習到的</w:t>
       </w:r>
       <w:r>
         <w:rPr>
-          <w:rFonts w:ascii="Times New Roman" w:eastAsia="Microsoft JhengHei" w:hAnsi="Times New Roman"/>
+          <w:rFonts w:ascii="Times New Roman" w:eastAsia="微軟正黑體" w:hAnsi="Times New Roman"/>
           <w:color w:val="000000" w:themeColor="text1"/>
         </w:rPr>
         <w:t>。因此，較理想的做法是讓訓練資料同時包含兩位數與三位數，讓模型能學習到</w:t>
       </w:r>
       <w:r>
         <w:rPr>
-          <w:rFonts w:ascii="Times New Roman" w:eastAsia="Microsoft JhengHei" w:hAnsi="Times New Roman"/>
+          <w:rFonts w:ascii="Times New Roman" w:eastAsia="微軟正黑體" w:hAnsi="Times New Roman"/>
           <w:color w:val="000000" w:themeColor="text1"/>
         </w:rPr>
         <w:t>不同的進位模式、</w:t>
       </w:r>
       <w:r>
         <w:rPr>
-          <w:rFonts w:ascii="Times New Roman" w:eastAsia="Microsoft JhengHei" w:hAnsi="Times New Roman"/>
+          <w:rFonts w:ascii="Times New Roman" w:eastAsia="微軟正黑體" w:hAnsi="Times New Roman"/>
           <w:color w:val="000000" w:themeColor="text1"/>
         </w:rPr>
         <w:t>sequence length</w:t>
       </w:r>
       <w:r>
         <w:rPr>
-          <w:rFonts w:ascii="Times New Roman" w:eastAsia="Microsoft JhengHei" w:hAnsi="Times New Roman"/>
+          <w:rFonts w:ascii="Times New Roman" w:eastAsia="微軟正黑體" w:hAnsi="Times New Roman"/>
           <w:color w:val="000000" w:themeColor="text1"/>
         </w:rPr>
         <w:t>，</w:t>
       </w:r>
       <w:r>
         <w:rPr>
-          <w:rFonts w:ascii="Microsoft JhengHei" w:eastAsia="Microsoft JhengHei" w:hAnsi="Microsoft JhengHei" w:cs="Microsoft JhengHei"/>
+          <w:rFonts w:ascii="微軟正黑體" w:eastAsia="微軟正黑體" w:hAnsi="微軟正黑體" w:cs="微軟正黑體"/>
           <w:color w:val="000000" w:themeColor="text1"/>
         </w:rPr>
         <w:t>提高整體的泛化能力。</w:t>
@@ -1731,7 +1528,7 @@
         <w:spacing w:beforeAutospacing="0" w:afterAutospacing="0" w:line="240" w:lineRule="auto"/>
         <w:ind w:left="720"/>
         <w:rPr>
-          <w:rFonts w:ascii="Microsoft JhengHei" w:eastAsia="Microsoft JhengHei" w:hAnsi="Microsoft JhengHei" w:cs="Microsoft JhengHei"/>
+          <w:rFonts w:ascii="微軟正黑體" w:eastAsia="微軟正黑體" w:hAnsi="微軟正黑體" w:cs="微軟正黑體"/>
           <w:color w:val="000000" w:themeColor="text1"/>
           <w:lang w:eastAsia="zh-TW"/>
         </w:rPr>
@@ -1743,7 +1540,7 @@
         <w:spacing w:beforeAutospacing="0" w:afterAutospacing="0" w:line="240" w:lineRule="auto"/>
         <w:ind w:left="720"/>
         <w:rPr>
-          <w:rFonts w:ascii="Microsoft JhengHei" w:eastAsia="Microsoft JhengHei" w:hAnsi="Microsoft JhengHei" w:cs="Microsoft JhengHei"/>
+          <w:rFonts w:ascii="微軟正黑體" w:eastAsia="微軟正黑體" w:hAnsi="微軟正黑體" w:cs="微軟正黑體"/>
           <w:color w:val="000000" w:themeColor="text1"/>
           <w:lang w:eastAsia="zh-TW"/>
         </w:rPr>
@@ -1755,7 +1552,7 @@
         <w:spacing w:beforeAutospacing="0" w:afterAutospacing="0" w:line="240" w:lineRule="auto"/>
         <w:ind w:left="720"/>
         <w:rPr>
-          <w:rFonts w:ascii="Microsoft JhengHei" w:eastAsia="Microsoft JhengHei" w:hAnsi="Microsoft JhengHei" w:cs="Microsoft JhengHei"/>
+          <w:rFonts w:ascii="微軟正黑體" w:eastAsia="微軟正黑體" w:hAnsi="微軟正黑體" w:cs="微軟正黑體"/>
           <w:color w:val="000000" w:themeColor="text1"/>
           <w:lang w:eastAsia="zh-TW"/>
         </w:rPr>
@@ -1767,7 +1564,7 @@
         <w:spacing w:beforeAutospacing="0" w:afterAutospacing="0" w:line="240" w:lineRule="auto"/>
         <w:ind w:left="720"/>
         <w:rPr>
-          <w:rFonts w:ascii="Microsoft JhengHei" w:eastAsia="Microsoft JhengHei" w:hAnsi="Microsoft JhengHei" w:cs="Microsoft JhengHei" w:hint="eastAsia"/>
+          <w:rFonts w:ascii="微軟正黑體" w:eastAsia="微軟正黑體" w:hAnsi="微軟正黑體" w:cs="微軟正黑體"/>
           <w:color w:val="000000" w:themeColor="text1"/>
           <w:lang w:eastAsia="zh-TW"/>
         </w:rPr>
@@ -1845,98 +1642,97 @@
         <w:spacing w:beforeAutospacing="0" w:afterAutospacing="0" w:line="240" w:lineRule="auto"/>
         <w:ind w:left="720"/>
         <w:rPr>
-          <w:rFonts w:ascii="Times New Roman" w:eastAsia="Microsoft JhengHei" w:hAnsi="Times New Roman"/>
-          <w:color w:val="000000" w:themeColor="text1"/>
-          <w:lang w:eastAsia="zh-TW"/>
-        </w:rPr>
-      </w:pPr>
-      <w:r>
-        <w:rPr>
-          <w:rFonts w:ascii="Times New Roman" w:eastAsia="Microsoft JhengHei" w:hAnsi="Times New Roman"/>
+          <w:rFonts w:ascii="Times New Roman" w:eastAsia="微軟正黑體" w:hAnsi="Times New Roman"/>
+          <w:color w:val="000000" w:themeColor="text1"/>
+        </w:rPr>
+      </w:pPr>
+      <w:r>
+        <w:rPr>
+          <w:rFonts w:ascii="Times New Roman" w:eastAsia="微軟正黑體" w:hAnsi="Times New Roman"/>
           <w:color w:val="000000" w:themeColor="text1"/>
         </w:rPr>
         <w:t>當訓練資料中有</w:t>
       </w:r>
       <w:r>
         <w:rPr>
-          <w:rFonts w:ascii="Times New Roman" w:eastAsia="Microsoft JhengHei" w:hAnsi="Times New Roman"/>
+          <w:rFonts w:ascii="Times New Roman" w:eastAsia="微軟正黑體" w:hAnsi="Times New Roman"/>
           <w:color w:val="000000" w:themeColor="text1"/>
         </w:rPr>
         <w:t>label noise</w:t>
       </w:r>
       <w:r>
         <w:rPr>
-          <w:rFonts w:ascii="Times New Roman" w:eastAsia="Microsoft JhengHei" w:hAnsi="Times New Roman"/>
+          <w:rFonts w:ascii="Times New Roman" w:eastAsia="微軟正黑體" w:hAnsi="Times New Roman"/>
           <w:color w:val="000000" w:themeColor="text1"/>
         </w:rPr>
         <w:t>(incorrect answer)</w:t>
       </w:r>
       <w:r>
         <w:rPr>
-          <w:rFonts w:ascii="Times New Roman" w:eastAsia="Microsoft JhengHei" w:hAnsi="Times New Roman"/>
+          <w:rFonts w:ascii="Times New Roman" w:eastAsia="微軟正黑體" w:hAnsi="Times New Roman"/>
           <w:color w:val="000000" w:themeColor="text1"/>
         </w:rPr>
         <w:t>時，會影響到模型學習</w:t>
       </w:r>
       <w:r>
         <w:rPr>
-          <w:rFonts w:ascii="Times New Roman" w:eastAsia="Microsoft JhengHei" w:hAnsi="Times New Roman"/>
+          <w:rFonts w:ascii="Times New Roman" w:eastAsia="微軟正黑體" w:hAnsi="Times New Roman"/>
           <w:color w:val="000000" w:themeColor="text1"/>
         </w:rPr>
         <w:t>input/output</w:t>
       </w:r>
       <w:r>
         <w:rPr>
-          <w:rFonts w:ascii="Times New Roman" w:eastAsia="Microsoft JhengHei" w:hAnsi="Times New Roman"/>
+          <w:rFonts w:ascii="Times New Roman" w:eastAsia="微軟正黑體" w:hAnsi="Times New Roman"/>
           <w:color w:val="000000" w:themeColor="text1"/>
         </w:rPr>
         <w:t>之間的對應關係，讓</w:t>
       </w:r>
       <w:r>
         <w:rPr>
-          <w:rFonts w:ascii="Times New Roman" w:eastAsia="Microsoft JhengHei" w:hAnsi="Times New Roman"/>
+          <w:rFonts w:ascii="Times New Roman" w:eastAsia="微軟正黑體" w:hAnsi="Times New Roman"/>
           <w:color w:val="000000" w:themeColor="text1"/>
         </w:rPr>
         <w:t>loss</w:t>
       </w:r>
       <w:r>
         <w:rPr>
-          <w:rFonts w:ascii="Times New Roman" w:eastAsia="Microsoft JhengHei" w:hAnsi="Times New Roman"/>
+          <w:rFonts w:ascii="Times New Roman" w:eastAsia="微軟正黑體" w:hAnsi="Times New Roman"/>
           <w:color w:val="000000" w:themeColor="text1"/>
         </w:rPr>
         <w:t>下降變慢、</w:t>
       </w:r>
       <w:r>
         <w:rPr>
-          <w:rFonts w:ascii="Times New Roman" w:eastAsia="Microsoft JhengHei" w:hAnsi="Times New Roman"/>
+          <w:rFonts w:ascii="Times New Roman" w:eastAsia="微軟正黑體" w:hAnsi="Times New Roman"/>
           <w:color w:val="000000" w:themeColor="text1"/>
         </w:rPr>
         <w:t>EM</w:t>
       </w:r>
       <w:r>
         <w:rPr>
-          <w:rFonts w:ascii="Times New Roman" w:eastAsia="Microsoft JhengHei" w:hAnsi="Times New Roman"/>
+          <w:rFonts w:ascii="Times New Roman" w:eastAsia="微軟正黑體" w:hAnsi="Times New Roman"/>
           <w:color w:val="000000" w:themeColor="text1"/>
         </w:rPr>
         <w:t>降低等等，並使收斂速度變慢，</w:t>
       </w:r>
       <w:r>
         <w:rPr>
-          <w:rFonts w:ascii="Times New Roman" w:eastAsia="Microsoft JhengHei" w:hAnsi="Times New Roman"/>
+          <w:rFonts w:ascii="Times New Roman" w:eastAsia="微軟正黑體" w:hAnsi="Times New Roman"/>
           <w:color w:val="000000" w:themeColor="text1"/>
         </w:rPr>
         <w:t>以下為幾個</w:t>
       </w:r>
       <w:r>
         <w:rPr>
-          <w:rFonts w:ascii="Times New Roman" w:eastAsia="Microsoft JhengHei" w:hAnsi="Times New Roman"/>
+          <w:rFonts w:ascii="Times New Roman" w:eastAsia="微軟正黑體" w:hAnsi="Times New Roman"/>
           <w:color w:val="000000" w:themeColor="text1"/>
         </w:rPr>
         <w:t>label noise</w:t>
       </w:r>
       <w:r>
         <w:rPr>
-          <w:rFonts w:ascii="Times New Roman" w:eastAsia="Microsoft JhengHei" w:hAnsi="Times New Roman"/>
+          <w:rFonts w:ascii="Times New Roman" w:eastAsia="微軟正黑體" w:hAnsi="Times New Roman"/>
           <w:color w:val="000000" w:themeColor="text1"/>
         </w:rPr>
         <w:t>種類</w:t>
@@ -1951,20 +1747,20 @@
         </w:numPr>
         <w:spacing w:beforeAutospacing="0" w:afterAutospacing="0" w:line="240" w:lineRule="auto"/>
         <w:rPr>
-          <w:rFonts w:ascii="Times New Roman" w:eastAsia="Microsoft JhengHei" w:hAnsi="Times New Roman"/>
-          <w:color w:val="000000" w:themeColor="text1"/>
-        </w:rPr>
-      </w:pPr>
-      <w:r>
-        <w:rPr>
-          <w:rFonts w:ascii="Times New Roman" w:eastAsia="Microsoft JhengHei" w:hAnsi="Times New Roman"/>
+          <w:rFonts w:ascii="Times New Roman" w:eastAsia="微軟正黑體" w:hAnsi="Times New Roman"/>
+          <w:color w:val="000000" w:themeColor="text1"/>
+        </w:rPr>
+      </w:pPr>
+      <w:r>
+        <w:rPr>
+          <w:rFonts w:ascii="Times New Roman" w:eastAsia="微軟正黑體" w:hAnsi="Times New Roman"/>
           <w:color w:val="000000" w:themeColor="text1"/>
         </w:rPr>
         <w:t>Random Noise: label</w:t>
       </w:r>
       <w:r>
         <w:rPr>
-          <w:rFonts w:ascii="Times New Roman" w:eastAsia="Microsoft JhengHei" w:hAnsi="Times New Roman"/>
+          <w:rFonts w:ascii="Times New Roman" w:eastAsia="微軟正黑體" w:hAnsi="Times New Roman"/>
           <w:color w:val="000000" w:themeColor="text1"/>
         </w:rPr>
         <w:t>被隨機替換成錯誤的答案，沒有固定的錯誤模式</w:t>
@@ -1979,34 +1775,34 @@
         </w:numPr>
         <w:spacing w:beforeAutospacing="0" w:afterAutospacing="0" w:line="240" w:lineRule="auto"/>
         <w:rPr>
-          <w:rFonts w:ascii="Times New Roman" w:eastAsia="Microsoft JhengHei" w:hAnsi="Times New Roman"/>
-          <w:color w:val="000000" w:themeColor="text1"/>
-        </w:rPr>
-      </w:pPr>
-      <w:r>
-        <w:rPr>
-          <w:rFonts w:ascii="Times New Roman" w:eastAsia="Microsoft JhengHei" w:hAnsi="Times New Roman"/>
+          <w:rFonts w:ascii="Times New Roman" w:eastAsia="微軟正黑體" w:hAnsi="Times New Roman"/>
+          <w:color w:val="000000" w:themeColor="text1"/>
+        </w:rPr>
+      </w:pPr>
+      <w:r>
+        <w:rPr>
+          <w:rFonts w:ascii="Times New Roman" w:eastAsia="微軟正黑體" w:hAnsi="Times New Roman"/>
           <w:color w:val="000000" w:themeColor="text1"/>
         </w:rPr>
         <w:t xml:space="preserve">Input: 12+7 &gt;&gt; Output: </w:t>
       </w:r>
       <w:r>
         <w:rPr>
-          <w:rFonts w:ascii="Times New Roman" w:eastAsia="Microsoft JhengHei" w:hAnsi="Times New Roman"/>
+          <w:rFonts w:ascii="Times New Roman" w:eastAsia="微軟正黑體" w:hAnsi="Times New Roman"/>
           <w:color w:val="000000" w:themeColor="text1"/>
         </w:rPr>
         <w:t>65</w:t>
       </w:r>
       <w:r>
         <w:rPr>
-          <w:rFonts w:ascii="Times New Roman" w:eastAsia="Microsoft JhengHei" w:hAnsi="Times New Roman"/>
+          <w:rFonts w:ascii="Times New Roman" w:eastAsia="微軟正黑體" w:hAnsi="Times New Roman"/>
           <w:color w:val="000000" w:themeColor="text1"/>
         </w:rPr>
         <w:t>=&gt;</w:t>
       </w:r>
       <w:r>
         <w:rPr>
-          <w:rFonts w:ascii="Times New Roman" w:eastAsia="Microsoft JhengHei" w:hAnsi="Times New Roman"/>
+          <w:rFonts w:ascii="Times New Roman" w:eastAsia="微軟正黑體" w:hAnsi="Times New Roman"/>
           <w:color w:val="000000" w:themeColor="text1"/>
         </w:rPr>
         <w:t>完全不相關的結果</w:t>
@@ -2021,83 +1817,83 @@
         </w:numPr>
         <w:spacing w:beforeAutospacing="0" w:afterAutospacing="0" w:line="240" w:lineRule="auto"/>
         <w:rPr>
-          <w:rFonts w:ascii="Times New Roman" w:eastAsia="Microsoft JhengHei" w:hAnsi="Times New Roman"/>
-          <w:color w:val="000000" w:themeColor="text1"/>
-        </w:rPr>
-      </w:pPr>
-      <w:r>
-        <w:rPr>
-          <w:rFonts w:ascii="Times New Roman" w:eastAsia="Microsoft JhengHei" w:hAnsi="Times New Roman"/>
+          <w:rFonts w:ascii="Times New Roman" w:eastAsia="微軟正黑體" w:hAnsi="Times New Roman"/>
+          <w:color w:val="000000" w:themeColor="text1"/>
+        </w:rPr>
+      </w:pPr>
+      <w:r>
+        <w:rPr>
+          <w:rFonts w:ascii="Times New Roman" w:eastAsia="微軟正黑體" w:hAnsi="Times New Roman"/>
           <w:color w:val="000000" w:themeColor="text1"/>
         </w:rPr>
         <w:t>調整方式</w:t>
       </w:r>
       <w:r>
         <w:rPr>
-          <w:rFonts w:ascii="Times New Roman" w:eastAsia="Microsoft JhengHei" w:hAnsi="Times New Roman"/>
+          <w:rFonts w:ascii="Times New Roman" w:eastAsia="微軟正黑體" w:hAnsi="Times New Roman"/>
           <w:color w:val="000000" w:themeColor="text1"/>
         </w:rPr>
         <w:t xml:space="preserve">: </w:t>
       </w:r>
       <w:r>
         <w:rPr>
-          <w:rFonts w:ascii="Times New Roman" w:eastAsia="Microsoft JhengHei" w:hAnsi="Times New Roman"/>
+          <w:rFonts w:ascii="Times New Roman" w:eastAsia="微軟正黑體" w:hAnsi="Times New Roman"/>
           <w:color w:val="000000" w:themeColor="text1"/>
         </w:rPr>
         <w:t>使用較大的</w:t>
       </w:r>
       <w:r>
         <w:rPr>
-          <w:rFonts w:ascii="Times New Roman" w:eastAsia="Microsoft JhengHei" w:hAnsi="Times New Roman"/>
+          <w:rFonts w:ascii="Times New Roman" w:eastAsia="微軟正黑體" w:hAnsi="Times New Roman"/>
           <w:color w:val="000000" w:themeColor="text1"/>
         </w:rPr>
         <w:t>batch size</w:t>
       </w:r>
       <w:r>
         <w:rPr>
-          <w:rFonts w:ascii="Times New Roman" w:eastAsia="Microsoft JhengHei" w:hAnsi="Times New Roman"/>
+          <w:rFonts w:ascii="Times New Roman" w:eastAsia="微軟正黑體" w:hAnsi="Times New Roman"/>
           <w:color w:val="000000" w:themeColor="text1"/>
         </w:rPr>
         <w:t>平衡隨機答案所帶來的誤差、</w:t>
       </w:r>
       <w:r>
         <w:rPr>
-          <w:rFonts w:ascii="Times New Roman" w:eastAsia="Microsoft JhengHei" w:hAnsi="Times New Roman"/>
+          <w:rFonts w:ascii="Times New Roman" w:eastAsia="微軟正黑體" w:hAnsi="Times New Roman"/>
           <w:color w:val="000000" w:themeColor="text1"/>
         </w:rPr>
         <w:t xml:space="preserve">Label Smoothing =correct: 0.9/ incorrect: 0.1 </w:t>
       </w:r>
       <w:r>
         <w:rPr>
-          <w:rFonts w:ascii="Times New Roman" w:eastAsia="Microsoft JhengHei" w:hAnsi="Times New Roman"/>
+          <w:rFonts w:ascii="Times New Roman" w:eastAsia="微軟正黑體" w:hAnsi="Times New Roman"/>
           <w:color w:val="000000" w:themeColor="text1"/>
         </w:rPr>
         <w:t>減少模型對</w:t>
       </w:r>
       <w:r>
         <w:rPr>
-          <w:rFonts w:ascii="Times New Roman" w:eastAsia="Microsoft JhengHei" w:hAnsi="Times New Roman"/>
+          <w:rFonts w:ascii="Times New Roman" w:eastAsia="微軟正黑體" w:hAnsi="Times New Roman"/>
           <w:color w:val="000000" w:themeColor="text1"/>
         </w:rPr>
         <w:t xml:space="preserve"> label noise</w:t>
       </w:r>
       <w:r>
         <w:rPr>
-          <w:rFonts w:ascii="Times New Roman" w:eastAsia="Microsoft JhengHei" w:hAnsi="Times New Roman"/>
+          <w:rFonts w:ascii="Times New Roman" w:eastAsia="微軟正黑體" w:hAnsi="Times New Roman"/>
           <w:color w:val="000000" w:themeColor="text1"/>
         </w:rPr>
         <w:t>的敏感度、訓練後期降低</w:t>
       </w:r>
       <w:r>
         <w:rPr>
-          <w:rFonts w:ascii="Times New Roman" w:eastAsia="Microsoft JhengHei" w:hAnsi="Times New Roman"/>
+          <w:rFonts w:ascii="Times New Roman" w:eastAsia="微軟正黑體" w:hAnsi="Times New Roman"/>
           <w:color w:val="000000" w:themeColor="text1"/>
         </w:rPr>
         <w:t>learning rate</w:t>
       </w:r>
       <w:r>
         <w:rPr>
-          <w:rFonts w:ascii="Times New Roman" w:eastAsia="Microsoft JhengHei" w:hAnsi="Times New Roman"/>
+          <w:rFonts w:ascii="Times New Roman" w:eastAsia="微軟正黑體" w:hAnsi="Times New Roman"/>
           <w:color w:val="000000" w:themeColor="text1"/>
         </w:rPr>
         <w:t>讓模型穩定收斂</w:t>
@@ -2112,20 +1908,20 @@
         </w:numPr>
         <w:spacing w:beforeAutospacing="0" w:afterAutospacing="0" w:line="240" w:lineRule="auto"/>
         <w:rPr>
-          <w:rFonts w:ascii="Times New Roman" w:eastAsia="Microsoft JhengHei" w:hAnsi="Times New Roman"/>
-          <w:color w:val="000000" w:themeColor="text1"/>
-        </w:rPr>
-      </w:pPr>
-      <w:r>
-        <w:rPr>
-          <w:rFonts w:ascii="Times New Roman" w:eastAsia="Microsoft JhengHei" w:hAnsi="Times New Roman"/>
+          <w:rFonts w:ascii="Times New Roman" w:eastAsia="微軟正黑體" w:hAnsi="Times New Roman"/>
+          <w:color w:val="000000" w:themeColor="text1"/>
+        </w:rPr>
+      </w:pPr>
+      <w:r>
+        <w:rPr>
+          <w:rFonts w:ascii="Times New Roman" w:eastAsia="微軟正黑體" w:hAnsi="Times New Roman"/>
           <w:color w:val="000000" w:themeColor="text1"/>
         </w:rPr>
         <w:t>Systematic Noise: label noise</w:t>
       </w:r>
       <w:r>
         <w:rPr>
-          <w:rFonts w:ascii="Times New Roman" w:eastAsia="Microsoft JhengHei" w:hAnsi="Times New Roman"/>
+          <w:rFonts w:ascii="Times New Roman" w:eastAsia="微軟正黑體" w:hAnsi="Times New Roman"/>
           <w:color w:val="000000" w:themeColor="text1"/>
         </w:rPr>
         <w:t>有固定的錯誤模式或偏差，模型學到錯誤規則</w:t>
@@ -2140,41 +1936,41 @@
         </w:numPr>
         <w:spacing w:beforeAutospacing="0" w:afterAutospacing="0" w:line="240" w:lineRule="auto"/>
         <w:rPr>
-          <w:rFonts w:ascii="Times New Roman" w:eastAsia="Microsoft JhengHei" w:hAnsi="Times New Roman"/>
-          <w:color w:val="000000" w:themeColor="text1"/>
-        </w:rPr>
-      </w:pPr>
-      <w:r>
-        <w:rPr>
-          <w:rFonts w:ascii="Times New Roman" w:eastAsia="Microsoft JhengHei" w:hAnsi="Times New Roman"/>
+          <w:rFonts w:ascii="Times New Roman" w:eastAsia="微軟正黑體" w:hAnsi="Times New Roman"/>
+          <w:color w:val="000000" w:themeColor="text1"/>
+        </w:rPr>
+      </w:pPr>
+      <w:r>
+        <w:rPr>
+          <w:rFonts w:ascii="Times New Roman" w:eastAsia="微軟正黑體" w:hAnsi="Times New Roman"/>
           <w:color w:val="000000" w:themeColor="text1"/>
         </w:rPr>
         <w:t xml:space="preserve">Input: 222-111 &gt;&gt; Output:112 </w:t>
       </w:r>
       <w:r>
         <w:rPr>
-          <w:rFonts w:ascii="Times New Roman" w:eastAsia="Microsoft JhengHei" w:hAnsi="Times New Roman"/>
+          <w:rFonts w:ascii="Times New Roman" w:eastAsia="微軟正黑體" w:hAnsi="Times New Roman"/>
           <w:color w:val="000000" w:themeColor="text1"/>
         </w:rPr>
         <w:t>=&gt;</w:t>
       </w:r>
       <w:r>
         <w:rPr>
-          <w:rFonts w:ascii="Times New Roman" w:eastAsia="Microsoft JhengHei" w:hAnsi="Times New Roman"/>
+          <w:rFonts w:ascii="Times New Roman" w:eastAsia="微軟正黑體" w:hAnsi="Times New Roman"/>
           <w:color w:val="000000" w:themeColor="text1"/>
         </w:rPr>
         <w:t>總是出現少減</w:t>
       </w:r>
       <w:r>
         <w:rPr>
-          <w:rFonts w:ascii="Times New Roman" w:eastAsia="Microsoft JhengHei" w:hAnsi="Times New Roman"/>
+          <w:rFonts w:ascii="Times New Roman" w:eastAsia="微軟正黑體" w:hAnsi="Times New Roman"/>
           <w:color w:val="000000" w:themeColor="text1"/>
         </w:rPr>
         <w:t>1</w:t>
       </w:r>
       <w:r>
         <w:rPr>
-          <w:rFonts w:ascii="Times New Roman" w:eastAsia="Microsoft JhengHei" w:hAnsi="Times New Roman"/>
+          <w:rFonts w:ascii="Times New Roman" w:eastAsia="微軟正黑體" w:hAnsi="Times New Roman"/>
           <w:color w:val="000000" w:themeColor="text1"/>
         </w:rPr>
         <w:t>的結果</w:t>
@@ -2189,62 +1985,62 @@
         </w:numPr>
         <w:spacing w:beforeAutospacing="0" w:afterAutospacing="0" w:line="240" w:lineRule="auto"/>
         <w:rPr>
-          <w:rFonts w:ascii="Times New Roman" w:eastAsia="Microsoft JhengHei" w:hAnsi="Times New Roman"/>
-          <w:color w:val="000000" w:themeColor="text1"/>
-        </w:rPr>
-      </w:pPr>
-      <w:r>
-        <w:rPr>
-          <w:rFonts w:ascii="Times New Roman" w:eastAsia="Microsoft JhengHei" w:hAnsi="Times New Roman"/>
+          <w:rFonts w:ascii="Times New Roman" w:eastAsia="微軟正黑體" w:hAnsi="Times New Roman"/>
+          <w:color w:val="000000" w:themeColor="text1"/>
+        </w:rPr>
+      </w:pPr>
+      <w:r>
+        <w:rPr>
+          <w:rFonts w:ascii="Times New Roman" w:eastAsia="微軟正黑體" w:hAnsi="Times New Roman"/>
           <w:color w:val="000000" w:themeColor="text1"/>
         </w:rPr>
         <w:t>調整方法：用</w:t>
       </w:r>
       <w:r>
         <w:rPr>
-          <w:rFonts w:ascii="Times New Roman" w:eastAsia="Microsoft JhengHei" w:hAnsi="Times New Roman"/>
+          <w:rFonts w:ascii="Times New Roman" w:eastAsia="微軟正黑體" w:hAnsi="Times New Roman"/>
           <w:color w:val="000000" w:themeColor="text1"/>
         </w:rPr>
         <w:t>validation set</w:t>
       </w:r>
       <w:r>
         <w:rPr>
-          <w:rFonts w:ascii="Times New Roman" w:eastAsia="Microsoft JhengHei" w:hAnsi="Times New Roman"/>
+          <w:rFonts w:ascii="Times New Roman" w:eastAsia="微軟正黑體" w:hAnsi="Times New Roman"/>
           <w:color w:val="000000" w:themeColor="text1"/>
         </w:rPr>
         <w:t>比對預測和真實的差距並找出偏差樣本、使用</w:t>
       </w:r>
       <w:r>
         <w:rPr>
-          <w:rFonts w:ascii="Times New Roman" w:eastAsia="Microsoft JhengHei" w:hAnsi="Times New Roman"/>
+          <w:rFonts w:ascii="Times New Roman" w:eastAsia="微軟正黑體" w:hAnsi="Times New Roman"/>
           <w:color w:val="000000" w:themeColor="text1"/>
         </w:rPr>
         <w:t>human-in-loop</w:t>
       </w:r>
       <w:r>
         <w:rPr>
-          <w:rFonts w:ascii="Times New Roman" w:eastAsia="Microsoft JhengHei" w:hAnsi="Times New Roman"/>
+          <w:rFonts w:ascii="Times New Roman" w:eastAsia="微軟正黑體" w:hAnsi="Times New Roman"/>
           <w:color w:val="000000" w:themeColor="text1"/>
         </w:rPr>
         <w:t>等錯誤樣本修正機制、訓練後進行</w:t>
       </w:r>
       <w:r>
         <w:rPr>
-          <w:rFonts w:ascii="Times New Roman" w:eastAsia="Microsoft JhengHei" w:hAnsi="Times New Roman"/>
+          <w:rFonts w:ascii="Times New Roman" w:eastAsia="微軟正黑體" w:hAnsi="Times New Roman"/>
           <w:color w:val="000000" w:themeColor="text1"/>
         </w:rPr>
         <w:t>outlier detection</w:t>
       </w:r>
       <w:r>
         <w:rPr>
-          <w:rFonts w:ascii="Times New Roman" w:eastAsia="Microsoft JhengHei" w:hAnsi="Times New Roman"/>
+          <w:rFonts w:ascii="Times New Roman" w:eastAsia="微軟正黑體" w:hAnsi="Times New Roman"/>
           <w:color w:val="000000" w:themeColor="text1"/>
         </w:rPr>
         <w:t>或</w:t>
       </w:r>
       <w:r>
         <w:rPr>
-          <w:rFonts w:ascii="Times New Roman" w:eastAsia="Microsoft JhengHei" w:hAnsi="Times New Roman"/>
+          <w:rFonts w:ascii="Times New Roman" w:eastAsia="微軟正黑體" w:hAnsi="Times New Roman"/>
           <w:color w:val="000000" w:themeColor="text1"/>
         </w:rPr>
         <w:t>error consistency analysis</w:t>
@@ -2328,111 +2124,111 @@
         </w:numPr>
         <w:spacing w:beforeAutospacing="0" w:afterAutospacing="0" w:line="240" w:lineRule="auto"/>
         <w:rPr>
-          <w:rFonts w:ascii="Times New Roman" w:eastAsia="Microsoft JhengHei" w:hAnsi="Times New Roman"/>
-          <w:color w:val="000000" w:themeColor="text1"/>
-        </w:rPr>
-      </w:pPr>
-      <w:r>
-        <w:rPr>
-          <w:rFonts w:ascii="Times New Roman" w:eastAsia="Microsoft JhengHei" w:hAnsi="Times New Roman"/>
+          <w:rFonts w:ascii="Times New Roman" w:eastAsia="微軟正黑體" w:hAnsi="Times New Roman"/>
+          <w:color w:val="000000" w:themeColor="text1"/>
+        </w:rPr>
+      </w:pPr>
+      <w:r>
+        <w:rPr>
+          <w:rFonts w:ascii="Times New Roman" w:eastAsia="微軟正黑體" w:hAnsi="Times New Roman"/>
           <w:color w:val="000000" w:themeColor="text1"/>
         </w:rPr>
         <w:t>為了防止</w:t>
       </w:r>
       <w:r>
         <w:rPr>
-          <w:rFonts w:ascii="Times New Roman" w:eastAsia="Microsoft JhengHei" w:hAnsi="Times New Roman"/>
+          <w:rFonts w:ascii="Times New Roman" w:eastAsia="微軟正黑體" w:hAnsi="Times New Roman"/>
           <w:color w:val="000000" w:themeColor="text1"/>
         </w:rPr>
         <w:t>RN</w:t>
       </w:r>
       <w:r>
         <w:rPr>
-          <w:rFonts w:ascii="Times New Roman" w:eastAsia="Microsoft JhengHei" w:hAnsi="Times New Roman" w:hint="eastAsia"/>
+          <w:rFonts w:ascii="Times New Roman" w:eastAsia="微軟正黑體" w:hAnsi="Times New Roman" w:hint="eastAsia"/>
           <w:color w:val="000000" w:themeColor="text1"/>
         </w:rPr>
         <w:t>N</w:t>
       </w:r>
       <w:r>
         <w:rPr>
-          <w:rFonts w:ascii="Times New Roman" w:eastAsia="Microsoft JhengHei" w:hAnsi="Times New Roman" w:hint="eastAsia"/>
+          <w:rFonts w:ascii="Times New Roman" w:eastAsia="微軟正黑體" w:hAnsi="Times New Roman" w:hint="eastAsia"/>
           <w:color w:val="000000" w:themeColor="text1"/>
         </w:rPr>
         <w:t>、</w:t>
       </w:r>
       <w:r>
         <w:rPr>
-          <w:rFonts w:ascii="Times New Roman" w:eastAsia="Microsoft JhengHei" w:hAnsi="Times New Roman"/>
+          <w:rFonts w:ascii="Times New Roman" w:eastAsia="微軟正黑體" w:hAnsi="Times New Roman"/>
           <w:color w:val="000000" w:themeColor="text1"/>
         </w:rPr>
         <w:t>LSTM</w:t>
       </w:r>
       <w:r>
         <w:rPr>
-          <w:rFonts w:ascii="Times New Roman" w:eastAsia="Microsoft JhengHei" w:hAnsi="Times New Roman"/>
+          <w:rFonts w:ascii="Times New Roman" w:eastAsia="微軟正黑體" w:hAnsi="Times New Roman"/>
           <w:color w:val="000000" w:themeColor="text1"/>
         </w:rPr>
         <w:t>在訓練過程中出現</w:t>
       </w:r>
       <w:r>
         <w:rPr>
-          <w:rFonts w:ascii="Times New Roman" w:eastAsia="Microsoft JhengHei" w:hAnsi="Times New Roman" w:hint="eastAsia"/>
+          <w:rFonts w:ascii="Times New Roman" w:eastAsia="微軟正黑體" w:hAnsi="Times New Roman" w:hint="eastAsia"/>
           <w:color w:val="000000" w:themeColor="text1"/>
         </w:rPr>
         <w:t>梯度</w:t>
       </w:r>
       <w:r>
         <w:rPr>
-          <w:rFonts w:ascii="Times New Roman" w:eastAsia="Microsoft JhengHei" w:hAnsi="Times New Roman"/>
+          <w:rFonts w:ascii="Times New Roman" w:eastAsia="微軟正黑體" w:hAnsi="Times New Roman"/>
           <w:color w:val="000000" w:themeColor="text1"/>
         </w:rPr>
         <w:t>爆炸的問題，因此需要</w:t>
       </w:r>
       <w:r>
         <w:rPr>
-          <w:rFonts w:ascii="Times New Roman" w:eastAsia="Microsoft JhengHei" w:hAnsi="Times New Roman"/>
+          <w:rFonts w:ascii="Times New Roman" w:eastAsia="微軟正黑體" w:hAnsi="Times New Roman"/>
           <w:color w:val="000000" w:themeColor="text1"/>
         </w:rPr>
         <w:t>gradient clipping</w:t>
       </w:r>
       <w:r>
         <w:rPr>
-          <w:rFonts w:ascii="Times New Roman" w:eastAsia="Microsoft JhengHei" w:hAnsi="Times New Roman"/>
+          <w:rFonts w:ascii="Times New Roman" w:eastAsia="微軟正黑體" w:hAnsi="Times New Roman"/>
           <w:color w:val="000000" w:themeColor="text1"/>
         </w:rPr>
         <w:t>，在本次作業中我採用</w:t>
       </w:r>
       <w:r>
         <w:rPr>
-          <w:rFonts w:ascii="Times New Roman" w:eastAsia="Microsoft JhengHei" w:hAnsi="Times New Roman"/>
+          <w:rFonts w:ascii="Times New Roman" w:eastAsia="微軟正黑體" w:hAnsi="Times New Roman"/>
           <w:color w:val="000000" w:themeColor="text1"/>
         </w:rPr>
         <w:t>g</w:t>
       </w:r>
       <w:r>
         <w:rPr>
-          <w:rFonts w:ascii="Times New Roman" w:eastAsia="Microsoft JhengHei" w:hAnsi="Times New Roman" w:hint="eastAsia"/>
+          <w:rFonts w:ascii="Times New Roman" w:eastAsia="微軟正黑體" w:hAnsi="Times New Roman" w:hint="eastAsia"/>
           <w:color w:val="000000" w:themeColor="text1"/>
         </w:rPr>
         <w:t>r</w:t>
       </w:r>
       <w:r>
         <w:rPr>
-          <w:rFonts w:ascii="Times New Roman" w:eastAsia="Microsoft JhengHei" w:hAnsi="Times New Roman"/>
+          <w:rFonts w:ascii="Times New Roman" w:eastAsia="微軟正黑體" w:hAnsi="Times New Roman"/>
           <w:color w:val="000000" w:themeColor="text1"/>
         </w:rPr>
         <w:t>adient clipping=1</w:t>
       </w:r>
       <w:r>
         <w:rPr>
-          <w:rFonts w:ascii="Times New Roman" w:eastAsia="Microsoft JhengHei" w:hAnsi="Times New Roman" w:hint="eastAsia"/>
+          <w:rFonts w:ascii="Times New Roman" w:eastAsia="微軟正黑體" w:hAnsi="Times New Roman" w:hint="eastAsia"/>
           <w:color w:val="000000" w:themeColor="text1"/>
         </w:rPr>
         <w:t>，可以讓</w:t>
       </w:r>
       <w:r>
         <w:rPr>
-          <w:rFonts w:ascii="Times New Roman" w:eastAsia="Microsoft JhengHei" w:hAnsi="Times New Roman" w:hint="eastAsia"/>
+          <w:rFonts w:ascii="Times New Roman" w:eastAsia="微軟正黑體" w:hAnsi="Times New Roman" w:hint="eastAsia"/>
           <w:color w:val="000000" w:themeColor="text1"/>
           <w:lang w:eastAsia="zh-TW"/>
         </w:rPr>
@@ -2440,70 +2236,70 @@
       </w:r>
       <w:r>
         <w:rPr>
-          <w:rFonts w:ascii="Times New Roman" w:eastAsia="Microsoft JhengHei" w:hAnsi="Times New Roman" w:hint="eastAsia"/>
+          <w:rFonts w:ascii="Times New Roman" w:eastAsia="微軟正黑體" w:hAnsi="Times New Roman" w:hint="eastAsia"/>
           <w:color w:val="000000" w:themeColor="text1"/>
         </w:rPr>
         <w:t>控制在一定範圍內</w:t>
       </w:r>
       <w:r>
         <w:rPr>
-          <w:rFonts w:ascii="Times New Roman" w:eastAsia="Microsoft JhengHei" w:hAnsi="Times New Roman"/>
+          <w:rFonts w:ascii="Times New Roman" w:eastAsia="微軟正黑體" w:hAnsi="Times New Roman"/>
           <w:color w:val="000000" w:themeColor="text1"/>
         </w:rPr>
         <w:t>，讓模型的更新幅度保持穩定，避免</w:t>
       </w:r>
       <w:r>
         <w:rPr>
-          <w:rFonts w:ascii="Times New Roman" w:eastAsia="Microsoft JhengHei" w:hAnsi="Times New Roman"/>
+          <w:rFonts w:ascii="Times New Roman" w:eastAsia="微軟正黑體" w:hAnsi="Times New Roman"/>
           <w:color w:val="000000" w:themeColor="text1"/>
         </w:rPr>
         <w:t>loss</w:t>
       </w:r>
       <w:r>
         <w:rPr>
-          <w:rFonts w:ascii="Times New Roman" w:eastAsia="Microsoft JhengHei" w:hAnsi="Times New Roman"/>
+          <w:rFonts w:ascii="Times New Roman" w:eastAsia="微軟正黑體" w:hAnsi="Times New Roman"/>
           <w:color w:val="000000" w:themeColor="text1"/>
         </w:rPr>
         <w:t>變成無限大或大幅波動，特別是在處理</w:t>
       </w:r>
       <w:r>
         <w:rPr>
-          <w:rFonts w:ascii="Times New Roman" w:eastAsia="Microsoft JhengHei" w:hAnsi="Times New Roman"/>
+          <w:rFonts w:ascii="Times New Roman" w:eastAsia="微軟正黑體" w:hAnsi="Times New Roman"/>
           <w:color w:val="000000" w:themeColor="text1"/>
         </w:rPr>
         <w:t>long sequence</w:t>
       </w:r>
       <w:r>
         <w:rPr>
-          <w:rFonts w:ascii="Times New Roman" w:eastAsia="Microsoft JhengHei" w:hAnsi="Times New Roman"/>
+          <w:rFonts w:ascii="Times New Roman" w:eastAsia="微軟正黑體" w:hAnsi="Times New Roman"/>
           <w:color w:val="000000" w:themeColor="text1"/>
         </w:rPr>
         <w:t>資料時或使用</w:t>
       </w:r>
       <w:r>
         <w:rPr>
-          <w:rFonts w:ascii="Times New Roman" w:eastAsia="Microsoft JhengHei" w:hAnsi="Times New Roman"/>
+          <w:rFonts w:ascii="Times New Roman" w:eastAsia="微軟正黑體" w:hAnsi="Times New Roman"/>
           <w:color w:val="000000" w:themeColor="text1"/>
         </w:rPr>
         <w:t>teacher forcing</w:t>
       </w:r>
       <w:r>
         <w:rPr>
-          <w:rFonts w:ascii="Times New Roman" w:eastAsia="Microsoft JhengHei" w:hAnsi="Times New Roman"/>
+          <w:rFonts w:ascii="Times New Roman" w:eastAsia="微軟正黑體" w:hAnsi="Times New Roman"/>
           <w:color w:val="000000" w:themeColor="text1"/>
         </w:rPr>
         <w:t>訓練策略時，</w:t>
       </w:r>
       <w:r>
         <w:rPr>
-          <w:rFonts w:ascii="Times New Roman" w:eastAsia="Microsoft JhengHei" w:hAnsi="Times New Roman"/>
+          <w:rFonts w:ascii="Times New Roman" w:eastAsia="微軟正黑體" w:hAnsi="Times New Roman"/>
           <w:color w:val="000000" w:themeColor="text1"/>
         </w:rPr>
         <w:t>gradient clipping</w:t>
       </w:r>
       <w:r>
         <w:rPr>
-          <w:rFonts w:ascii="Times New Roman" w:eastAsia="Microsoft JhengHei" w:hAnsi="Times New Roman"/>
+          <w:rFonts w:ascii="Times New Roman" w:eastAsia="微軟正黑體" w:hAnsi="Times New Roman"/>
           <w:color w:val="000000" w:themeColor="text1"/>
         </w:rPr>
         <w:t>可以更有效提升模型的穩定度與重現性</w:t>
@@ -2515,7 +2311,7 @@
         <w:spacing w:beforeAutospacing="0" w:after="240" w:afterAutospacing="0" w:line="240" w:lineRule="auto"/>
         <w:ind w:left="720"/>
         <w:rPr>
-          <w:rFonts w:ascii="Times New Roman" w:eastAsia="Microsoft JhengHei" w:hAnsi="Times New Roman"/>
+          <w:rFonts w:ascii="Times New Roman" w:eastAsia="微軟正黑體" w:hAnsi="Times New Roman"/>
           <w:color w:val="000000" w:themeColor="text1"/>
         </w:rPr>
       </w:pPr>
@@ -2584,188 +2380,188 @@
         </w:numPr>
         <w:spacing w:beforeAutospacing="0" w:afterAutospacing="0" w:line="240" w:lineRule="auto"/>
         <w:rPr>
-          <w:rFonts w:ascii="Times New Roman" w:eastAsia="Microsoft JhengHei" w:hAnsi="Times New Roman"/>
-          <w:color w:val="000000" w:themeColor="text1"/>
-        </w:rPr>
-      </w:pPr>
-      <w:r>
-        <w:rPr>
-          <w:rFonts w:ascii="Times New Roman" w:eastAsia="Microsoft JhengHei" w:hAnsi="Times New Roman" w:hint="eastAsia"/>
+          <w:rFonts w:ascii="Times New Roman" w:eastAsia="微軟正黑體" w:hAnsi="Times New Roman"/>
+          <w:color w:val="000000" w:themeColor="text1"/>
+        </w:rPr>
+      </w:pPr>
+      <w:r>
+        <w:rPr>
+          <w:rFonts w:ascii="Times New Roman" w:eastAsia="微軟正黑體" w:hAnsi="Times New Roman" w:hint="eastAsia"/>
           <w:color w:val="000000" w:themeColor="text1"/>
         </w:rPr>
         <w:t>在這次的作業中，我有使用</w:t>
       </w:r>
       <w:r>
         <w:rPr>
-          <w:rFonts w:ascii="Times New Roman" w:eastAsia="Microsoft JhengHei" w:hAnsi="Times New Roman"/>
+          <w:rFonts w:ascii="Times New Roman" w:eastAsia="微軟正黑體" w:hAnsi="Times New Roman"/>
           <w:color w:val="000000" w:themeColor="text1"/>
         </w:rPr>
         <w:t xml:space="preserve">epoch=30 </w:t>
       </w:r>
       <w:r>
         <w:rPr>
-          <w:rFonts w:ascii="Times New Roman" w:eastAsia="Microsoft JhengHei" w:hAnsi="Times New Roman" w:hint="eastAsia"/>
+          <w:rFonts w:ascii="Times New Roman" w:eastAsia="微軟正黑體" w:hAnsi="Times New Roman" w:hint="eastAsia"/>
           <w:color w:val="000000" w:themeColor="text1"/>
         </w:rPr>
         <w:t>、</w:t>
       </w:r>
       <w:r>
         <w:rPr>
-          <w:rFonts w:ascii="Times New Roman" w:eastAsia="Microsoft JhengHei" w:hAnsi="Times New Roman"/>
+          <w:rFonts w:ascii="Times New Roman" w:eastAsia="微軟正黑體" w:hAnsi="Times New Roman"/>
           <w:color w:val="000000" w:themeColor="text1"/>
         </w:rPr>
         <w:t>epoch=50</w:t>
       </w:r>
       <w:r>
         <w:rPr>
-          <w:rFonts w:ascii="Times New Roman" w:eastAsia="Microsoft JhengHei" w:hAnsi="Times New Roman" w:hint="eastAsia"/>
+          <w:rFonts w:ascii="Times New Roman" w:eastAsia="微軟正黑體" w:hAnsi="Times New Roman" w:hint="eastAsia"/>
           <w:color w:val="000000" w:themeColor="text1"/>
         </w:rPr>
         <w:t>這兩個參數進行訓練，在</w:t>
       </w:r>
       <w:r>
         <w:rPr>
-          <w:rFonts w:ascii="Times New Roman" w:eastAsia="Microsoft JhengHei" w:hAnsi="Times New Roman"/>
+          <w:rFonts w:ascii="Times New Roman" w:eastAsia="微軟正黑體" w:hAnsi="Times New Roman"/>
           <w:color w:val="000000" w:themeColor="text1"/>
         </w:rPr>
         <w:t>training logs</w:t>
       </w:r>
       <w:r>
         <w:rPr>
-          <w:rFonts w:ascii="Times New Roman" w:eastAsia="Microsoft JhengHei" w:hAnsi="Times New Roman" w:hint="eastAsia"/>
+          <w:rFonts w:ascii="Times New Roman" w:eastAsia="微軟正黑體" w:hAnsi="Times New Roman" w:hint="eastAsia"/>
           <w:color w:val="000000" w:themeColor="text1"/>
         </w:rPr>
         <w:t>中我看到</w:t>
       </w:r>
       <w:r>
         <w:rPr>
-          <w:rFonts w:ascii="Times New Roman" w:eastAsia="Microsoft JhengHei" w:hAnsi="Times New Roman"/>
+          <w:rFonts w:ascii="Times New Roman" w:eastAsia="微軟正黑體" w:hAnsi="Times New Roman"/>
           <w:color w:val="000000" w:themeColor="text1"/>
         </w:rPr>
         <w:t>epoch=50</w:t>
       </w:r>
       <w:r>
         <w:rPr>
-          <w:rFonts w:ascii="Times New Roman" w:eastAsia="Microsoft JhengHei" w:hAnsi="Times New Roman" w:hint="eastAsia"/>
+          <w:rFonts w:ascii="Times New Roman" w:eastAsia="微軟正黑體" w:hAnsi="Times New Roman" w:hint="eastAsia"/>
           <w:color w:val="000000" w:themeColor="text1"/>
         </w:rPr>
         <w:t>的</w:t>
       </w:r>
       <w:r>
         <w:rPr>
-          <w:rFonts w:ascii="Times New Roman" w:eastAsia="Microsoft JhengHei" w:hAnsi="Times New Roman"/>
+          <w:rFonts w:ascii="Times New Roman" w:eastAsia="微軟正黑體" w:hAnsi="Times New Roman"/>
           <w:color w:val="000000" w:themeColor="text1"/>
         </w:rPr>
         <w:t>EM</w:t>
       </w:r>
       <w:r>
         <w:rPr>
-          <w:rFonts w:ascii="Times New Roman" w:eastAsia="Microsoft JhengHei" w:hAnsi="Times New Roman" w:hint="eastAsia"/>
+          <w:rFonts w:ascii="Times New Roman" w:eastAsia="微軟正黑體" w:hAnsi="Times New Roman" w:hint="eastAsia"/>
           <w:color w:val="000000" w:themeColor="text1"/>
         </w:rPr>
         <w:t>值明顯高於</w:t>
       </w:r>
       <w:r>
         <w:rPr>
-          <w:rFonts w:ascii="Times New Roman" w:eastAsia="Microsoft JhengHei" w:hAnsi="Times New Roman"/>
+          <w:rFonts w:ascii="Times New Roman" w:eastAsia="微軟正黑體" w:hAnsi="Times New Roman"/>
           <w:color w:val="000000" w:themeColor="text1"/>
         </w:rPr>
         <w:t>epoch =30</w:t>
       </w:r>
       <w:r>
         <w:rPr>
-          <w:rFonts w:ascii="Times New Roman" w:eastAsia="Microsoft JhengHei" w:hAnsi="Times New Roman" w:hint="eastAsia"/>
+          <w:rFonts w:ascii="Times New Roman" w:eastAsia="微軟正黑體" w:hAnsi="Times New Roman" w:hint="eastAsia"/>
           <w:color w:val="000000" w:themeColor="text1"/>
         </w:rPr>
         <w:t>，因此我覺得</w:t>
       </w:r>
       <w:r>
         <w:rPr>
-          <w:rFonts w:ascii="Times New Roman" w:eastAsia="Microsoft JhengHei" w:hAnsi="Times New Roman" w:hint="eastAsia"/>
+          <w:rFonts w:ascii="Times New Roman" w:eastAsia="微軟正黑體" w:hAnsi="Times New Roman" w:hint="eastAsia"/>
           <w:color w:val="000000" w:themeColor="text1"/>
         </w:rPr>
         <w:t>模型</w:t>
       </w:r>
       <w:r>
         <w:rPr>
-          <w:rFonts w:ascii="Times New Roman" w:eastAsia="Microsoft JhengHei" w:hAnsi="Times New Roman" w:hint="eastAsia"/>
+          <w:rFonts w:ascii="Times New Roman" w:eastAsia="微軟正黑體" w:hAnsi="Times New Roman" w:hint="eastAsia"/>
           <w:color w:val="000000" w:themeColor="text1"/>
         </w:rPr>
         <w:t>應該會比較好，但是結果也是一樣差，不禁讓我好奇原因，因此我</w:t>
       </w:r>
       <w:r>
         <w:rPr>
-          <w:rFonts w:ascii="Times New Roman" w:eastAsia="Microsoft JhengHei" w:hAnsi="Times New Roman" w:hint="eastAsia"/>
+          <w:rFonts w:ascii="Times New Roman" w:eastAsia="微軟正黑體" w:hAnsi="Times New Roman" w:hint="eastAsia"/>
           <w:color w:val="000000" w:themeColor="text1"/>
         </w:rPr>
         <w:t>進階</w:t>
       </w:r>
       <w:r>
         <w:rPr>
-          <w:rFonts w:ascii="Times New Roman" w:eastAsia="Microsoft JhengHei" w:hAnsi="Times New Roman" w:hint="eastAsia"/>
+          <w:rFonts w:ascii="Times New Roman" w:eastAsia="微軟正黑體" w:hAnsi="Times New Roman" w:hint="eastAsia"/>
           <w:color w:val="000000" w:themeColor="text1"/>
         </w:rPr>
         <w:t>閱讀</w:t>
       </w:r>
       <w:r>
         <w:rPr>
-          <w:rFonts w:ascii="Times New Roman" w:eastAsia="Microsoft JhengHei" w:hAnsi="Times New Roman"/>
+          <w:rFonts w:ascii="Times New Roman" w:eastAsia="微軟正黑體" w:hAnsi="Times New Roman"/>
           <w:color w:val="000000" w:themeColor="text1"/>
         </w:rPr>
         <w:t>NLP</w:t>
       </w:r>
       <w:r>
         <w:rPr>
-          <w:rFonts w:ascii="Times New Roman" w:eastAsia="Microsoft JhengHei" w:hAnsi="Times New Roman" w:hint="eastAsia"/>
+          <w:rFonts w:ascii="Times New Roman" w:eastAsia="微軟正黑體" w:hAnsi="Times New Roman" w:hint="eastAsia"/>
           <w:color w:val="000000" w:themeColor="text1"/>
         </w:rPr>
         <w:t xml:space="preserve"> </w:t>
       </w:r>
       <w:r>
         <w:rPr>
-          <w:rFonts w:ascii="Times New Roman" w:eastAsia="Microsoft JhengHei" w:hAnsi="Times New Roman" w:hint="eastAsia"/>
+          <w:rFonts w:ascii="Times New Roman" w:eastAsia="微軟正黑體" w:hAnsi="Times New Roman" w:hint="eastAsia"/>
           <w:color w:val="000000" w:themeColor="text1"/>
         </w:rPr>
         <w:t>在</w:t>
       </w:r>
       <w:r>
         <w:rPr>
-          <w:rFonts w:ascii="Times New Roman" w:eastAsia="Microsoft JhengHei" w:hAnsi="Times New Roman"/>
+          <w:rFonts w:ascii="Times New Roman" w:eastAsia="微軟正黑體" w:hAnsi="Times New Roman"/>
           <w:color w:val="000000" w:themeColor="text1"/>
         </w:rPr>
         <w:t>Arithmetic Problems</w:t>
       </w:r>
       <w:r>
         <w:rPr>
-          <w:rFonts w:ascii="Times New Roman" w:eastAsia="Microsoft JhengHei" w:hAnsi="Times New Roman" w:hint="eastAsia"/>
+          <w:rFonts w:ascii="Times New Roman" w:eastAsia="微軟正黑體" w:hAnsi="Times New Roman" w:hint="eastAsia"/>
           <w:color w:val="000000" w:themeColor="text1"/>
         </w:rPr>
         <w:t>處理的相關</w:t>
       </w:r>
       <w:r>
         <w:rPr>
-          <w:rFonts w:ascii="Times New Roman" w:eastAsia="Microsoft JhengHei" w:hAnsi="Times New Roman" w:hint="eastAsia"/>
+          <w:rFonts w:ascii="Times New Roman" w:eastAsia="微軟正黑體" w:hAnsi="Times New Roman" w:hint="eastAsia"/>
           <w:color w:val="000000" w:themeColor="text1"/>
         </w:rPr>
         <w:t>論文</w:t>
       </w:r>
       <w:r>
         <w:rPr>
-          <w:rFonts w:ascii="Times New Roman" w:eastAsia="Microsoft JhengHei" w:hAnsi="Times New Roman" w:hint="eastAsia"/>
+          <w:rFonts w:ascii="Times New Roman" w:eastAsia="微軟正黑體" w:hAnsi="Times New Roman" w:hint="eastAsia"/>
           <w:color w:val="000000" w:themeColor="text1"/>
         </w:rPr>
         <w:t>研究</w:t>
       </w:r>
       <w:r>
         <w:rPr>
-          <w:rFonts w:ascii="Times New Roman" w:eastAsia="Microsoft JhengHei" w:hAnsi="Times New Roman"/>
+          <w:rFonts w:ascii="Times New Roman" w:eastAsia="微軟正黑體" w:hAnsi="Times New Roman"/>
           <w:color w:val="000000" w:themeColor="text1"/>
         </w:rPr>
         <w:t>[1]</w:t>
       </w:r>
       <w:r>
         <w:rPr>
-          <w:rFonts w:ascii="Times New Roman" w:eastAsia="Microsoft JhengHei" w:hAnsi="Times New Roman" w:hint="eastAsia"/>
+          <w:rFonts w:ascii="Times New Roman" w:eastAsia="微軟正黑體" w:hAnsi="Times New Roman" w:hint="eastAsia"/>
           <w:color w:val="000000" w:themeColor="text1"/>
         </w:rPr>
         <w:t>。</w:t>
@@ -2780,13 +2576,13 @@
         </w:numPr>
         <w:spacing w:beforeAutospacing="0" w:afterAutospacing="0" w:line="240" w:lineRule="auto"/>
         <w:rPr>
-          <w:rFonts w:ascii="Times New Roman" w:eastAsia="Microsoft JhengHei" w:hAnsi="Times New Roman"/>
-          <w:color w:val="000000" w:themeColor="text1"/>
-        </w:rPr>
-      </w:pPr>
-      <w:r>
-        <w:rPr>
-          <w:rFonts w:ascii="Times New Roman" w:eastAsia="Microsoft JhengHei" w:hAnsi="Times New Roman" w:hint="eastAsia"/>
+          <w:rFonts w:ascii="Times New Roman" w:eastAsia="微軟正黑體" w:hAnsi="Times New Roman"/>
+          <w:color w:val="000000" w:themeColor="text1"/>
+        </w:rPr>
+      </w:pPr>
+      <w:r>
+        <w:rPr>
+          <w:rFonts w:ascii="Times New Roman" w:eastAsia="微軟正黑體" w:hAnsi="Times New Roman" w:hint="eastAsia"/>
           <w:color w:val="000000" w:themeColor="text1"/>
         </w:rPr>
         <w:lastRenderedPageBreak/>
@@ -2794,77 +2590,77 @@
       </w:r>
       <w:r>
         <w:rPr>
-          <w:rFonts w:ascii="Times New Roman" w:eastAsia="Microsoft JhengHei" w:hAnsi="Times New Roman"/>
+          <w:rFonts w:ascii="Times New Roman" w:eastAsia="微軟正黑體" w:hAnsi="Times New Roman"/>
           <w:color w:val="000000" w:themeColor="text1"/>
         </w:rPr>
         <w:t>Math Word Problems(MWP)</w:t>
       </w:r>
       <w:r>
         <w:rPr>
-          <w:rFonts w:ascii="Times New Roman" w:eastAsia="Microsoft JhengHei" w:hAnsi="Times New Roman" w:hint="eastAsia"/>
+          <w:rFonts w:ascii="Times New Roman" w:eastAsia="微軟正黑體" w:hAnsi="Times New Roman" w:hint="eastAsia"/>
           <w:color w:val="000000" w:themeColor="text1"/>
         </w:rPr>
         <w:t>時，並未真正理解語意或是進行</w:t>
       </w:r>
       <w:r>
         <w:rPr>
-          <w:rFonts w:ascii="Times New Roman" w:eastAsia="Microsoft JhengHei" w:hAnsi="Times New Roman" w:hint="eastAsia"/>
+          <w:rFonts w:ascii="Times New Roman" w:eastAsia="微軟正黑體" w:hAnsi="Times New Roman" w:hint="eastAsia"/>
           <w:color w:val="000000" w:themeColor="text1"/>
         </w:rPr>
         <w:t>數學推理，而是依賴資料集的表面模式進行推論，即使移除問題文本或是打亂詞序，模型仍可在標準資料集取得高準確率。為了驗證這類型態，他們建立挑戰度較高的</w:t>
       </w:r>
       <w:r>
         <w:rPr>
-          <w:rFonts w:ascii="Times New Roman" w:eastAsia="Microsoft JhengHei" w:hAnsi="Times New Roman"/>
+          <w:rFonts w:ascii="Times New Roman" w:eastAsia="微軟正黑體" w:hAnsi="Times New Roman"/>
           <w:color w:val="000000" w:themeColor="text1"/>
         </w:rPr>
         <w:t>SVAMP</w:t>
       </w:r>
       <w:r>
         <w:rPr>
-          <w:rFonts w:ascii="Times New Roman" w:eastAsia="Microsoft JhengHei" w:hAnsi="Times New Roman" w:hint="eastAsia"/>
+          <w:rFonts w:ascii="Times New Roman" w:eastAsia="微軟正黑體" w:hAnsi="Times New Roman" w:hint="eastAsia"/>
           <w:color w:val="000000" w:themeColor="text1"/>
         </w:rPr>
         <w:t>，透過改變題目結構等等，測試模型對變化的敏感度，結果顯示</w:t>
       </w:r>
       <w:r>
         <w:rPr>
-          <w:rFonts w:ascii="Times New Roman" w:eastAsia="Microsoft JhengHei" w:hAnsi="Times New Roman"/>
+          <w:rFonts w:ascii="Times New Roman" w:eastAsia="微軟正黑體" w:hAnsi="Times New Roman"/>
           <w:color w:val="000000" w:themeColor="text1"/>
         </w:rPr>
         <w:t>Graph2Tree</w:t>
       </w:r>
       <w:r>
         <w:rPr>
-          <w:rFonts w:ascii="Times New Roman" w:eastAsia="Microsoft JhengHei" w:hAnsi="Times New Roman" w:hint="eastAsia"/>
+          <w:rFonts w:ascii="Times New Roman" w:eastAsia="微軟正黑體" w:hAnsi="Times New Roman" w:hint="eastAsia"/>
           <w:color w:val="000000" w:themeColor="text1"/>
         </w:rPr>
         <w:t>模型在</w:t>
       </w:r>
       <w:r>
         <w:rPr>
-          <w:rFonts w:ascii="Times New Roman" w:eastAsia="Microsoft JhengHei" w:hAnsi="Times New Roman"/>
+          <w:rFonts w:ascii="Times New Roman" w:eastAsia="微軟正黑體" w:hAnsi="Times New Roman"/>
           <w:color w:val="000000" w:themeColor="text1"/>
         </w:rPr>
         <w:t>SVAMP</w:t>
       </w:r>
       <w:r>
         <w:rPr>
-          <w:rFonts w:ascii="Times New Roman" w:eastAsia="Microsoft JhengHei" w:hAnsi="Times New Roman" w:hint="eastAsia"/>
+          <w:rFonts w:ascii="Times New Roman" w:eastAsia="微軟正黑體" w:hAnsi="Times New Roman" w:hint="eastAsia"/>
           <w:color w:val="000000" w:themeColor="text1"/>
         </w:rPr>
         <w:t>準確度只有</w:t>
       </w:r>
       <w:r>
         <w:rPr>
-          <w:rFonts w:ascii="Times New Roman" w:eastAsia="Microsoft JhengHei" w:hAnsi="Times New Roman"/>
+          <w:rFonts w:ascii="Times New Roman" w:eastAsia="微軟正黑體" w:hAnsi="Times New Roman"/>
           <w:color w:val="000000" w:themeColor="text1"/>
         </w:rPr>
         <w:t>43.8%</w:t>
       </w:r>
       <w:r>
         <w:rPr>
-          <w:rFonts w:ascii="Times New Roman" w:eastAsia="Microsoft JhengHei" w:hAnsi="Times New Roman" w:hint="eastAsia"/>
+          <w:rFonts w:ascii="Times New Roman" w:eastAsia="微軟正黑體" w:hAnsi="Times New Roman" w:hint="eastAsia"/>
           <w:color w:val="000000" w:themeColor="text1"/>
         </w:rPr>
         <w:t>，遠低於標準資料集。</w:t>
@@ -2879,76 +2675,83 @@
         </w:numPr>
         <w:spacing w:beforeAutospacing="0" w:afterAutospacing="0" w:line="240" w:lineRule="auto"/>
         <w:rPr>
-          <w:rFonts w:ascii="Times New Roman" w:eastAsia="Microsoft JhengHei" w:hAnsi="Times New Roman"/>
-          <w:color w:val="000000" w:themeColor="text1"/>
-        </w:rPr>
-      </w:pPr>
-      <w:r>
-        <w:rPr>
-          <w:rFonts w:ascii="Times New Roman" w:eastAsia="Microsoft JhengHei" w:hAnsi="Times New Roman" w:hint="eastAsia"/>
+          <w:rFonts w:ascii="Times New Roman" w:eastAsia="微軟正黑體" w:hAnsi="Times New Roman"/>
+          <w:color w:val="000000" w:themeColor="text1"/>
+        </w:rPr>
+      </w:pPr>
+      <w:r>
+        <w:rPr>
+          <w:rFonts w:ascii="Times New Roman" w:eastAsia="微軟正黑體" w:hAnsi="Times New Roman" w:hint="eastAsia"/>
           <w:color w:val="000000" w:themeColor="text1"/>
         </w:rPr>
         <w:t>這篇論文解決我在訓練</w:t>
       </w:r>
       <w:r>
         <w:rPr>
-          <w:rFonts w:ascii="Times New Roman" w:eastAsia="Microsoft JhengHei" w:hAnsi="Times New Roman"/>
+          <w:rFonts w:ascii="Times New Roman" w:eastAsia="微軟正黑體" w:hAnsi="Times New Roman"/>
           <w:color w:val="000000" w:themeColor="text1"/>
         </w:rPr>
         <w:t>LTSM</w:t>
       </w:r>
       <w:r>
         <w:rPr>
-          <w:rFonts w:ascii="Times New Roman" w:eastAsia="Microsoft JhengHei" w:hAnsi="Times New Roman" w:hint="eastAsia"/>
+          <w:rFonts w:ascii="Times New Roman" w:eastAsia="微軟正黑體" w:hAnsi="Times New Roman" w:hint="eastAsia"/>
           <w:color w:val="000000" w:themeColor="text1"/>
         </w:rPr>
         <w:t>過程時的疑惑，就算我最高的</w:t>
       </w:r>
       <w:r>
         <w:rPr>
-          <w:rFonts w:ascii="Times New Roman" w:eastAsia="Microsoft JhengHei" w:hAnsi="Times New Roman"/>
+          <w:rFonts w:ascii="Times New Roman" w:eastAsia="微軟正黑體" w:hAnsi="Times New Roman"/>
           <w:color w:val="000000" w:themeColor="text1"/>
         </w:rPr>
         <w:t>E</w:t>
       </w:r>
       <w:r>
         <w:rPr>
-          <w:rFonts w:ascii="Times New Roman" w:eastAsia="Microsoft JhengHei" w:hAnsi="Times New Roman"/>
+          <w:rFonts w:ascii="Times New Roman" w:eastAsia="微軟正黑體" w:hAnsi="Times New Roman"/>
           <w:color w:val="000000" w:themeColor="text1"/>
         </w:rPr>
         <w:t>M</w:t>
       </w:r>
       <w:r>
         <w:rPr>
-          <w:rFonts w:ascii="Times New Roman" w:eastAsia="Microsoft JhengHei" w:hAnsi="Times New Roman" w:hint="eastAsia"/>
+          <w:rFonts w:ascii="Times New Roman" w:eastAsia="微軟正黑體" w:hAnsi="Times New Roman" w:hint="eastAsia"/>
           <w:color w:val="000000" w:themeColor="text1"/>
         </w:rPr>
         <w:t>有達到</w:t>
       </w:r>
       <w:r>
         <w:rPr>
-          <w:rFonts w:ascii="Times New Roman" w:eastAsia="Microsoft JhengHei" w:hAnsi="Times New Roman"/>
+          <w:rFonts w:ascii="Times New Roman" w:eastAsia="微軟正黑體" w:hAnsi="Times New Roman"/>
           <w:color w:val="000000" w:themeColor="text1"/>
         </w:rPr>
         <w:t>0.96</w:t>
       </w:r>
       <w:r>
         <w:rPr>
-          <w:rFonts w:ascii="Times New Roman" w:eastAsia="Microsoft JhengHei" w:hAnsi="Times New Roman" w:hint="eastAsia"/>
+          <w:rFonts w:ascii="Times New Roman" w:eastAsia="微軟正黑體" w:hAnsi="Times New Roman"/>
+          <w:color w:val="000000" w:themeColor="text1"/>
+        </w:rPr>
+        <w:t>8</w:t>
+      </w:r>
+      <w:r>
+        <w:rPr>
+          <w:rFonts w:ascii="Times New Roman" w:eastAsia="微軟正黑體" w:hAnsi="Times New Roman" w:hint="eastAsia"/>
           <w:color w:val="000000" w:themeColor="text1"/>
         </w:rPr>
         <w:t>，但並不表示模型有真的學會數學運算邏輯，未來如果要讓我模型有更高的推理能力，可以參考</w:t>
       </w:r>
       <w:r>
         <w:rPr>
-          <w:rFonts w:ascii="Times New Roman" w:eastAsia="Microsoft JhengHei" w:hAnsi="Times New Roman"/>
+          <w:rFonts w:ascii="Times New Roman" w:eastAsia="微軟正黑體" w:hAnsi="Times New Roman"/>
           <w:color w:val="000000" w:themeColor="text1"/>
         </w:rPr>
         <w:t>SVAMP</w:t>
       </w:r>
       <w:r>
         <w:rPr>
-          <w:rFonts w:ascii="Times New Roman" w:eastAsia="Microsoft JhengHei" w:hAnsi="Times New Roman" w:hint="eastAsia"/>
+          <w:rFonts w:ascii="Times New Roman" w:eastAsia="微軟正黑體" w:hAnsi="Times New Roman" w:hint="eastAsia"/>
           <w:color w:val="000000" w:themeColor="text1"/>
         </w:rPr>
         <w:t>設計裡面，增加更多樣性的變化，檢驗模型是否真的理解運算規則。</w:t>
@@ -2960,7 +2763,7 @@
         <w:spacing w:beforeAutospacing="0" w:after="240" w:afterAutospacing="0" w:line="240" w:lineRule="auto"/>
         <w:ind w:left="720"/>
         <w:rPr>
-          <w:rFonts w:ascii="Times New Roman" w:eastAsia="Microsoft JhengHei" w:hAnsi="Times New Roman" w:hint="eastAsia"/>
+          <w:rFonts w:ascii="Times New Roman" w:eastAsia="微軟正黑體" w:hAnsi="Times New Roman"/>
           <w:color w:val="000000" w:themeColor="text1"/>
         </w:rPr>
       </w:pPr>
@@ -3007,118 +2810,118 @@
         </w:numPr>
         <w:spacing w:beforeAutospacing="0" w:afterAutospacing="0" w:line="240" w:lineRule="auto"/>
         <w:rPr>
-          <w:rFonts w:ascii="Times New Roman" w:eastAsia="Microsoft JhengHei" w:hAnsi="Times New Roman"/>
-          <w:color w:val="000000" w:themeColor="text1"/>
-        </w:rPr>
-      </w:pPr>
-      <w:r>
-        <w:rPr>
-          <w:rFonts w:ascii="Times New Roman" w:eastAsia="Microsoft JhengHei" w:hAnsi="Times New Roman"/>
+          <w:rFonts w:ascii="Times New Roman" w:eastAsia="微軟正黑體" w:hAnsi="Times New Roman"/>
+          <w:color w:val="000000" w:themeColor="text1"/>
+        </w:rPr>
+      </w:pPr>
+      <w:r>
+        <w:rPr>
+          <w:rFonts w:ascii="Times New Roman" w:eastAsia="微軟正黑體" w:hAnsi="Times New Roman"/>
           <w:color w:val="000000" w:themeColor="text1"/>
         </w:rPr>
         <w:t>這次作業主要使用</w:t>
       </w:r>
       <w:r>
         <w:rPr>
-          <w:rFonts w:ascii="Times New Roman" w:eastAsia="Microsoft JhengHei" w:hAnsi="Times New Roman"/>
+          <w:rFonts w:ascii="Times New Roman" w:eastAsia="微軟正黑體" w:hAnsi="Times New Roman"/>
           <w:color w:val="000000" w:themeColor="text1"/>
         </w:rPr>
         <w:t>EM(correct/total)</w:t>
       </w:r>
       <w:r>
         <w:rPr>
-          <w:rFonts w:ascii="Times New Roman" w:eastAsia="Microsoft JhengHei" w:hAnsi="Times New Roman"/>
+          <w:rFonts w:ascii="Times New Roman" w:eastAsia="微軟正黑體" w:hAnsi="Times New Roman"/>
           <w:color w:val="000000" w:themeColor="text1"/>
         </w:rPr>
         <w:t>作為</w:t>
       </w:r>
       <w:r>
         <w:rPr>
-          <w:rFonts w:ascii="Times New Roman" w:eastAsia="Microsoft JhengHei" w:hAnsi="Times New Roman"/>
+          <w:rFonts w:ascii="Times New Roman" w:eastAsia="微軟正黑體" w:hAnsi="Times New Roman"/>
           <w:color w:val="000000" w:themeColor="text1"/>
         </w:rPr>
         <w:t>evaluation accuracy</w:t>
       </w:r>
       <w:r>
         <w:rPr>
-          <w:rFonts w:ascii="Times New Roman" w:eastAsia="Microsoft JhengHei" w:hAnsi="Times New Roman"/>
+          <w:rFonts w:ascii="Times New Roman" w:eastAsia="微軟正黑體" w:hAnsi="Times New Roman"/>
           <w:color w:val="000000" w:themeColor="text1"/>
         </w:rPr>
         <w:t>，</w:t>
       </w:r>
       <w:r>
         <w:rPr>
-          <w:rFonts w:ascii="Times New Roman" w:eastAsia="Microsoft JhengHei" w:hAnsi="Times New Roman" w:hint="eastAsia"/>
+          <w:rFonts w:ascii="Times New Roman" w:eastAsia="微軟正黑體" w:hAnsi="Times New Roman" w:hint="eastAsia"/>
           <w:color w:val="000000" w:themeColor="text1"/>
         </w:rPr>
         <w:t>訓練過程中</w:t>
       </w:r>
       <w:r>
         <w:rPr>
-          <w:rFonts w:ascii="Times New Roman" w:eastAsia="Microsoft JhengHei" w:hAnsi="Times New Roman" w:hint="eastAsia"/>
+          <w:rFonts w:ascii="Times New Roman" w:eastAsia="微軟正黑體" w:hAnsi="Times New Roman" w:hint="eastAsia"/>
           <w:color w:val="000000" w:themeColor="text1"/>
         </w:rPr>
         <w:t>為</w:t>
       </w:r>
       <w:r>
         <w:rPr>
-          <w:rFonts w:ascii="Times New Roman" w:eastAsia="Microsoft JhengHei" w:hAnsi="Times New Roman"/>
+          <w:rFonts w:ascii="Times New Roman" w:eastAsia="微軟正黑體" w:hAnsi="Times New Roman"/>
           <w:color w:val="000000" w:themeColor="text1"/>
         </w:rPr>
         <w:t>了</w:t>
       </w:r>
       <w:r>
         <w:rPr>
-          <w:rFonts w:ascii="Times New Roman" w:eastAsia="Microsoft JhengHei" w:hAnsi="Times New Roman"/>
+          <w:rFonts w:ascii="Times New Roman" w:eastAsia="微軟正黑體" w:hAnsi="Times New Roman"/>
           <w:color w:val="000000" w:themeColor="text1"/>
         </w:rPr>
         <w:t>提高</w:t>
       </w:r>
       <w:r>
         <w:rPr>
-          <w:rFonts w:ascii="Times New Roman" w:eastAsia="Microsoft JhengHei" w:hAnsi="Times New Roman"/>
+          <w:rFonts w:ascii="Times New Roman" w:eastAsia="微軟正黑體" w:hAnsi="Times New Roman"/>
           <w:color w:val="000000" w:themeColor="text1"/>
         </w:rPr>
         <w:t>EM</w:t>
       </w:r>
       <w:r>
         <w:rPr>
-          <w:rFonts w:ascii="Times New Roman" w:eastAsia="Microsoft JhengHei" w:hAnsi="Times New Roman"/>
+          <w:rFonts w:ascii="Times New Roman" w:eastAsia="微軟正黑體" w:hAnsi="Times New Roman"/>
           <w:color w:val="000000" w:themeColor="text1"/>
         </w:rPr>
         <w:t>，我設定</w:t>
       </w:r>
       <w:r>
         <w:rPr>
-          <w:rFonts w:ascii="Times New Roman" w:eastAsia="Microsoft JhengHei" w:hAnsi="Times New Roman"/>
+          <w:rFonts w:ascii="Times New Roman" w:eastAsia="微軟正黑體" w:hAnsi="Times New Roman"/>
           <w:color w:val="000000" w:themeColor="text1"/>
         </w:rPr>
         <w:t>epoch=50</w:t>
       </w:r>
       <w:r>
         <w:rPr>
-          <w:rFonts w:ascii="Times New Roman" w:eastAsia="Microsoft JhengHei" w:hAnsi="Times New Roman"/>
+          <w:rFonts w:ascii="Times New Roman" w:eastAsia="微軟正黑體" w:hAnsi="Times New Roman"/>
           <w:color w:val="000000" w:themeColor="text1"/>
         </w:rPr>
         <w:t>進行訓練，</w:t>
       </w:r>
       <w:r>
         <w:rPr>
-          <w:rFonts w:ascii="Times New Roman" w:eastAsia="Microsoft JhengHei" w:hAnsi="Times New Roman"/>
+          <w:rFonts w:ascii="Times New Roman" w:eastAsia="微軟正黑體" w:hAnsi="Times New Roman"/>
           <w:color w:val="000000" w:themeColor="text1"/>
         </w:rPr>
         <w:t>training logs</w:t>
       </w:r>
       <w:r>
         <w:rPr>
-          <w:rFonts w:ascii="Times New Roman" w:eastAsia="Microsoft JhengHei" w:hAnsi="Times New Roman"/>
+          <w:rFonts w:ascii="Times New Roman" w:eastAsia="微軟正黑體" w:hAnsi="Times New Roman"/>
           <w:color w:val="000000" w:themeColor="text1"/>
         </w:rPr>
         <w:t>過長，僅能截圖</w:t>
       </w:r>
       <w:r>
         <w:rPr>
-          <w:rFonts w:ascii="Times New Roman" w:eastAsia="Microsoft JhengHei" w:hAnsi="Times New Roman"/>
+          <w:rFonts w:ascii="Times New Roman" w:eastAsia="微軟正黑體" w:hAnsi="Times New Roman"/>
           <w:color w:val="000000" w:themeColor="text1"/>
         </w:rPr>
         <w:t>epoch=38-50</w:t>
@@ -3140,6 +2943,92 @@
       <w:r>
         <w:rPr>
           <w:rFonts w:ascii="Times New Roman" w:eastAsia="SimSun" w:hAnsi="Times New Roman" w:cs="Times New Roman"/>
+          <w:noProof/>
+          <w:color w:val="7F7F7F" w:themeColor="text1" w:themeTint="80"/>
+          <w:sz w:val="26"/>
+          <w:szCs w:val="26"/>
+          <w:lang w:val="en-US"/>
+        </w:rPr>
+        <mc:AlternateContent>
+          <mc:Choice Requires="wps">
+            <w:drawing>
+              <wp:anchor distT="0" distB="0" distL="114300" distR="114300" simplePos="0" relativeHeight="251659264" behindDoc="0" locked="0" layoutInCell="1" allowOverlap="1" wp14:anchorId="50F2A887" wp14:editId="4115FA3C">
+                <wp:simplePos x="0" y="0"/>
+                <wp:positionH relativeFrom="column">
+                  <wp:posOffset>608249</wp:posOffset>
+                </wp:positionH>
+                <wp:positionV relativeFrom="paragraph">
+                  <wp:posOffset>3934906</wp:posOffset>
+                </wp:positionV>
+                <wp:extent cx="4469589" cy="397835"/>
+                <wp:effectExtent l="63500" t="38100" r="77470" b="85090"/>
+                <wp:wrapNone/>
+                <wp:docPr id="1516402956" name="矩形 1"/>
+                <wp:cNvGraphicFramePr/>
+                <a:graphic xmlns:a="http://schemas.openxmlformats.org/drawingml/2006/main">
+                  <a:graphicData uri="http://schemas.microsoft.com/office/word/2010/wordprocessingShape">
+                    <wps:wsp>
+                      <wps:cNvSpPr/>
+                      <wps:spPr>
+                        <a:xfrm>
+                          <a:off x="0" y="0"/>
+                          <a:ext cx="4469589" cy="397835"/>
+                        </a:xfrm>
+                        <a:prstGeom prst="rect">
+                          <a:avLst/>
+                        </a:prstGeom>
+                        <a:noFill/>
+                        <a:ln w="38100">
+                          <a:solidFill>
+                            <a:srgbClr val="FFFF00"/>
+                          </a:solidFill>
+                        </a:ln>
+                      </wps:spPr>
+                      <wps:style>
+                        <a:lnRef idx="1">
+                          <a:schemeClr val="accent1"/>
+                        </a:lnRef>
+                        <a:fillRef idx="3">
+                          <a:schemeClr val="accent1"/>
+                        </a:fillRef>
+                        <a:effectRef idx="2">
+                          <a:schemeClr val="accent1"/>
+                        </a:effectRef>
+                        <a:fontRef idx="minor">
+                          <a:schemeClr val="lt1"/>
+                        </a:fontRef>
+                      </wps:style>
+                      <wps:bodyPr rot="0" spcFirstLastPara="0" vertOverflow="overflow" horzOverflow="overflow" vert="horz" wrap="square" lIns="91440" tIns="45720" rIns="91440" bIns="45720" numCol="1" spcCol="0" rtlCol="0" fromWordArt="0" anchor="ctr" anchorCtr="0" forceAA="0" compatLnSpc="1">
+                        <a:prstTxWarp prst="textNoShape">
+                          <a:avLst/>
+                        </a:prstTxWarp>
+                        <a:noAutofit/>
+                      </wps:bodyPr>
+                    </wps:wsp>
+                  </a:graphicData>
+                </a:graphic>
+                <wp14:sizeRelH relativeFrom="margin">
+                  <wp14:pctWidth>0</wp14:pctWidth>
+                </wp14:sizeRelH>
+                <wp14:sizeRelV relativeFrom="margin">
+                  <wp14:pctHeight>0</wp14:pctHeight>
+                </wp14:sizeRelV>
+              </wp:anchor>
+            </w:drawing>
+          </mc:Choice>
+          <mc:Fallback>
+            <w:pict>
+              <v:rect w14:anchorId="41CB6AEF" id="矩形 1" o:spid="_x0000_s1026" style="position:absolute;margin-left:47.9pt;margin-top:309.85pt;width:351.95pt;height:31.35pt;z-index:251659264;visibility:visible;mso-wrap-style:square;mso-width-percent:0;mso-height-percent:0;mso-wrap-distance-left:9pt;mso-wrap-distance-top:0;mso-wrap-distance-right:9pt;mso-wrap-distance-bottom:0;mso-position-horizontal:absolute;mso-position-horizontal-relative:text;mso-position-vertical:absolute;mso-position-vertical-relative:text;mso-width-percent:0;mso-height-percent:0;mso-width-relative:margin;mso-height-relative:margin;v-text-anchor:middle" o:gfxdata="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" filled="f" strokecolor="yellow" strokeweight="3pt">
+                <v:shadow on="t" color="black" opacity="22937f" origin=",.5" offset="0,.63889mm"/>
+              </v:rect>
+            </w:pict>
+          </mc:Fallback>
+        </mc:AlternateContent>
+      </w:r>
+      <w:r>
+        <w:rPr>
+          <w:rFonts w:ascii="Times New Roman" w:eastAsia="SimSun" w:hAnsi="Times New Roman" w:cs="Times New Roman"/>
+          <w:noProof/>
           <w:color w:val="7F7F7F" w:themeColor="text1" w:themeTint="80"/>
           <w:sz w:val="26"/>
           <w:szCs w:val="26"/>

--- a/2025/Assignments/Assignment2/Packed/NLP_HW2_NTHU_113078505.docx
+++ b/2025/Assignments/Assignment2/Packed/NLP_HW2_NTHU_113078505.docx
@@ -540,7 +540,7 @@
         <w:spacing w:after="240"/>
         <w:rPr>
           <w:rFonts w:ascii="Times New Roman" w:eastAsia="Times New Roman" w:hAnsi="Times New Roman" w:cs="Times New Roman"/>
-          <w:color w:val="737373"/>
+          <w:color w:val="FF0000"/>
           <w:sz w:val="26"/>
           <w:szCs w:val="26"/>
         </w:rPr>
@@ -564,6 +564,18 @@
         </w:rPr>
         <w:t>For ease of grading, you are encouraged to present data in textual form rather than as images.</w:t>
       </w:r>
+    </w:p>
+    <w:p>
+      <w:pPr>
+        <w:widowControl w:val="0"/>
+        <w:spacing w:after="240"/>
+        <w:rPr>
+          <w:rFonts w:ascii="Times New Roman" w:eastAsia="Times New Roman" w:hAnsi="Times New Roman" w:cs="Times New Roman" w:hint="eastAsia"/>
+          <w:color w:val="737373"/>
+          <w:sz w:val="26"/>
+          <w:szCs w:val="26"/>
+        </w:rPr>
+      </w:pPr>
     </w:p>
     <w:p>
       <w:pPr>
@@ -835,27 +847,10 @@
     </w:p>
     <w:p>
       <w:pPr>
-        <w:pStyle w:val="a5"/>
         <w:shd w:val="clear" w:color="auto" w:fill="FFFFFF"/>
         <w:spacing w:after="240" w:line="285" w:lineRule="atLeast"/>
-        <w:ind w:leftChars="0" w:left="1208"/>
-        <w:rPr>
-          <w:rFonts w:ascii="Times New Roman" w:eastAsia="新細明體" w:hAnsi="Times New Roman" w:cs="Times New Roman"/>
-          <w:color w:val="000000"/>
-          <w:sz w:val="21"/>
-          <w:szCs w:val="21"/>
-          <w:lang w:val="en-US"/>
-        </w:rPr>
-      </w:pPr>
-    </w:p>
-    <w:p>
-      <w:pPr>
-        <w:pStyle w:val="a5"/>
-        <w:shd w:val="clear" w:color="auto" w:fill="FFFFFF"/>
-        <w:spacing w:after="240" w:line="285" w:lineRule="atLeast"/>
-        <w:ind w:leftChars="0" w:left="1208"/>
-        <w:rPr>
-          <w:rFonts w:ascii="Times New Roman" w:eastAsia="新細明體" w:hAnsi="Times New Roman" w:cs="Times New Roman"/>
+        <w:rPr>
+          <w:rFonts w:ascii="Times New Roman" w:eastAsia="新細明體" w:hAnsi="Times New Roman" w:cs="Times New Roman" w:hint="eastAsia"/>
           <w:color w:val="000000"/>
           <w:sz w:val="21"/>
           <w:szCs w:val="21"/>
@@ -932,7 +927,7 @@
       </w:pPr>
       <w:r>
         <w:rPr>
-          <w:rFonts w:ascii="微軟正黑體" w:eastAsia="微軟正黑體" w:hAnsi="微軟正黑體" w:cs="微軟正黑體" w:hint="eastAsia"/>
+          <w:rFonts w:ascii="Times New Roman" w:eastAsia="微軟正黑體" w:hAnsi="Times New Roman"/>
           <w:color w:val="000000" w:themeColor="text1"/>
         </w:rPr>
         <w:t>如果把</w:t>
@@ -946,7 +941,7 @@
       </w:r>
       <w:r>
         <w:rPr>
-          <w:rFonts w:ascii="微軟正黑體" w:eastAsia="微軟正黑體" w:hAnsi="微軟正黑體" w:cs="微軟正黑體" w:hint="eastAsia"/>
+          <w:rFonts w:ascii="Times New Roman" w:eastAsia="微軟正黑體" w:hAnsi="Times New Roman"/>
           <w:color w:val="000000" w:themeColor="text1"/>
         </w:rPr>
         <w:t>換成一般的</w:t>
@@ -960,7 +955,7 @@
       </w:r>
       <w:r>
         <w:rPr>
-          <w:rFonts w:ascii="微軟正黑體" w:eastAsia="微軟正黑體" w:hAnsi="微軟正黑體" w:cs="微軟正黑體" w:hint="eastAsia"/>
+          <w:rFonts w:ascii="Times New Roman" w:eastAsia="微軟正黑體" w:hAnsi="Times New Roman"/>
           <w:color w:val="000000" w:themeColor="text1"/>
         </w:rPr>
         <w:t>，模型的表現通常會下降，因為</w:t>
@@ -974,7 +969,7 @@
       </w:r>
       <w:r>
         <w:rPr>
-          <w:rFonts w:ascii="微軟正黑體" w:eastAsia="微軟正黑體" w:hAnsi="微軟正黑體" w:cs="微軟正黑體" w:hint="eastAsia"/>
+          <w:rFonts w:ascii="Times New Roman" w:eastAsia="微軟正黑體" w:hAnsi="Times New Roman"/>
           <w:color w:val="000000" w:themeColor="text1"/>
         </w:rPr>
         <w:t>在處理</w:t>
@@ -988,7 +983,7 @@
       </w:r>
       <w:r>
         <w:rPr>
-          <w:rFonts w:ascii="微軟正黑體" w:eastAsia="微軟正黑體" w:hAnsi="微軟正黑體" w:cs="微軟正黑體" w:hint="eastAsia"/>
+          <w:rFonts w:ascii="Times New Roman" w:eastAsia="微軟正黑體" w:hAnsi="Times New Roman"/>
           <w:color w:val="000000" w:themeColor="text1"/>
         </w:rPr>
         <w:t>時，容易出現梯度消失或梯度爆炸的問題，導致模型無法記住前面</w:t>
@@ -1002,14 +997,14 @@
       </w:r>
       <w:r>
         <w:rPr>
-          <w:rFonts w:ascii="微軟正黑體" w:eastAsia="微軟正黑體" w:hAnsi="微軟正黑體" w:cs="微軟正黑體" w:hint="eastAsia"/>
+          <w:rFonts w:ascii="Times New Roman" w:eastAsia="微軟正黑體" w:hAnsi="Times New Roman"/>
           <w:color w:val="000000" w:themeColor="text1"/>
         </w:rPr>
         <w:t>的資訊。</w:t>
       </w:r>
       <w:r>
         <w:rPr>
-          <w:rFonts w:ascii="微軟正黑體" w:eastAsia="微軟正黑體" w:hAnsi="微軟正黑體" w:cs="微軟正黑體" w:hint="eastAsia"/>
+          <w:rFonts w:ascii="Times New Roman" w:eastAsia="微軟正黑體" w:hAnsi="Times New Roman"/>
           <w:color w:val="000000" w:themeColor="text1"/>
         </w:rPr>
         <w:t>而</w:t>
@@ -1023,7 +1018,7 @@
       </w:r>
       <w:r>
         <w:rPr>
-          <w:rFonts w:ascii="微軟正黑體" w:eastAsia="微軟正黑體" w:hAnsi="微軟正黑體" w:cs="微軟正黑體" w:hint="eastAsia"/>
+          <w:rFonts w:ascii="Times New Roman" w:eastAsia="微軟正黑體" w:hAnsi="Times New Roman"/>
           <w:color w:val="000000" w:themeColor="text1"/>
         </w:rPr>
         <w:t>提供結構優化，包含</w:t>
@@ -1037,7 +1032,7 @@
       </w:r>
       <w:r>
         <w:rPr>
-          <w:rFonts w:ascii="微軟正黑體" w:eastAsia="微軟正黑體" w:hAnsi="微軟正黑體" w:cs="微軟正黑體" w:hint="eastAsia"/>
+          <w:rFonts w:ascii="Times New Roman" w:eastAsia="微軟正黑體" w:hAnsi="Times New Roman"/>
           <w:color w:val="000000" w:themeColor="text1"/>
         </w:rPr>
         <w:t>、</w:t>
@@ -1051,7 +1046,7 @@
       </w:r>
       <w:r>
         <w:rPr>
-          <w:rFonts w:ascii="微軟正黑體" w:eastAsia="微軟正黑體" w:hAnsi="微軟正黑體" w:cs="微軟正黑體" w:hint="eastAsia"/>
+          <w:rFonts w:ascii="Times New Roman" w:eastAsia="微軟正黑體" w:hAnsi="Times New Roman"/>
           <w:color w:val="000000" w:themeColor="text1"/>
         </w:rPr>
         <w:t>等等，使得</w:t>
@@ -1065,7 +1060,7 @@
       </w:r>
       <w:r>
         <w:rPr>
-          <w:rFonts w:ascii="微軟正黑體" w:eastAsia="微軟正黑體" w:hAnsi="微軟正黑體" w:cs="微軟正黑體" w:hint="eastAsia"/>
+          <w:rFonts w:ascii="Times New Roman" w:eastAsia="微軟正黑體" w:hAnsi="Times New Roman"/>
           <w:color w:val="000000" w:themeColor="text1"/>
         </w:rPr>
         <w:t>能夠提供更好的前後關係截取能力</w:t>
@@ -1093,7 +1088,7 @@
       </w:r>
       <w:r>
         <w:rPr>
-          <w:rFonts w:ascii="微軟正黑體" w:eastAsia="微軟正黑體" w:hAnsi="微軟正黑體" w:cs="微軟正黑體" w:hint="eastAsia"/>
+          <w:rFonts w:ascii="Times New Roman" w:eastAsia="微軟正黑體" w:hAnsi="Times New Roman"/>
           <w:color w:val="000000" w:themeColor="text1"/>
         </w:rPr>
         <w:t>是基於</w:t>
@@ -1107,7 +1102,7 @@
       </w:r>
       <w:r>
         <w:rPr>
-          <w:rFonts w:ascii="微軟正黑體" w:eastAsia="微軟正黑體" w:hAnsi="微軟正黑體" w:cs="微軟正黑體" w:hint="eastAsia"/>
+          <w:rFonts w:ascii="Times New Roman" w:eastAsia="微軟正黑體" w:hAnsi="Times New Roman"/>
           <w:color w:val="000000" w:themeColor="text1"/>
         </w:rPr>
         <w:t>的結構，但是刪減部分</w:t>
@@ -1121,56 +1116,56 @@
       </w:r>
       <w:r>
         <w:rPr>
-          <w:rFonts w:ascii="微軟正黑體" w:eastAsia="微軟正黑體" w:hAnsi="微軟正黑體" w:cs="微軟正黑體" w:hint="eastAsia"/>
+          <w:rFonts w:ascii="Times New Roman" w:eastAsia="微軟正黑體" w:hAnsi="Times New Roman"/>
           <w:color w:val="000000" w:themeColor="text1"/>
         </w:rPr>
         <w:t>減少訓練時要消耗的運算資源</w:t>
       </w:r>
       <w:r>
         <w:rPr>
-          <w:rFonts w:ascii="微軟正黑體" w:eastAsia="微軟正黑體" w:hAnsi="微軟正黑體" w:cs="微軟正黑體" w:hint="eastAsia"/>
+          <w:rFonts w:ascii="Times New Roman" w:eastAsia="微軟正黑體" w:hAnsi="Times New Roman"/>
           <w:color w:val="000000" w:themeColor="text1"/>
         </w:rPr>
         <w:t>，參數也比較少</w:t>
       </w:r>
       <w:r>
         <w:rPr>
-          <w:rFonts w:ascii="微軟正黑體" w:eastAsia="微軟正黑體" w:hAnsi="微軟正黑體" w:cs="微軟正黑體" w:hint="eastAsia"/>
+          <w:rFonts w:ascii="Times New Roman" w:eastAsia="微軟正黑體" w:hAnsi="Times New Roman"/>
           <w:color w:val="000000" w:themeColor="text1"/>
         </w:rPr>
         <w:t>，讓整體訓練時長縮短，也能同時保留避免</w:t>
       </w:r>
       <w:r>
         <w:rPr>
-          <w:rFonts w:ascii="微軟正黑體" w:eastAsia="微軟正黑體" w:hAnsi="微軟正黑體" w:cs="微軟正黑體" w:hint="eastAsia"/>
+          <w:rFonts w:ascii="Times New Roman" w:eastAsia="微軟正黑體" w:hAnsi="Times New Roman"/>
           <w:color w:val="000000" w:themeColor="text1"/>
         </w:rPr>
         <w:t>梯度</w:t>
       </w:r>
       <w:r>
         <w:rPr>
-          <w:rFonts w:ascii="微軟正黑體" w:eastAsia="微軟正黑體" w:hAnsi="微軟正黑體" w:cs="微軟正黑體" w:hint="eastAsia"/>
+          <w:rFonts w:ascii="Times New Roman" w:eastAsia="微軟正黑體" w:hAnsi="Times New Roman"/>
           <w:color w:val="000000" w:themeColor="text1"/>
         </w:rPr>
         <w:t>消失的特性</w:t>
       </w:r>
       <w:r>
         <w:rPr>
-          <w:rFonts w:ascii="微軟正黑體" w:eastAsia="微軟正黑體" w:hAnsi="微軟正黑體" w:cs="微軟正黑體" w:hint="eastAsia"/>
+          <w:rFonts w:ascii="Times New Roman" w:eastAsia="微軟正黑體" w:hAnsi="Times New Roman"/>
           <w:color w:val="000000" w:themeColor="text1"/>
         </w:rPr>
         <w:t>，</w:t>
       </w:r>
       <w:r>
         <w:rPr>
-          <w:rFonts w:ascii="微軟正黑體" w:eastAsia="微軟正黑體" w:hAnsi="微軟正黑體" w:cs="微軟正黑體" w:hint="eastAsia"/>
+          <w:rFonts w:ascii="Times New Roman" w:eastAsia="微軟正黑體" w:hAnsi="Times New Roman"/>
           <w:color w:val="000000" w:themeColor="text1"/>
         </w:rPr>
         <w:t>因此</w:t>
       </w:r>
       <w:r>
         <w:rPr>
-          <w:rFonts w:ascii="微軟正黑體" w:eastAsia="微軟正黑體" w:hAnsi="微軟正黑體" w:cs="微軟正黑體" w:hint="eastAsia"/>
+          <w:rFonts w:ascii="Times New Roman" w:eastAsia="微軟正黑體" w:hAnsi="Times New Roman"/>
           <w:color w:val="000000" w:themeColor="text1"/>
         </w:rPr>
         <w:t>在</w:t>
@@ -1184,7 +1179,7 @@
       </w:r>
       <w:r>
         <w:rPr>
-          <w:rFonts w:ascii="微軟正黑體" w:eastAsia="微軟正黑體" w:hAnsi="微軟正黑體" w:cs="微軟正黑體" w:hint="eastAsia"/>
+          <w:rFonts w:ascii="Times New Roman" w:eastAsia="微軟正黑體" w:hAnsi="Times New Roman"/>
           <w:color w:val="000000" w:themeColor="text1"/>
         </w:rPr>
         <w:t>長度不會太長的任務中，模型表現常常能接近</w:t>
@@ -1198,7 +1193,7 @@
       </w:r>
       <w:r>
         <w:rPr>
-          <w:rFonts w:ascii="微軟正黑體" w:eastAsia="微軟正黑體" w:hAnsi="微軟正黑體" w:cs="微軟正黑體" w:hint="eastAsia"/>
+          <w:rFonts w:ascii="Times New Roman" w:eastAsia="微軟正黑體" w:hAnsi="Times New Roman"/>
           <w:color w:val="000000" w:themeColor="text1"/>
         </w:rPr>
         <w:t>。不過在</w:t>
@@ -1212,21 +1207,21 @@
       </w:r>
       <w:r>
         <w:rPr>
-          <w:rFonts w:ascii="微軟正黑體" w:eastAsia="微軟正黑體" w:hAnsi="微軟正黑體" w:cs="微軟正黑體" w:hint="eastAsia"/>
+          <w:rFonts w:ascii="Times New Roman" w:eastAsia="微軟正黑體" w:hAnsi="Times New Roman"/>
           <w:color w:val="000000" w:themeColor="text1"/>
         </w:rPr>
         <w:t>這</w:t>
       </w:r>
       <w:r>
         <w:rPr>
-          <w:rFonts w:ascii="微軟正黑體" w:eastAsia="微軟正黑體" w:hAnsi="微軟正黑體" w:cs="微軟正黑體" w:hint="eastAsia"/>
+          <w:rFonts w:ascii="Times New Roman" w:eastAsia="微軟正黑體" w:hAnsi="Times New Roman"/>
           <w:color w:val="000000" w:themeColor="text1"/>
         </w:rPr>
         <w:t>類</w:t>
       </w:r>
       <w:r>
         <w:rPr>
-          <w:rFonts w:ascii="微軟正黑體" w:eastAsia="微軟正黑體" w:hAnsi="微軟正黑體" w:cs="微軟正黑體" w:hint="eastAsia"/>
+          <w:rFonts w:ascii="Times New Roman" w:eastAsia="微軟正黑體" w:hAnsi="Times New Roman"/>
           <w:color w:val="000000" w:themeColor="text1"/>
         </w:rPr>
         <w:t>需要記住多步驟資訊、還要處理數值進位關係的任務裡，</w:t>
@@ -1240,7 +1235,7 @@
       </w:r>
       <w:r>
         <w:rPr>
-          <w:rFonts w:ascii="微軟正黑體" w:eastAsia="微軟正黑體" w:hAnsi="微軟正黑體" w:cs="微軟正黑體" w:hint="eastAsia"/>
+          <w:rFonts w:ascii="Times New Roman" w:eastAsia="微軟正黑體" w:hAnsi="Times New Roman"/>
           <w:color w:val="000000" w:themeColor="text1"/>
         </w:rPr>
         <w:t>由於有額外的</w:t>
@@ -1254,7 +1249,7 @@
       </w:r>
       <w:r>
         <w:rPr>
-          <w:rFonts w:ascii="微軟正黑體" w:eastAsia="微軟正黑體" w:hAnsi="微軟正黑體" w:cs="微軟正黑體" w:hint="eastAsia"/>
+          <w:rFonts w:ascii="Times New Roman" w:eastAsia="微軟正黑體" w:hAnsi="Times New Roman"/>
           <w:color w:val="000000" w:themeColor="text1"/>
         </w:rPr>
         <w:t>，能更穩定地保存</w:t>
@@ -1268,21 +1263,21 @@
       </w:r>
       <w:r>
         <w:rPr>
-          <w:rFonts w:ascii="微軟正黑體" w:eastAsia="微軟正黑體" w:hAnsi="微軟正黑體" w:cs="微軟正黑體" w:hint="eastAsia"/>
+          <w:rFonts w:ascii="Times New Roman" w:eastAsia="微軟正黑體" w:hAnsi="Times New Roman"/>
           <w:color w:val="000000" w:themeColor="text1"/>
         </w:rPr>
         <w:t>資訊，所以整體表現</w:t>
       </w:r>
       <w:r>
         <w:rPr>
-          <w:rFonts w:ascii="微軟正黑體" w:eastAsia="微軟正黑體" w:hAnsi="微軟正黑體" w:cs="微軟正黑體" w:hint="eastAsia"/>
+          <w:rFonts w:ascii="Times New Roman" w:eastAsia="微軟正黑體" w:hAnsi="Times New Roman"/>
           <w:color w:val="000000" w:themeColor="text1"/>
         </w:rPr>
         <w:t>還是</w:t>
       </w:r>
       <w:r>
         <w:rPr>
-          <w:rFonts w:ascii="微軟正黑體" w:eastAsia="微軟正黑體" w:hAnsi="微軟正黑體" w:cs="微軟正黑體" w:hint="eastAsia"/>
+          <w:rFonts w:ascii="Times New Roman" w:eastAsia="微軟正黑體" w:hAnsi="Times New Roman"/>
           <w:color w:val="000000" w:themeColor="text1"/>
         </w:rPr>
         <w:t>會比</w:t>
@@ -1296,7 +1291,7 @@
       </w:r>
       <w:r>
         <w:rPr>
-          <w:rFonts w:ascii="微軟正黑體" w:eastAsia="微軟正黑體" w:hAnsi="微軟正黑體" w:cs="微軟正黑體" w:hint="eastAsia"/>
+          <w:rFonts w:ascii="Times New Roman" w:eastAsia="微軟正黑體" w:hAnsi="Times New Roman"/>
           <w:color w:val="000000" w:themeColor="text1"/>
         </w:rPr>
         <w:t>好。</w:t>
@@ -1312,6 +1307,35 @@
           <w:color w:val="737373"/>
           <w:sz w:val="26"/>
           <w:szCs w:val="26"/>
+          <w:lang w:eastAsia="zh-TW"/>
+        </w:rPr>
+      </w:pPr>
+    </w:p>
+    <w:p>
+      <w:pPr>
+        <w:pStyle w:val="Web"/>
+        <w:spacing w:beforeAutospacing="0" w:after="240" w:afterAutospacing="0" w:line="240" w:lineRule="auto"/>
+        <w:ind w:left="720"/>
+        <w:rPr>
+          <w:rFonts w:ascii="Times New Roman" w:eastAsia="Times New Roman" w:hAnsi="Times New Roman"/>
+          <w:color w:val="737373"/>
+          <w:sz w:val="26"/>
+          <w:szCs w:val="26"/>
+          <w:lang w:eastAsia="zh-TW"/>
+        </w:rPr>
+      </w:pPr>
+    </w:p>
+    <w:p>
+      <w:pPr>
+        <w:pStyle w:val="Web"/>
+        <w:spacing w:beforeAutospacing="0" w:after="240" w:afterAutospacing="0" w:line="240" w:lineRule="auto"/>
+        <w:ind w:left="720"/>
+        <w:rPr>
+          <w:rFonts w:ascii="Times New Roman" w:eastAsia="Times New Roman" w:hAnsi="Times New Roman" w:hint="eastAsia"/>
+          <w:color w:val="737373"/>
+          <w:sz w:val="26"/>
+          <w:szCs w:val="26"/>
+          <w:lang w:eastAsia="zh-TW"/>
         </w:rPr>
       </w:pPr>
     </w:p>
@@ -1468,7 +1492,7 @@
         </w:numPr>
         <w:spacing w:beforeAutospacing="0" w:afterAutospacing="0" w:line="240" w:lineRule="auto"/>
         <w:rPr>
-          <w:rFonts w:ascii="微軟正黑體" w:eastAsia="微軟正黑體" w:hAnsi="微軟正黑體" w:cs="微軟正黑體"/>
+          <w:rFonts w:ascii="Times New Roman" w:eastAsia="微軟正黑體" w:hAnsi="Times New Roman"/>
           <w:color w:val="000000" w:themeColor="text1"/>
         </w:rPr>
       </w:pPr>
@@ -1516,7 +1540,7 @@
       </w:r>
       <w:r>
         <w:rPr>
-          <w:rFonts w:ascii="微軟正黑體" w:eastAsia="微軟正黑體" w:hAnsi="微軟正黑體" w:cs="微軟正黑體"/>
+          <w:rFonts w:ascii="Times New Roman" w:eastAsia="微軟正黑體" w:hAnsi="Times New Roman"/>
           <w:color w:val="000000" w:themeColor="text1"/>
         </w:rPr>
         <w:t>提高整體的泛化能力。</w:t>
@@ -1528,7 +1552,7 @@
         <w:spacing w:beforeAutospacing="0" w:afterAutospacing="0" w:line="240" w:lineRule="auto"/>
         <w:ind w:left="720"/>
         <w:rPr>
-          <w:rFonts w:ascii="微軟正黑體" w:eastAsia="微軟正黑體" w:hAnsi="微軟正黑體" w:cs="微軟正黑體"/>
+          <w:rFonts w:ascii="Times New Roman" w:eastAsia="微軟正黑體" w:hAnsi="Times New Roman"/>
           <w:color w:val="000000" w:themeColor="text1"/>
           <w:lang w:eastAsia="zh-TW"/>
         </w:rPr>
@@ -1540,19 +1564,637 @@
         <w:spacing w:beforeAutospacing="0" w:afterAutospacing="0" w:line="240" w:lineRule="auto"/>
         <w:ind w:left="720"/>
         <w:rPr>
-          <w:rFonts w:ascii="微軟正黑體" w:eastAsia="微軟正黑體" w:hAnsi="微軟正黑體" w:cs="微軟正黑體"/>
+          <w:rFonts w:ascii="Times New Roman" w:eastAsia="微軟正黑體" w:hAnsi="Times New Roman"/>
           <w:color w:val="000000" w:themeColor="text1"/>
           <w:lang w:eastAsia="zh-TW"/>
         </w:rPr>
       </w:pPr>
-    </w:p>
+      <w:r>
+        <w:rPr>
+          <w:rFonts w:ascii="Times New Roman" w:eastAsia="微軟正黑體" w:hAnsi="Times New Roman"/>
+          <w:color w:val="000000" w:themeColor="text1"/>
+          <w:lang w:eastAsia="zh-TW"/>
+        </w:rPr>
+        <w:lastRenderedPageBreak/>
+        <w:t>以下提供</w:t>
+      </w:r>
+      <w:r>
+        <w:rPr>
+          <w:rFonts w:ascii="Times New Roman" w:eastAsia="微軟正黑體" w:hAnsi="Times New Roman" w:hint="eastAsia"/>
+          <w:color w:val="000000" w:themeColor="text1"/>
+          <w:lang w:eastAsia="zh-TW"/>
+        </w:rPr>
+        <w:t>我</w:t>
+      </w:r>
+      <w:r>
+        <w:rPr>
+          <w:rFonts w:ascii="Times New Roman" w:eastAsia="微軟正黑體" w:hAnsi="Times New Roman"/>
+          <w:color w:val="000000" w:themeColor="text1"/>
+          <w:lang w:eastAsia="zh-TW"/>
+        </w:rPr>
+        <w:t>透過實驗觀察到的幾個結果：</w:t>
+      </w:r>
+    </w:p>
+    <w:tbl>
+      <w:tblPr>
+        <w:tblStyle w:val="ab"/>
+        <w:tblW w:w="0" w:type="auto"/>
+        <w:tblInd w:w="1440" w:type="dxa"/>
+        <w:tblLook w:val="04A0" w:firstRow="1" w:lastRow="0" w:firstColumn="1" w:lastColumn="0" w:noHBand="0" w:noVBand="1"/>
+      </w:tblPr>
+      <w:tblGrid>
+        <w:gridCol w:w="540"/>
+        <w:gridCol w:w="2268"/>
+        <w:gridCol w:w="2385"/>
+        <w:gridCol w:w="2386"/>
+      </w:tblGrid>
+      <w:tr>
+        <w:tc>
+          <w:tcPr>
+            <w:tcW w:w="7579" w:type="dxa"/>
+            <w:gridSpan w:val="4"/>
+          </w:tcPr>
+          <w:p>
+            <w:pPr>
+              <w:pStyle w:val="a5"/>
+              <w:ind w:left="440"/>
+              <w:jc w:val="center"/>
+              <w:rPr>
+                <w:rFonts w:ascii="Times New Roman" w:eastAsia="全字庫正楷體" w:hAnsi="Times New Roman" w:cs="Times New Roman"/>
+              </w:rPr>
+            </w:pPr>
+            <w:r>
+              <w:rPr>
+                <w:rFonts w:ascii="Times New Roman" w:eastAsia="全字庫正楷體" w:hAnsi="Times New Roman" w:cs="Times New Roman"/>
+              </w:rPr>
+              <w:t>Epoch=3, layer_type=LSTM, learning_rate=1e-3</w:t>
+            </w:r>
+          </w:p>
+        </w:tc>
+      </w:tr>
+      <w:tr>
+        <w:tc>
+          <w:tcPr>
+            <w:tcW w:w="540" w:type="dxa"/>
+          </w:tcPr>
+          <w:p>
+            <w:pPr>
+              <w:jc w:val="both"/>
+              <w:rPr>
+                <w:rFonts w:ascii="Times New Roman" w:eastAsia="全字庫正楷體" w:hAnsi="Times New Roman" w:cs="Times New Roman"/>
+              </w:rPr>
+            </w:pPr>
+            <w:r>
+              <w:rPr>
+                <w:rFonts w:ascii="Times New Roman" w:eastAsia="全字庫正楷體" w:hAnsi="Times New Roman" w:cs="Times New Roman"/>
+              </w:rPr>
+              <w:t>ID</w:t>
+            </w:r>
+          </w:p>
+        </w:tc>
+        <w:tc>
+          <w:tcPr>
+            <w:tcW w:w="2268" w:type="dxa"/>
+          </w:tcPr>
+          <w:p>
+            <w:pPr>
+              <w:jc w:val="center"/>
+              <w:rPr>
+                <w:rFonts w:ascii="Times New Roman" w:eastAsia="全字庫正楷體" w:hAnsi="Times New Roman" w:cs="Times New Roman"/>
+              </w:rPr>
+            </w:pPr>
+            <w:r>
+              <w:rPr>
+                <w:rFonts w:ascii="Times New Roman" w:eastAsia="全字庫正楷體" w:hAnsi="Times New Roman" w:cs="Times New Roman"/>
+              </w:rPr>
+              <w:t>Input</w:t>
+            </w:r>
+          </w:p>
+        </w:tc>
+        <w:tc>
+          <w:tcPr>
+            <w:tcW w:w="2385" w:type="dxa"/>
+          </w:tcPr>
+          <w:p>
+            <w:pPr>
+              <w:jc w:val="center"/>
+              <w:rPr>
+                <w:rFonts w:ascii="Times New Roman" w:eastAsia="全字庫正楷體" w:hAnsi="Times New Roman" w:cs="Times New Roman"/>
+              </w:rPr>
+            </w:pPr>
+            <w:r>
+              <w:rPr>
+                <w:rFonts w:ascii="Times New Roman" w:eastAsia="全字庫正楷體" w:hAnsi="Times New Roman" w:cs="Times New Roman"/>
+              </w:rPr>
+              <w:t>Output</w:t>
+            </w:r>
+          </w:p>
+        </w:tc>
+        <w:tc>
+          <w:tcPr>
+            <w:tcW w:w="2386" w:type="dxa"/>
+          </w:tcPr>
+          <w:p>
+            <w:pPr>
+              <w:jc w:val="center"/>
+              <w:rPr>
+                <w:rFonts w:ascii="Times New Roman" w:eastAsia="全字庫正楷體" w:hAnsi="Times New Roman" w:cs="Times New Roman"/>
+              </w:rPr>
+            </w:pPr>
+            <w:r>
+              <w:rPr>
+                <w:rFonts w:ascii="Times New Roman" w:eastAsia="全字庫正楷體" w:hAnsi="Times New Roman" w:cs="Times New Roman"/>
+              </w:rPr>
+              <w:t>Expected</w:t>
+            </w:r>
+          </w:p>
+        </w:tc>
+      </w:tr>
+      <w:tr>
+        <w:tc>
+          <w:tcPr>
+            <w:tcW w:w="540" w:type="dxa"/>
+          </w:tcPr>
+          <w:p>
+            <w:pPr>
+              <w:jc w:val="both"/>
+              <w:rPr>
+                <w:rFonts w:ascii="Times New Roman" w:eastAsia="全字庫正楷體" w:hAnsi="Times New Roman" w:cs="Times New Roman"/>
+              </w:rPr>
+            </w:pPr>
+            <w:r>
+              <w:rPr>
+                <w:rFonts w:ascii="Times New Roman" w:eastAsia="全字庫正楷體" w:hAnsi="Times New Roman" w:cs="Times New Roman"/>
+              </w:rPr>
+              <w:t>1</w:t>
+            </w:r>
+          </w:p>
+        </w:tc>
+        <w:tc>
+          <w:tcPr>
+            <w:tcW w:w="2268" w:type="dxa"/>
+          </w:tcPr>
+          <w:p>
+            <w:pPr>
+              <w:jc w:val="center"/>
+              <w:rPr>
+                <w:rFonts w:ascii="Times New Roman" w:eastAsia="全字庫正楷體" w:hAnsi="Times New Roman" w:cs="Times New Roman"/>
+              </w:rPr>
+            </w:pPr>
+            <w:r>
+              <w:rPr>
+                <w:rFonts w:ascii="Times New Roman" w:eastAsia="全字庫正楷體" w:hAnsi="Times New Roman" w:cs="Times New Roman"/>
+              </w:rPr>
+              <w:t>123+456=</w:t>
+            </w:r>
+          </w:p>
+        </w:tc>
+        <w:tc>
+          <w:tcPr>
+            <w:tcW w:w="2385" w:type="dxa"/>
+          </w:tcPr>
+          <w:p>
+            <w:pPr>
+              <w:jc w:val="center"/>
+              <w:rPr>
+                <w:rFonts w:ascii="Times New Roman" w:eastAsia="全字庫正楷體" w:hAnsi="Times New Roman" w:cs="Times New Roman"/>
+                <w:lang w:val="en-US"/>
+              </w:rPr>
+            </w:pPr>
+            <w:r>
+              <w:rPr>
+                <w:rFonts w:ascii="Times New Roman" w:eastAsia="全字庫正楷體" w:hAnsi="Times New Roman" w:cs="Times New Roman"/>
+              </w:rPr>
+              <w:t>81</w:t>
+            </w:r>
+          </w:p>
+        </w:tc>
+        <w:tc>
+          <w:tcPr>
+            <w:tcW w:w="2386" w:type="dxa"/>
+          </w:tcPr>
+          <w:p>
+            <w:pPr>
+              <w:jc w:val="center"/>
+              <w:rPr>
+                <w:rFonts w:ascii="Times New Roman" w:eastAsia="全字庫正楷體" w:hAnsi="Times New Roman" w:cs="Times New Roman"/>
+              </w:rPr>
+            </w:pPr>
+            <w:r>
+              <w:rPr>
+                <w:rFonts w:ascii="Times New Roman" w:eastAsia="全字庫正楷體" w:hAnsi="Times New Roman" w:cs="Times New Roman"/>
+              </w:rPr>
+              <w:t>579</w:t>
+            </w:r>
+          </w:p>
+        </w:tc>
+      </w:tr>
+      <w:tr>
+        <w:tc>
+          <w:tcPr>
+            <w:tcW w:w="540" w:type="dxa"/>
+          </w:tcPr>
+          <w:p>
+            <w:pPr>
+              <w:jc w:val="both"/>
+              <w:rPr>
+                <w:rFonts w:ascii="Times New Roman" w:eastAsia="全字庫正楷體" w:hAnsi="Times New Roman" w:cs="Times New Roman"/>
+              </w:rPr>
+            </w:pPr>
+            <w:r>
+              <w:rPr>
+                <w:rFonts w:ascii="Times New Roman" w:eastAsia="全字庫正楷體" w:hAnsi="Times New Roman" w:cs="Times New Roman"/>
+              </w:rPr>
+              <w:t>2</w:t>
+            </w:r>
+          </w:p>
+        </w:tc>
+        <w:tc>
+          <w:tcPr>
+            <w:tcW w:w="2268" w:type="dxa"/>
+          </w:tcPr>
+          <w:p>
+            <w:pPr>
+              <w:jc w:val="center"/>
+              <w:rPr>
+                <w:rFonts w:ascii="Times New Roman" w:eastAsia="全字庫正楷體" w:hAnsi="Times New Roman" w:cs="Times New Roman"/>
+              </w:rPr>
+            </w:pPr>
+            <w:r>
+              <w:rPr>
+                <w:rFonts w:ascii="Times New Roman" w:eastAsia="全字庫正楷體" w:hAnsi="Times New Roman" w:cs="Times New Roman"/>
+              </w:rPr>
+              <w:t>123*456=</w:t>
+            </w:r>
+          </w:p>
+        </w:tc>
+        <w:tc>
+          <w:tcPr>
+            <w:tcW w:w="2385" w:type="dxa"/>
+          </w:tcPr>
+          <w:p>
+            <w:pPr>
+              <w:jc w:val="center"/>
+              <w:rPr>
+                <w:rFonts w:ascii="Times New Roman" w:eastAsia="全字庫正楷體" w:hAnsi="Times New Roman" w:cs="Times New Roman"/>
+              </w:rPr>
+            </w:pPr>
+            <w:r>
+              <w:rPr>
+                <w:rFonts w:ascii="Times New Roman" w:eastAsia="全字庫正楷體" w:hAnsi="Times New Roman" w:cs="Times New Roman"/>
+              </w:rPr>
+              <w:t>7140</w:t>
+            </w:r>
+          </w:p>
+        </w:tc>
+        <w:tc>
+          <w:tcPr>
+            <w:tcW w:w="2386" w:type="dxa"/>
+          </w:tcPr>
+          <w:p>
+            <w:pPr>
+              <w:jc w:val="center"/>
+              <w:rPr>
+                <w:rFonts w:ascii="Times New Roman" w:eastAsia="全字庫正楷體" w:hAnsi="Times New Roman" w:cs="Times New Roman"/>
+              </w:rPr>
+            </w:pPr>
+            <w:r>
+              <w:rPr>
+                <w:rFonts w:ascii="Times New Roman" w:eastAsia="全字庫正楷體" w:hAnsi="Times New Roman" w:cs="Times New Roman"/>
+              </w:rPr>
+              <w:t>56088</w:t>
+            </w:r>
+          </w:p>
+        </w:tc>
+      </w:tr>
+      <w:tr>
+        <w:tc>
+          <w:tcPr>
+            <w:tcW w:w="540" w:type="dxa"/>
+          </w:tcPr>
+          <w:p>
+            <w:pPr>
+              <w:jc w:val="both"/>
+              <w:rPr>
+                <w:rFonts w:ascii="Times New Roman" w:eastAsia="全字庫正楷體" w:hAnsi="Times New Roman" w:cs="Times New Roman"/>
+                <w:lang w:val="en-US"/>
+              </w:rPr>
+            </w:pPr>
+            <w:r>
+              <w:rPr>
+                <w:rFonts w:ascii="Times New Roman" w:eastAsia="全字庫正楷體" w:hAnsi="Times New Roman" w:cs="Times New Roman"/>
+                <w:lang w:val="en-US"/>
+              </w:rPr>
+              <w:t>3</w:t>
+            </w:r>
+          </w:p>
+        </w:tc>
+        <w:tc>
+          <w:tcPr>
+            <w:tcW w:w="2268" w:type="dxa"/>
+          </w:tcPr>
+          <w:p>
+            <w:pPr>
+              <w:jc w:val="center"/>
+              <w:rPr>
+                <w:rFonts w:ascii="Times New Roman" w:eastAsia="全字庫正楷體" w:hAnsi="Times New Roman" w:cs="Times New Roman"/>
+              </w:rPr>
+            </w:pPr>
+            <w:r>
+              <w:rPr>
+                <w:rFonts w:ascii="Times New Roman" w:eastAsia="全字庫正楷體" w:hAnsi="Times New Roman" w:cs="Times New Roman"/>
+              </w:rPr>
+              <w:t>(9+232)*500=</w:t>
+            </w:r>
+          </w:p>
+        </w:tc>
+        <w:tc>
+          <w:tcPr>
+            <w:tcW w:w="2385" w:type="dxa"/>
+          </w:tcPr>
+          <w:p>
+            <w:pPr>
+              <w:jc w:val="center"/>
+              <w:rPr>
+                <w:rFonts w:ascii="Times New Roman" w:eastAsia="全字庫正楷體" w:hAnsi="Times New Roman" w:cs="Times New Roman"/>
+              </w:rPr>
+            </w:pPr>
+            <w:r>
+              <w:rPr>
+                <w:rFonts w:ascii="Times New Roman" w:eastAsia="全字庫正楷體" w:hAnsi="Times New Roman" w:cs="Times New Roman"/>
+              </w:rPr>
+              <w:t>1400</w:t>
+            </w:r>
+          </w:p>
+        </w:tc>
+        <w:tc>
+          <w:tcPr>
+            <w:tcW w:w="2386" w:type="dxa"/>
+          </w:tcPr>
+          <w:p>
+            <w:pPr>
+              <w:jc w:val="center"/>
+              <w:rPr>
+                <w:rFonts w:ascii="Times New Roman" w:eastAsia="全字庫正楷體" w:hAnsi="Times New Roman" w:cs="Times New Roman"/>
+              </w:rPr>
+            </w:pPr>
+            <w:r>
+              <w:rPr>
+                <w:rFonts w:ascii="Times New Roman" w:eastAsia="全字庫正楷體" w:hAnsi="Times New Roman" w:cs="Times New Roman"/>
+              </w:rPr>
+              <w:t>120500</w:t>
+            </w:r>
+          </w:p>
+        </w:tc>
+      </w:tr>
+      <w:tr>
+        <w:tc>
+          <w:tcPr>
+            <w:tcW w:w="540" w:type="dxa"/>
+          </w:tcPr>
+          <w:p>
+            <w:pPr>
+              <w:jc w:val="both"/>
+              <w:rPr>
+                <w:rFonts w:ascii="Times New Roman" w:eastAsia="全字庫正楷體" w:hAnsi="Times New Roman" w:cs="Times New Roman"/>
+                <w:lang w:val="en-US"/>
+              </w:rPr>
+            </w:pPr>
+            <w:r>
+              <w:rPr>
+                <w:rFonts w:ascii="Times New Roman" w:eastAsia="全字庫正楷體" w:hAnsi="Times New Roman" w:cs="Times New Roman"/>
+                <w:lang w:val="en-US"/>
+              </w:rPr>
+              <w:t>4</w:t>
+            </w:r>
+          </w:p>
+        </w:tc>
+        <w:tc>
+          <w:tcPr>
+            <w:tcW w:w="2268" w:type="dxa"/>
+          </w:tcPr>
+          <w:p>
+            <w:pPr>
+              <w:jc w:val="center"/>
+              <w:rPr>
+                <w:rFonts w:ascii="Times New Roman" w:eastAsia="全字庫正楷體" w:hAnsi="Times New Roman" w:cs="Times New Roman"/>
+              </w:rPr>
+            </w:pPr>
+            <w:r>
+              <w:rPr>
+                <w:rFonts w:ascii="Times New Roman" w:eastAsia="全字庫正楷體" w:hAnsi="Times New Roman" w:cs="Times New Roman"/>
+              </w:rPr>
+              <w:t>(9-232)*500=</w:t>
+            </w:r>
+          </w:p>
+        </w:tc>
+        <w:tc>
+          <w:tcPr>
+            <w:tcW w:w="2385" w:type="dxa"/>
+          </w:tcPr>
+          <w:p>
+            <w:pPr>
+              <w:jc w:val="center"/>
+              <w:rPr>
+                <w:rFonts w:ascii="Times New Roman" w:eastAsia="全字庫正楷體" w:hAnsi="Times New Roman" w:cs="Times New Roman"/>
+              </w:rPr>
+            </w:pPr>
+            <w:r>
+              <w:rPr>
+                <w:rFonts w:ascii="Times New Roman" w:eastAsia="全字庫正楷體" w:hAnsi="Times New Roman" w:cs="Times New Roman"/>
+              </w:rPr>
+              <w:t>-1000</w:t>
+            </w:r>
+          </w:p>
+        </w:tc>
+        <w:tc>
+          <w:tcPr>
+            <w:tcW w:w="2386" w:type="dxa"/>
+          </w:tcPr>
+          <w:p>
+            <w:pPr>
+              <w:jc w:val="center"/>
+              <w:rPr>
+                <w:rFonts w:ascii="Times New Roman" w:eastAsia="全字庫正楷體" w:hAnsi="Times New Roman" w:cs="Times New Roman"/>
+              </w:rPr>
+            </w:pPr>
+            <w:r>
+              <w:rPr>
+                <w:rFonts w:ascii="Times New Roman" w:eastAsia="全字庫正楷體" w:hAnsi="Times New Roman" w:cs="Times New Roman"/>
+              </w:rPr>
+              <w:t>-111500</w:t>
+            </w:r>
+          </w:p>
+        </w:tc>
+      </w:tr>
+      <w:tr>
+        <w:tc>
+          <w:tcPr>
+            <w:tcW w:w="540" w:type="dxa"/>
+          </w:tcPr>
+          <w:p>
+            <w:pPr>
+              <w:jc w:val="both"/>
+              <w:rPr>
+                <w:rFonts w:ascii="Times New Roman" w:eastAsia="全字庫正楷體" w:hAnsi="Times New Roman" w:cs="Times New Roman"/>
+                <w:lang w:val="en-US"/>
+              </w:rPr>
+            </w:pPr>
+            <w:r>
+              <w:rPr>
+                <w:rFonts w:ascii="Times New Roman" w:eastAsia="全字庫正楷體" w:hAnsi="Times New Roman" w:cs="Times New Roman"/>
+                <w:lang w:val="en-US"/>
+              </w:rPr>
+              <w:t>5</w:t>
+            </w:r>
+          </w:p>
+        </w:tc>
+        <w:tc>
+          <w:tcPr>
+            <w:tcW w:w="2268" w:type="dxa"/>
+          </w:tcPr>
+          <w:p>
+            <w:pPr>
+              <w:jc w:val="center"/>
+              <w:rPr>
+                <w:rFonts w:ascii="Times New Roman" w:eastAsia="全字庫正楷體" w:hAnsi="Times New Roman" w:cs="Times New Roman"/>
+              </w:rPr>
+            </w:pPr>
+            <w:r>
+              <w:rPr>
+                <w:rFonts w:ascii="Times New Roman" w:eastAsia="全字庫正楷體" w:hAnsi="Times New Roman" w:cs="Times New Roman"/>
+              </w:rPr>
+              <w:t>(22+68)*900=</w:t>
+            </w:r>
+          </w:p>
+        </w:tc>
+        <w:tc>
+          <w:tcPr>
+            <w:tcW w:w="2385" w:type="dxa"/>
+          </w:tcPr>
+          <w:p>
+            <w:pPr>
+              <w:jc w:val="center"/>
+              <w:rPr>
+                <w:rFonts w:ascii="Times New Roman" w:eastAsia="全字庫正楷體" w:hAnsi="Times New Roman" w:cs="Times New Roman"/>
+              </w:rPr>
+            </w:pPr>
+            <w:r>
+              <w:rPr>
+                <w:rFonts w:ascii="Times New Roman" w:eastAsia="全字庫正楷體" w:hAnsi="Times New Roman" w:cs="Times New Roman"/>
+              </w:rPr>
+              <w:t>420</w:t>
+            </w:r>
+          </w:p>
+        </w:tc>
+        <w:tc>
+          <w:tcPr>
+            <w:tcW w:w="2386" w:type="dxa"/>
+          </w:tcPr>
+          <w:p>
+            <w:pPr>
+              <w:jc w:val="center"/>
+              <w:rPr>
+                <w:rFonts w:ascii="Times New Roman" w:eastAsia="全字庫正楷體" w:hAnsi="Times New Roman" w:cs="Times New Roman"/>
+              </w:rPr>
+            </w:pPr>
+            <w:r>
+              <w:rPr>
+                <w:rFonts w:ascii="Times New Roman" w:eastAsia="全字庫正楷體" w:hAnsi="Times New Roman" w:cs="Times New Roman"/>
+              </w:rPr>
+              <w:t>81000</w:t>
+            </w:r>
+          </w:p>
+        </w:tc>
+      </w:tr>
+      <w:tr>
+        <w:tc>
+          <w:tcPr>
+            <w:tcW w:w="540" w:type="dxa"/>
+          </w:tcPr>
+          <w:p>
+            <w:pPr>
+              <w:jc w:val="both"/>
+              <w:rPr>
+                <w:rFonts w:ascii="Times New Roman" w:eastAsia="全字庫正楷體" w:hAnsi="Times New Roman" w:cs="Times New Roman"/>
+                <w:lang w:val="en-US"/>
+              </w:rPr>
+            </w:pPr>
+            <w:r>
+              <w:rPr>
+                <w:rFonts w:ascii="Times New Roman" w:eastAsia="全字庫正楷體" w:hAnsi="Times New Roman" w:cs="Times New Roman"/>
+                <w:lang w:val="en-US"/>
+              </w:rPr>
+              <w:t>6</w:t>
+            </w:r>
+          </w:p>
+        </w:tc>
+        <w:tc>
+          <w:tcPr>
+            <w:tcW w:w="2268" w:type="dxa"/>
+          </w:tcPr>
+          <w:p>
+            <w:pPr>
+              <w:jc w:val="center"/>
+              <w:rPr>
+                <w:rFonts w:ascii="Times New Roman" w:eastAsia="全字庫正楷體" w:hAnsi="Times New Roman" w:cs="Times New Roman"/>
+              </w:rPr>
+            </w:pPr>
+            <w:r>
+              <w:rPr>
+                <w:rFonts w:ascii="Times New Roman" w:eastAsia="全字庫正楷體" w:hAnsi="Times New Roman" w:cs="Times New Roman"/>
+              </w:rPr>
+              <w:t>(22-68)*900=</w:t>
+            </w:r>
+          </w:p>
+        </w:tc>
+        <w:tc>
+          <w:tcPr>
+            <w:tcW w:w="2385" w:type="dxa"/>
+          </w:tcPr>
+          <w:p>
+            <w:pPr>
+              <w:jc w:val="center"/>
+              <w:rPr>
+                <w:rFonts w:ascii="Times New Roman" w:eastAsia="全字庫正楷體" w:hAnsi="Times New Roman" w:cs="Times New Roman"/>
+              </w:rPr>
+            </w:pPr>
+            <w:r>
+              <w:rPr>
+                <w:rFonts w:ascii="Times New Roman" w:eastAsia="全字庫正楷體" w:hAnsi="Times New Roman" w:cs="Times New Roman"/>
+              </w:rPr>
+              <w:t>-160</w:t>
+            </w:r>
+          </w:p>
+        </w:tc>
+        <w:tc>
+          <w:tcPr>
+            <w:tcW w:w="2386" w:type="dxa"/>
+          </w:tcPr>
+          <w:p>
+            <w:pPr>
+              <w:jc w:val="center"/>
+              <w:rPr>
+                <w:rFonts w:ascii="Times New Roman" w:eastAsia="全字庫正楷體" w:hAnsi="Times New Roman" w:cs="Times New Roman"/>
+              </w:rPr>
+            </w:pPr>
+            <w:r>
+              <w:rPr>
+                <w:rFonts w:ascii="Times New Roman" w:eastAsia="全字庫正楷體" w:hAnsi="Times New Roman" w:cs="Times New Roman"/>
+              </w:rPr>
+              <w:t>41400</w:t>
+            </w:r>
+          </w:p>
+        </w:tc>
+      </w:tr>
+    </w:tbl>
     <w:p>
       <w:pPr>
         <w:pStyle w:val="Web"/>
         <w:spacing w:beforeAutospacing="0" w:afterAutospacing="0" w:line="240" w:lineRule="auto"/>
         <w:ind w:left="720"/>
         <w:rPr>
-          <w:rFonts w:ascii="微軟正黑體" w:eastAsia="微軟正黑體" w:hAnsi="微軟正黑體" w:cs="微軟正黑體"/>
+          <w:rFonts w:ascii="Times New Roman" w:eastAsia="微軟正黑體" w:hAnsi="Times New Roman"/>
           <w:color w:val="000000" w:themeColor="text1"/>
           <w:lang w:eastAsia="zh-TW"/>
         </w:rPr>
@@ -1564,7 +2206,18 @@
         <w:spacing w:beforeAutospacing="0" w:afterAutospacing="0" w:line="240" w:lineRule="auto"/>
         <w:ind w:left="720"/>
         <w:rPr>
-          <w:rFonts w:ascii="微軟正黑體" w:eastAsia="微軟正黑體" w:hAnsi="微軟正黑體" w:cs="微軟正黑體"/>
+          <w:rFonts w:ascii="Times New Roman" w:eastAsia="微軟正黑體" w:hAnsi="Times New Roman"/>
+          <w:color w:val="000000" w:themeColor="text1"/>
+          <w:lang w:eastAsia="zh-TW"/>
+        </w:rPr>
+      </w:pPr>
+    </w:p>
+    <w:p>
+      <w:pPr>
+        <w:pStyle w:val="Web"/>
+        <w:spacing w:beforeAutospacing="0" w:afterAutospacing="0" w:line="240" w:lineRule="auto"/>
+        <w:rPr>
+          <w:rFonts w:ascii="Times New Roman" w:eastAsia="微軟正黑體" w:hAnsi="Times New Roman" w:hint="eastAsia"/>
           <w:color w:val="000000" w:themeColor="text1"/>
           <w:lang w:eastAsia="zh-TW"/>
         </w:rPr>
@@ -1589,7 +2242,6 @@
           <w:sz w:val="26"/>
           <w:szCs w:val="26"/>
         </w:rPr>
-        <w:lastRenderedPageBreak/>
         <w:t xml:space="preserve">If we construct a training set that includes 20% incorrect answers, how will this affect the quality of the generated responses? </w:t>
       </w:r>
       <w:r>
@@ -1618,124 +2270,21 @@
         <w:widowControl w:val="0"/>
         <w:spacing w:after="240"/>
         <w:rPr>
+          <w:rFonts w:ascii="Times New Roman" w:eastAsia="微軟正黑體" w:hAnsi="Times New Roman" w:cs="Times New Roman" w:hint="eastAsia"/>
+          <w:color w:val="000000" w:themeColor="text1"/>
+          <w:sz w:val="24"/>
+          <w:lang w:val="en-US"/>
+        </w:rPr>
+      </w:pPr>
+      <w:r>
+        <w:rPr>
           <w:rFonts w:ascii="Times New Roman" w:eastAsia="SimSun" w:hAnsi="Times New Roman" w:cs="Times New Roman"/>
           <w:color w:val="7F7F7F" w:themeColor="text1" w:themeTint="80"/>
           <w:sz w:val="26"/>
           <w:szCs w:val="26"/>
           <w:lang w:val="en-US" w:eastAsia="zh-CN"/>
         </w:rPr>
-      </w:pPr>
-      <w:r>
-        <w:rPr>
-          <w:rFonts w:ascii="Times New Roman" w:eastAsia="SimSun" w:hAnsi="Times New Roman" w:cs="Times New Roman"/>
-          <w:color w:val="7F7F7F" w:themeColor="text1" w:themeTint="80"/>
-          <w:sz w:val="26"/>
-          <w:szCs w:val="26"/>
-          <w:lang w:val="en-US" w:eastAsia="zh-CN"/>
-        </w:rPr>
         <w:t>Answer:</w:t>
-      </w:r>
-    </w:p>
-    <w:p>
-      <w:pPr>
-        <w:pStyle w:val="Web"/>
-        <w:spacing w:beforeAutospacing="0" w:afterAutospacing="0" w:line="240" w:lineRule="auto"/>
-        <w:ind w:left="720"/>
-        <w:rPr>
-          <w:rFonts w:ascii="Times New Roman" w:eastAsia="微軟正黑體" w:hAnsi="Times New Roman"/>
-          <w:color w:val="000000" w:themeColor="text1"/>
-        </w:rPr>
-      </w:pPr>
-      <w:r>
-        <w:rPr>
-          <w:rFonts w:ascii="Times New Roman" w:eastAsia="微軟正黑體" w:hAnsi="Times New Roman"/>
-          <w:color w:val="000000" w:themeColor="text1"/>
-        </w:rPr>
-        <w:t>當訓練資料中有</w:t>
-      </w:r>
-      <w:r>
-        <w:rPr>
-          <w:rFonts w:ascii="Times New Roman" w:eastAsia="微軟正黑體" w:hAnsi="Times New Roman"/>
-          <w:color w:val="000000" w:themeColor="text1"/>
-        </w:rPr>
-        <w:t>label noise</w:t>
-      </w:r>
-      <w:r>
-        <w:rPr>
-          <w:rFonts w:ascii="Times New Roman" w:eastAsia="微軟正黑體" w:hAnsi="Times New Roman"/>
-          <w:color w:val="000000" w:themeColor="text1"/>
-        </w:rPr>
-        <w:t>(incorrect answer)</w:t>
-      </w:r>
-      <w:r>
-        <w:rPr>
-          <w:rFonts w:ascii="Times New Roman" w:eastAsia="微軟正黑體" w:hAnsi="Times New Roman"/>
-          <w:color w:val="000000" w:themeColor="text1"/>
-        </w:rPr>
-        <w:t>時，會影響到模型學習</w:t>
-      </w:r>
-      <w:r>
-        <w:rPr>
-          <w:rFonts w:ascii="Times New Roman" w:eastAsia="微軟正黑體" w:hAnsi="Times New Roman"/>
-          <w:color w:val="000000" w:themeColor="text1"/>
-        </w:rPr>
-        <w:t>input/output</w:t>
-      </w:r>
-      <w:r>
-        <w:rPr>
-          <w:rFonts w:ascii="Times New Roman" w:eastAsia="微軟正黑體" w:hAnsi="Times New Roman"/>
-          <w:color w:val="000000" w:themeColor="text1"/>
-        </w:rPr>
-        <w:t>之間的對應關係，讓</w:t>
-      </w:r>
-      <w:r>
-        <w:rPr>
-          <w:rFonts w:ascii="Times New Roman" w:eastAsia="微軟正黑體" w:hAnsi="Times New Roman"/>
-          <w:color w:val="000000" w:themeColor="text1"/>
-        </w:rPr>
-        <w:t>loss</w:t>
-      </w:r>
-      <w:r>
-        <w:rPr>
-          <w:rFonts w:ascii="Times New Roman" w:eastAsia="微軟正黑體" w:hAnsi="Times New Roman"/>
-          <w:color w:val="000000" w:themeColor="text1"/>
-        </w:rPr>
-        <w:t>下降變慢、</w:t>
-      </w:r>
-      <w:r>
-        <w:rPr>
-          <w:rFonts w:ascii="Times New Roman" w:eastAsia="微軟正黑體" w:hAnsi="Times New Roman"/>
-          <w:color w:val="000000" w:themeColor="text1"/>
-        </w:rPr>
-        <w:t>EM</w:t>
-      </w:r>
-      <w:r>
-        <w:rPr>
-          <w:rFonts w:ascii="Times New Roman" w:eastAsia="微軟正黑體" w:hAnsi="Times New Roman"/>
-          <w:color w:val="000000" w:themeColor="text1"/>
-        </w:rPr>
-        <w:t>降低等等，並使收斂速度變慢，</w:t>
-      </w:r>
-      <w:r>
-        <w:rPr>
-          <w:rFonts w:ascii="Times New Roman" w:eastAsia="微軟正黑體" w:hAnsi="Times New Roman"/>
-          <w:color w:val="000000" w:themeColor="text1"/>
-        </w:rPr>
-        <w:t>以下為幾個</w:t>
-      </w:r>
-      <w:r>
-        <w:rPr>
-          <w:rFonts w:ascii="Times New Roman" w:eastAsia="微軟正黑體" w:hAnsi="Times New Roman"/>
-          <w:color w:val="000000" w:themeColor="text1"/>
-        </w:rPr>
-        <w:t>label noise</w:t>
-      </w:r>
-      <w:r>
-        <w:rPr>
-          <w:rFonts w:ascii="Times New Roman" w:eastAsia="微軟正黑體" w:hAnsi="Times New Roman"/>
-          <w:color w:val="000000" w:themeColor="text1"/>
-        </w:rPr>
-        <w:t>種類</w:t>
       </w:r>
     </w:p>
     <w:p>
@@ -1747,23 +2296,154 @@
         </w:numPr>
         <w:spacing w:beforeAutospacing="0" w:afterAutospacing="0" w:line="240" w:lineRule="auto"/>
         <w:rPr>
-          <w:rFonts w:ascii="Times New Roman" w:eastAsia="微軟正黑體" w:hAnsi="Times New Roman"/>
-          <w:color w:val="000000" w:themeColor="text1"/>
-        </w:rPr>
-      </w:pPr>
-      <w:r>
-        <w:rPr>
-          <w:rFonts w:ascii="Times New Roman" w:eastAsia="微軟正黑體" w:hAnsi="Times New Roman"/>
-          <w:color w:val="000000" w:themeColor="text1"/>
-        </w:rPr>
-        <w:t>Random Noise: label</w:t>
-      </w:r>
-      <w:r>
-        <w:rPr>
-          <w:rFonts w:ascii="Times New Roman" w:eastAsia="微軟正黑體" w:hAnsi="Times New Roman"/>
-          <w:color w:val="000000" w:themeColor="text1"/>
-        </w:rPr>
-        <w:t>被隨機替換成錯誤的答案，沒有固定的錯誤模式</w:t>
+          <w:rFonts w:ascii="Times New Roman" w:eastAsia="微軟正黑體" w:hAnsi="Times New Roman" w:hint="eastAsia"/>
+          <w:color w:val="000000" w:themeColor="text1"/>
+          <w:lang w:eastAsia="zh-TW"/>
+        </w:rPr>
+      </w:pPr>
+      <w:r>
+        <w:rPr>
+          <w:rFonts w:ascii="Times New Roman" w:eastAsia="微軟正黑體" w:hAnsi="Times New Roman"/>
+          <w:color w:val="000000" w:themeColor="text1"/>
+        </w:rPr>
+        <w:t>當訓練資料中有</w:t>
+      </w:r>
+      <w:r>
+        <w:rPr>
+          <w:rFonts w:ascii="Times New Roman" w:eastAsia="微軟正黑體" w:hAnsi="Times New Roman"/>
+          <w:color w:val="000000" w:themeColor="text1"/>
+        </w:rPr>
+        <w:t>label noise</w:t>
+      </w:r>
+      <w:r>
+        <w:rPr>
+          <w:rFonts w:ascii="Times New Roman" w:eastAsia="微軟正黑體" w:hAnsi="Times New Roman"/>
+          <w:color w:val="000000" w:themeColor="text1"/>
+        </w:rPr>
+        <w:t>/</w:t>
+      </w:r>
+      <w:r>
+        <w:rPr>
+          <w:rFonts w:ascii="Times New Roman" w:eastAsia="微軟正黑體" w:hAnsi="Times New Roman" w:hint="eastAsia"/>
+          <w:color w:val="000000" w:themeColor="text1"/>
+          <w:lang w:eastAsia="zh-TW"/>
+        </w:rPr>
+        <w:t>i</w:t>
+      </w:r>
+      <w:r>
+        <w:rPr>
+          <w:rFonts w:ascii="Times New Roman" w:eastAsia="微軟正黑體" w:hAnsi="Times New Roman"/>
+          <w:color w:val="000000" w:themeColor="text1"/>
+        </w:rPr>
+        <w:t>ncorrect answer</w:t>
+      </w:r>
+      <w:r>
+        <w:rPr>
+          <w:rFonts w:ascii="Times New Roman" w:eastAsia="微軟正黑體" w:hAnsi="Times New Roman"/>
+          <w:color w:val="000000" w:themeColor="text1"/>
+        </w:rPr>
+        <w:t>時，會影響到模型學習</w:t>
+      </w:r>
+      <w:r>
+        <w:rPr>
+          <w:rFonts w:ascii="Times New Roman" w:eastAsia="微軟正黑體" w:hAnsi="Times New Roman"/>
+          <w:color w:val="000000" w:themeColor="text1"/>
+        </w:rPr>
+        <w:t>input/output</w:t>
+      </w:r>
+      <w:r>
+        <w:rPr>
+          <w:rFonts w:ascii="Times New Roman" w:eastAsia="微軟正黑體" w:hAnsi="Times New Roman"/>
+          <w:color w:val="000000" w:themeColor="text1"/>
+        </w:rPr>
+        <w:t>之間的對應關係，讓</w:t>
+      </w:r>
+      <w:r>
+        <w:rPr>
+          <w:rFonts w:ascii="Times New Roman" w:eastAsia="微軟正黑體" w:hAnsi="Times New Roman"/>
+          <w:color w:val="000000" w:themeColor="text1"/>
+        </w:rPr>
+        <w:t>loss</w:t>
+      </w:r>
+      <w:r>
+        <w:rPr>
+          <w:rFonts w:ascii="Times New Roman" w:eastAsia="微軟正黑體" w:hAnsi="Times New Roman"/>
+          <w:color w:val="000000" w:themeColor="text1"/>
+        </w:rPr>
+        <w:t>下降變慢、</w:t>
+      </w:r>
+      <w:r>
+        <w:rPr>
+          <w:rFonts w:ascii="Times New Roman" w:eastAsia="微軟正黑體" w:hAnsi="Times New Roman"/>
+          <w:color w:val="000000" w:themeColor="text1"/>
+        </w:rPr>
+        <w:t>EM</w:t>
+      </w:r>
+      <w:r>
+        <w:rPr>
+          <w:rFonts w:ascii="Times New Roman" w:eastAsia="微軟正黑體" w:hAnsi="Times New Roman"/>
+          <w:color w:val="000000" w:themeColor="text1"/>
+        </w:rPr>
+        <w:t>降低等等，並使收斂速度變慢</w:t>
+      </w:r>
+      <w:r>
+        <w:rPr>
+          <w:rFonts w:ascii="Times New Roman" w:eastAsia="微軟正黑體" w:hAnsi="Times New Roman" w:hint="eastAsia"/>
+          <w:color w:val="000000" w:themeColor="text1"/>
+        </w:rPr>
+        <w:t>，以下是我</w:t>
+      </w:r>
+      <w:r>
+        <w:rPr>
+          <w:rFonts w:ascii="Times New Roman" w:eastAsia="微軟正黑體" w:hAnsi="Times New Roman"/>
+          <w:color w:val="000000" w:themeColor="text1"/>
+        </w:rPr>
+        <w:t>Google</w:t>
+      </w:r>
+      <w:r>
+        <w:rPr>
+          <w:rFonts w:ascii="Times New Roman" w:eastAsia="微軟正黑體" w:hAnsi="Times New Roman" w:hint="eastAsia"/>
+          <w:color w:val="000000" w:themeColor="text1"/>
+          <w:lang w:eastAsia="zh-TW"/>
+        </w:rPr>
+        <w:t>搜尋之後找到的兩種調整策略</w:t>
+      </w:r>
+      <w:r>
+        <w:rPr>
+          <w:rFonts w:ascii="Times New Roman" w:eastAsia="微軟正黑體" w:hAnsi="Times New Roman" w:hint="eastAsia"/>
+          <w:color w:val="000000" w:themeColor="text1"/>
+        </w:rPr>
+        <w:t>，</w:t>
+      </w:r>
+      <w:r>
+        <w:rPr>
+          <w:rFonts w:ascii="Times New Roman" w:eastAsia="微軟正黑體" w:hAnsi="Times New Roman" w:hint="eastAsia"/>
+          <w:color w:val="000000" w:themeColor="text1"/>
+        </w:rPr>
+        <w:t>在進行實驗時我採用</w:t>
+      </w:r>
+      <w:r>
+        <w:rPr>
+          <w:rFonts w:ascii="Times New Roman" w:eastAsia="微軟正黑體" w:hAnsi="Times New Roman"/>
+          <w:color w:val="000000" w:themeColor="text1"/>
+        </w:rPr>
+        <w:t>Systematic Noise</w:t>
+      </w:r>
+      <w:r>
+        <w:rPr>
+          <w:rFonts w:ascii="Times New Roman" w:eastAsia="微軟正黑體" w:hAnsi="Times New Roman" w:hint="eastAsia"/>
+          <w:color w:val="000000" w:themeColor="text1"/>
+          <w:lang w:eastAsia="zh-TW"/>
+        </w:rPr>
+        <w:t>方式增加</w:t>
+      </w:r>
+      <w:r>
+        <w:rPr>
+          <w:rFonts w:ascii="Times New Roman" w:eastAsia="微軟正黑體" w:hAnsi="Times New Roman"/>
+          <w:color w:val="000000" w:themeColor="text1"/>
+          <w:lang w:eastAsia="zh-TW"/>
+        </w:rPr>
+        <w:t>Label Noise</w:t>
       </w:r>
     </w:p>
     <w:p>
@@ -1784,6 +2464,34 @@
           <w:rFonts w:ascii="Times New Roman" w:eastAsia="微軟正黑體" w:hAnsi="Times New Roman"/>
           <w:color w:val="000000" w:themeColor="text1"/>
         </w:rPr>
+        <w:t>Random Noise: label</w:t>
+      </w:r>
+      <w:r>
+        <w:rPr>
+          <w:rFonts w:ascii="Times New Roman" w:eastAsia="微軟正黑體" w:hAnsi="Times New Roman"/>
+          <w:color w:val="000000" w:themeColor="text1"/>
+        </w:rPr>
+        <w:t>被隨機替換成錯誤的答案，沒有固定的錯誤模式</w:t>
+      </w:r>
+    </w:p>
+    <w:p>
+      <w:pPr>
+        <w:pStyle w:val="Web"/>
+        <w:numPr>
+          <w:ilvl w:val="2"/>
+          <w:numId w:val="3"/>
+        </w:numPr>
+        <w:spacing w:beforeAutospacing="0" w:afterAutospacing="0" w:line="240" w:lineRule="auto"/>
+        <w:rPr>
+          <w:rFonts w:ascii="Times New Roman" w:eastAsia="微軟正黑體" w:hAnsi="Times New Roman"/>
+          <w:color w:val="000000" w:themeColor="text1"/>
+        </w:rPr>
+      </w:pPr>
+      <w:r>
+        <w:rPr>
+          <w:rFonts w:ascii="Times New Roman" w:eastAsia="微軟正黑體" w:hAnsi="Times New Roman"/>
+          <w:color w:val="000000" w:themeColor="text1"/>
+        </w:rPr>
         <w:t xml:space="preserve">Input: 12+7 &gt;&gt; Output: </w:t>
       </w:r>
       <w:r>
@@ -1806,6 +2514,97 @@
           <w:color w:val="000000" w:themeColor="text1"/>
         </w:rPr>
         <w:t>完全不相關的結果</w:t>
+      </w:r>
+    </w:p>
+    <w:p>
+      <w:pPr>
+        <w:pStyle w:val="Web"/>
+        <w:numPr>
+          <w:ilvl w:val="2"/>
+          <w:numId w:val="3"/>
+        </w:numPr>
+        <w:spacing w:beforeAutospacing="0" w:afterAutospacing="0" w:line="240" w:lineRule="auto"/>
+        <w:rPr>
+          <w:rFonts w:ascii="Times New Roman" w:eastAsia="微軟正黑體" w:hAnsi="Times New Roman"/>
+          <w:color w:val="000000" w:themeColor="text1"/>
+        </w:rPr>
+      </w:pPr>
+      <w:r>
+        <w:rPr>
+          <w:rFonts w:ascii="Times New Roman" w:eastAsia="微軟正黑體" w:hAnsi="Times New Roman"/>
+          <w:color w:val="000000" w:themeColor="text1"/>
+        </w:rPr>
+        <w:t>調整方式</w:t>
+      </w:r>
+      <w:r>
+        <w:rPr>
+          <w:rFonts w:ascii="Times New Roman" w:eastAsia="微軟正黑體" w:hAnsi="Times New Roman"/>
+          <w:color w:val="000000" w:themeColor="text1"/>
+        </w:rPr>
+        <w:t xml:space="preserve">: </w:t>
+      </w:r>
+      <w:r>
+        <w:rPr>
+          <w:rFonts w:ascii="Times New Roman" w:eastAsia="微軟正黑體" w:hAnsi="Times New Roman"/>
+          <w:color w:val="000000" w:themeColor="text1"/>
+        </w:rPr>
+        <w:t>使用較大的</w:t>
+      </w:r>
+      <w:r>
+        <w:rPr>
+          <w:rFonts w:ascii="Times New Roman" w:eastAsia="微軟正黑體" w:hAnsi="Times New Roman"/>
+          <w:color w:val="000000" w:themeColor="text1"/>
+        </w:rPr>
+        <w:t>batch size</w:t>
+      </w:r>
+      <w:r>
+        <w:rPr>
+          <w:rFonts w:ascii="Times New Roman" w:eastAsia="微軟正黑體" w:hAnsi="Times New Roman"/>
+          <w:color w:val="000000" w:themeColor="text1"/>
+        </w:rPr>
+        <w:t>平衡隨機答案所帶來的誤差、</w:t>
+      </w:r>
+      <w:r>
+        <w:rPr>
+          <w:rFonts w:ascii="Times New Roman" w:eastAsia="微軟正黑體" w:hAnsi="Times New Roman"/>
+          <w:color w:val="000000" w:themeColor="text1"/>
+        </w:rPr>
+        <w:t xml:space="preserve">Label Smoothing =correct: 0.9/ incorrect: 0.1 </w:t>
+      </w:r>
+      <w:r>
+        <w:rPr>
+          <w:rFonts w:ascii="Times New Roman" w:eastAsia="微軟正黑體" w:hAnsi="Times New Roman"/>
+          <w:color w:val="000000" w:themeColor="text1"/>
+        </w:rPr>
+        <w:t>減少模型對</w:t>
+      </w:r>
+      <w:r>
+        <w:rPr>
+          <w:rFonts w:ascii="Times New Roman" w:eastAsia="微軟正黑體" w:hAnsi="Times New Roman"/>
+          <w:color w:val="000000" w:themeColor="text1"/>
+        </w:rPr>
+        <w:t xml:space="preserve"> label noise</w:t>
+      </w:r>
+      <w:r>
+        <w:rPr>
+          <w:rFonts w:ascii="Times New Roman" w:eastAsia="微軟正黑體" w:hAnsi="Times New Roman"/>
+          <w:color w:val="000000" w:themeColor="text1"/>
+        </w:rPr>
+        <w:t>的敏感度、訓練後期降低</w:t>
+      </w:r>
+      <w:r>
+        <w:rPr>
+          <w:rFonts w:ascii="Times New Roman" w:eastAsia="微軟正黑體" w:hAnsi="Times New Roman"/>
+          <w:color w:val="000000" w:themeColor="text1"/>
+        </w:rPr>
+        <w:t>learning rate</w:t>
+      </w:r>
+      <w:r>
+        <w:rPr>
+          <w:rFonts w:ascii="Times New Roman" w:eastAsia="微軟正黑體" w:hAnsi="Times New Roman"/>
+          <w:color w:val="000000" w:themeColor="text1"/>
+        </w:rPr>
+        <w:t>讓模型穩定收斂</w:t>
       </w:r>
     </w:p>
     <w:p>
@@ -1825,78 +2624,1212 @@
         <w:rPr>
           <w:rFonts w:ascii="Times New Roman" w:eastAsia="微軟正黑體" w:hAnsi="Times New Roman"/>
           <w:color w:val="000000" w:themeColor="text1"/>
-        </w:rPr>
-        <w:t>調整方式</w:t>
-      </w:r>
-      <w:r>
-        <w:rPr>
-          <w:rFonts w:ascii="Times New Roman" w:eastAsia="微軟正黑體" w:hAnsi="Times New Roman"/>
-          <w:color w:val="000000" w:themeColor="text1"/>
-        </w:rPr>
-        <w:t xml:space="preserve">: </w:t>
-      </w:r>
-      <w:r>
-        <w:rPr>
-          <w:rFonts w:ascii="Times New Roman" w:eastAsia="微軟正黑體" w:hAnsi="Times New Roman"/>
-          <w:color w:val="000000" w:themeColor="text1"/>
-        </w:rPr>
-        <w:t>使用較大的</w:t>
-      </w:r>
-      <w:r>
-        <w:rPr>
-          <w:rFonts w:ascii="Times New Roman" w:eastAsia="微軟正黑體" w:hAnsi="Times New Roman"/>
-          <w:color w:val="000000" w:themeColor="text1"/>
-        </w:rPr>
-        <w:t>batch size</w:t>
-      </w:r>
-      <w:r>
-        <w:rPr>
-          <w:rFonts w:ascii="Times New Roman" w:eastAsia="微軟正黑體" w:hAnsi="Times New Roman"/>
-          <w:color w:val="000000" w:themeColor="text1"/>
-        </w:rPr>
-        <w:t>平衡隨機答案所帶來的誤差、</w:t>
-      </w:r>
-      <w:r>
-        <w:rPr>
-          <w:rFonts w:ascii="Times New Roman" w:eastAsia="微軟正黑體" w:hAnsi="Times New Roman"/>
-          <w:color w:val="000000" w:themeColor="text1"/>
-        </w:rPr>
-        <w:t xml:space="preserve">Label Smoothing =correct: 0.9/ incorrect: 0.1 </w:t>
-      </w:r>
-      <w:r>
-        <w:rPr>
-          <w:rFonts w:ascii="Times New Roman" w:eastAsia="微軟正黑體" w:hAnsi="Times New Roman"/>
-          <w:color w:val="000000" w:themeColor="text1"/>
-        </w:rPr>
-        <w:t>減少模型對</w:t>
-      </w:r>
-      <w:r>
-        <w:rPr>
-          <w:rFonts w:ascii="Times New Roman" w:eastAsia="微軟正黑體" w:hAnsi="Times New Roman"/>
-          <w:color w:val="000000" w:themeColor="text1"/>
-        </w:rPr>
-        <w:t xml:space="preserve"> label noise</w:t>
-      </w:r>
-      <w:r>
-        <w:rPr>
-          <w:rFonts w:ascii="Times New Roman" w:eastAsia="微軟正黑體" w:hAnsi="Times New Roman"/>
-          <w:color w:val="000000" w:themeColor="text1"/>
-        </w:rPr>
-        <w:t>的敏感度、訓練後期降低</w:t>
-      </w:r>
-      <w:r>
-        <w:rPr>
-          <w:rFonts w:ascii="Times New Roman" w:eastAsia="微軟正黑體" w:hAnsi="Times New Roman"/>
-          <w:color w:val="000000" w:themeColor="text1"/>
-        </w:rPr>
-        <w:t>learning rate</w:t>
-      </w:r>
-      <w:r>
-        <w:rPr>
-          <w:rFonts w:ascii="Times New Roman" w:eastAsia="微軟正黑體" w:hAnsi="Times New Roman"/>
-          <w:color w:val="000000" w:themeColor="text1"/>
-        </w:rPr>
-        <w:t>讓模型穩定收斂</w:t>
+          <w:u w:val="single"/>
+        </w:rPr>
+        <w:t>Systematic Noise:</w:t>
+      </w:r>
+      <w:r>
+        <w:rPr>
+          <w:rFonts w:ascii="Times New Roman" w:eastAsia="微軟正黑體" w:hAnsi="Times New Roman"/>
+          <w:color w:val="000000" w:themeColor="text1"/>
+        </w:rPr>
+        <w:t xml:space="preserve"> </w:t>
+      </w:r>
+      <w:r>
+        <w:rPr>
+          <w:rFonts w:ascii="Times New Roman" w:eastAsia="微軟正黑體" w:hAnsi="Times New Roman"/>
+          <w:color w:val="000000" w:themeColor="text1"/>
+        </w:rPr>
+        <w:t>L</w:t>
+      </w:r>
+      <w:r>
+        <w:rPr>
+          <w:rFonts w:ascii="Times New Roman" w:eastAsia="微軟正黑體" w:hAnsi="Times New Roman" w:hint="eastAsia"/>
+          <w:color w:val="000000" w:themeColor="text1"/>
+          <w:lang w:eastAsia="zh-TW"/>
+        </w:rPr>
+        <w:t>a</w:t>
+      </w:r>
+      <w:r>
+        <w:rPr>
+          <w:rFonts w:ascii="Times New Roman" w:eastAsia="微軟正黑體" w:hAnsi="Times New Roman"/>
+          <w:color w:val="000000" w:themeColor="text1"/>
+        </w:rPr>
+        <w:t>bel noise</w:t>
+      </w:r>
+      <w:r>
+        <w:rPr>
+          <w:rFonts w:ascii="Times New Roman" w:eastAsia="微軟正黑體" w:hAnsi="Times New Roman"/>
+          <w:color w:val="000000" w:themeColor="text1"/>
+        </w:rPr>
+        <w:t>有固定的錯誤模式或偏差，模型學錯誤規則</w:t>
+      </w:r>
+    </w:p>
+    <w:p>
+      <w:pPr>
+        <w:pStyle w:val="Web"/>
+        <w:numPr>
+          <w:ilvl w:val="2"/>
+          <w:numId w:val="3"/>
+        </w:numPr>
+        <w:spacing w:beforeAutospacing="0" w:afterAutospacing="0" w:line="240" w:lineRule="auto"/>
+        <w:rPr>
+          <w:rFonts w:ascii="Times New Roman" w:eastAsia="微軟正黑體" w:hAnsi="Times New Roman"/>
+          <w:color w:val="000000" w:themeColor="text1"/>
+        </w:rPr>
+      </w:pPr>
+      <w:r>
+        <w:rPr>
+          <w:rFonts w:ascii="Times New Roman" w:eastAsia="微軟正黑體" w:hAnsi="Times New Roman"/>
+          <w:color w:val="000000" w:themeColor="text1"/>
+        </w:rPr>
+        <w:t xml:space="preserve">Input: 222-111 &gt;&gt; Output:112 </w:t>
+      </w:r>
+      <w:r>
+        <w:rPr>
+          <w:rFonts w:ascii="Times New Roman" w:eastAsia="微軟正黑體" w:hAnsi="Times New Roman"/>
+          <w:color w:val="000000" w:themeColor="text1"/>
+        </w:rPr>
+        <w:t>=&gt;</w:t>
+      </w:r>
+      <w:r>
+        <w:rPr>
+          <w:rFonts w:ascii="Times New Roman" w:eastAsia="微軟正黑體" w:hAnsi="Times New Roman"/>
+          <w:color w:val="000000" w:themeColor="text1"/>
+        </w:rPr>
+        <w:t>總是出現少減</w:t>
+      </w:r>
+      <w:r>
+        <w:rPr>
+          <w:rFonts w:ascii="Times New Roman" w:eastAsia="微軟正黑體" w:hAnsi="Times New Roman"/>
+          <w:color w:val="000000" w:themeColor="text1"/>
+        </w:rPr>
+        <w:t>1</w:t>
+      </w:r>
+      <w:r>
+        <w:rPr>
+          <w:rFonts w:ascii="Times New Roman" w:eastAsia="微軟正黑體" w:hAnsi="Times New Roman"/>
+          <w:color w:val="000000" w:themeColor="text1"/>
+        </w:rPr>
+        <w:t>的結果</w:t>
+      </w:r>
+    </w:p>
+    <w:p>
+      <w:pPr>
+        <w:pStyle w:val="Web"/>
+        <w:numPr>
+          <w:ilvl w:val="2"/>
+          <w:numId w:val="3"/>
+        </w:numPr>
+        <w:spacing w:beforeAutospacing="0" w:afterAutospacing="0" w:line="240" w:lineRule="auto"/>
+        <w:rPr>
+          <w:rFonts w:ascii="Times New Roman" w:eastAsia="微軟正黑體" w:hAnsi="Times New Roman"/>
+          <w:color w:val="000000" w:themeColor="text1"/>
+        </w:rPr>
+      </w:pPr>
+      <w:r>
+        <w:rPr>
+          <w:rFonts w:ascii="Times New Roman" w:eastAsia="微軟正黑體" w:hAnsi="Times New Roman"/>
+          <w:color w:val="000000" w:themeColor="text1"/>
+        </w:rPr>
+        <w:t>調整方法：用</w:t>
+      </w:r>
+      <w:r>
+        <w:rPr>
+          <w:rFonts w:ascii="Times New Roman" w:eastAsia="微軟正黑體" w:hAnsi="Times New Roman"/>
+          <w:color w:val="000000" w:themeColor="text1"/>
+        </w:rPr>
+        <w:t>validation set</w:t>
+      </w:r>
+      <w:r>
+        <w:rPr>
+          <w:rFonts w:ascii="Times New Roman" w:eastAsia="微軟正黑體" w:hAnsi="Times New Roman"/>
+          <w:color w:val="000000" w:themeColor="text1"/>
+        </w:rPr>
+        <w:t>比對預測和真實的差距並找出偏差樣本、使用</w:t>
+      </w:r>
+      <w:r>
+        <w:rPr>
+          <w:rFonts w:ascii="Times New Roman" w:eastAsia="微軟正黑體" w:hAnsi="Times New Roman"/>
+          <w:color w:val="000000" w:themeColor="text1"/>
+        </w:rPr>
+        <w:t>human-in-loop</w:t>
+      </w:r>
+      <w:r>
+        <w:rPr>
+          <w:rFonts w:ascii="Times New Roman" w:eastAsia="微軟正黑體" w:hAnsi="Times New Roman"/>
+          <w:color w:val="000000" w:themeColor="text1"/>
+        </w:rPr>
+        <w:t>等錯誤樣本修正機制、訓練後進行</w:t>
+      </w:r>
+      <w:r>
+        <w:rPr>
+          <w:rFonts w:ascii="Times New Roman" w:eastAsia="微軟正黑體" w:hAnsi="Times New Roman"/>
+          <w:color w:val="000000" w:themeColor="text1"/>
+        </w:rPr>
+        <w:t>outlier detection</w:t>
+      </w:r>
+      <w:r>
+        <w:rPr>
+          <w:rFonts w:ascii="Times New Roman" w:eastAsia="微軟正黑體" w:hAnsi="Times New Roman"/>
+          <w:color w:val="000000" w:themeColor="text1"/>
+        </w:rPr>
+        <w:t>或</w:t>
+      </w:r>
+      <w:r>
+        <w:rPr>
+          <w:rFonts w:ascii="Times New Roman" w:eastAsia="微軟正黑體" w:hAnsi="Times New Roman"/>
+          <w:color w:val="000000" w:themeColor="text1"/>
+        </w:rPr>
+        <w:t>error consistency analysis</w:t>
+      </w:r>
+    </w:p>
+    <w:p>
+      <w:pPr>
+        <w:pStyle w:val="Web"/>
+        <w:numPr>
+          <w:ilvl w:val="0"/>
+          <w:numId w:val="7"/>
+        </w:numPr>
+        <w:spacing w:beforeAutospacing="0" w:afterAutospacing="0" w:line="240" w:lineRule="auto"/>
+        <w:rPr>
+          <w:rFonts w:ascii="Times New Roman" w:eastAsia="微軟正黑體" w:hAnsi="Times New Roman"/>
+          <w:color w:val="000000" w:themeColor="text1"/>
+        </w:rPr>
+      </w:pPr>
+      <w:r>
+        <w:rPr>
+          <w:rFonts w:ascii="Times New Roman" w:eastAsia="微軟正黑體" w:hAnsi="Times New Roman" w:hint="eastAsia"/>
+          <w:color w:val="000000" w:themeColor="text1"/>
+        </w:rPr>
+        <w:t>以下為我調整</w:t>
+      </w:r>
+      <w:r>
+        <w:rPr>
+          <w:rFonts w:ascii="Times New Roman" w:eastAsia="微軟正黑體" w:hAnsi="Times New Roman"/>
+          <w:color w:val="000000" w:themeColor="text1"/>
+        </w:rPr>
+        <w:t>20%</w:t>
+      </w:r>
+      <w:r>
+        <w:rPr>
+          <w:rFonts w:ascii="Times New Roman" w:eastAsia="微軟正黑體" w:hAnsi="Times New Roman" w:hint="eastAsia"/>
+          <w:color w:val="000000" w:themeColor="text1"/>
+        </w:rPr>
+        <w:t xml:space="preserve"> </w:t>
+      </w:r>
+      <w:r>
+        <w:rPr>
+          <w:rFonts w:ascii="Times New Roman" w:eastAsia="微軟正黑體" w:hAnsi="Times New Roman"/>
+          <w:color w:val="000000" w:themeColor="text1"/>
+        </w:rPr>
+        <w:t>L</w:t>
+      </w:r>
+      <w:r>
+        <w:rPr>
+          <w:rFonts w:ascii="Times New Roman" w:eastAsia="微軟正黑體" w:hAnsi="Times New Roman"/>
+          <w:color w:val="000000" w:themeColor="text1"/>
+        </w:rPr>
+        <w:t>abel noise</w:t>
+      </w:r>
+      <w:r>
+        <w:rPr>
+          <w:rFonts w:ascii="Times New Roman" w:eastAsia="微軟正黑體" w:hAnsi="Times New Roman" w:hint="eastAsia"/>
+          <w:color w:val="000000" w:themeColor="text1"/>
+        </w:rPr>
+        <w:t>的實驗過程</w:t>
+      </w:r>
+      <w:r>
+        <w:rPr>
+          <w:rFonts w:ascii="Times New Roman" w:eastAsia="微軟正黑體" w:hAnsi="Times New Roman" w:hint="eastAsia"/>
+          <w:color w:val="000000" w:themeColor="text1"/>
+        </w:rPr>
+        <w:t>：</w:t>
+      </w:r>
+    </w:p>
+    <w:p>
+      <w:pPr>
+        <w:pStyle w:val="Web"/>
+        <w:numPr>
+          <w:ilvl w:val="1"/>
+          <w:numId w:val="8"/>
+        </w:numPr>
+        <w:spacing w:beforeAutospacing="0" w:afterAutospacing="0" w:line="240" w:lineRule="auto"/>
+        <w:rPr>
+          <w:rFonts w:ascii="Times New Roman" w:eastAsia="微軟正黑體" w:hAnsi="Times New Roman"/>
+          <w:color w:val="000000" w:themeColor="text1"/>
+        </w:rPr>
+      </w:pPr>
+      <w:r>
+        <w:rPr>
+          <w:rFonts w:ascii="Times New Roman" w:eastAsia="微軟正黑體" w:hAnsi="Times New Roman"/>
+          <w:color w:val="000000" w:themeColor="text1"/>
+        </w:rPr>
+        <w:t>Label noise</w:t>
+      </w:r>
+      <w:r>
+        <w:rPr>
+          <w:rFonts w:ascii="Times New Roman" w:eastAsia="微軟正黑體" w:hAnsi="Times New Roman" w:hint="eastAsia"/>
+          <w:color w:val="000000" w:themeColor="text1"/>
+        </w:rPr>
+        <w:t>調整策略：</w:t>
+      </w:r>
+      <w:r>
+        <w:rPr>
+          <w:rFonts w:ascii="Times New Roman" w:eastAsia="微軟正黑體" w:hAnsi="Times New Roman"/>
+          <w:color w:val="000000" w:themeColor="text1"/>
+        </w:rPr>
+        <w:t xml:space="preserve"> 20%</w:t>
+      </w:r>
+      <w:r>
+        <w:rPr>
+          <w:rFonts w:ascii="Times New Roman" w:eastAsia="微軟正黑體" w:hAnsi="Times New Roman" w:hint="eastAsia"/>
+          <w:color w:val="000000" w:themeColor="text1"/>
+        </w:rPr>
+        <w:t>的</w:t>
+      </w:r>
+      <w:r>
+        <w:rPr>
+          <w:rFonts w:ascii="Times New Roman" w:eastAsia="微軟正黑體" w:hAnsi="Times New Roman"/>
+          <w:color w:val="000000" w:themeColor="text1"/>
+        </w:rPr>
+        <w:t xml:space="preserve">training data </w:t>
+      </w:r>
+      <w:proofErr w:type="spellStart"/>
+      <w:r>
+        <w:rPr>
+          <w:rFonts w:ascii="Times New Roman" w:eastAsia="微軟正黑體" w:hAnsi="Times New Roman"/>
+          <w:color w:val="000000" w:themeColor="text1"/>
+        </w:rPr>
+        <w:t>tgt</w:t>
+      </w:r>
+      <w:proofErr w:type="spellEnd"/>
+      <w:r>
+        <w:rPr>
+          <w:rFonts w:ascii="Times New Roman" w:eastAsia="微軟正黑體" w:hAnsi="Times New Roman" w:hint="eastAsia"/>
+          <w:color w:val="000000" w:themeColor="text1"/>
+        </w:rPr>
+        <w:t>欄位</w:t>
+      </w:r>
+      <w:r>
+        <w:rPr>
+          <w:rFonts w:ascii="Times New Roman" w:eastAsia="微軟正黑體" w:hAnsi="Times New Roman" w:hint="eastAsia"/>
+          <w:color w:val="000000" w:themeColor="text1"/>
+          <w:lang w:eastAsia="zh-TW"/>
+        </w:rPr>
+        <w:t>數值</w:t>
+      </w:r>
+      <w:r>
+        <w:rPr>
+          <w:rFonts w:ascii="Times New Roman" w:eastAsia="微軟正黑體" w:hAnsi="Times New Roman" w:hint="eastAsia"/>
+          <w:color w:val="000000" w:themeColor="text1"/>
+        </w:rPr>
+        <w:t>都加</w:t>
+      </w:r>
+      <w:r>
+        <w:rPr>
+          <w:rFonts w:ascii="Times New Roman" w:eastAsia="微軟正黑體" w:hAnsi="Times New Roman" w:hint="eastAsia"/>
+          <w:color w:val="000000" w:themeColor="text1"/>
+        </w:rPr>
+        <w:t xml:space="preserve"> </w:t>
+      </w:r>
+      <w:r>
+        <w:rPr>
+          <w:rFonts w:ascii="Times New Roman" w:eastAsia="微軟正黑體" w:hAnsi="Times New Roman"/>
+          <w:color w:val="000000" w:themeColor="text1"/>
+        </w:rPr>
+        <w:t>1</w:t>
+      </w:r>
+    </w:p>
+    <w:p>
+      <w:pPr>
+        <w:pStyle w:val="Web"/>
+        <w:numPr>
+          <w:ilvl w:val="1"/>
+          <w:numId w:val="8"/>
+        </w:numPr>
+        <w:spacing w:beforeAutospacing="0" w:afterAutospacing="0" w:line="240" w:lineRule="auto"/>
+        <w:rPr>
+          <w:rFonts w:ascii="Times New Roman" w:eastAsia="微軟正黑體" w:hAnsi="Times New Roman"/>
+          <w:color w:val="000000" w:themeColor="text1"/>
+        </w:rPr>
+      </w:pPr>
+      <w:r>
+        <w:rPr>
+          <w:rFonts w:ascii="Times New Roman" w:eastAsia="微軟正黑體" w:hAnsi="Times New Roman" w:hint="eastAsia"/>
+          <w:color w:val="000000" w:themeColor="text1"/>
+        </w:rPr>
+        <w:t>訓練比較結果</w:t>
+      </w:r>
+      <w:r>
+        <w:rPr>
+          <w:rFonts w:ascii="Times New Roman" w:eastAsia="微軟正黑體" w:hAnsi="Times New Roman"/>
+          <w:color w:val="000000" w:themeColor="text1"/>
+        </w:rPr>
+        <w:t>(</w:t>
+      </w:r>
+      <w:r>
+        <w:rPr>
+          <w:rFonts w:ascii="Times New Roman" w:eastAsia="微軟正黑體" w:hAnsi="Times New Roman" w:hint="eastAsia"/>
+          <w:color w:val="000000" w:themeColor="text1"/>
+        </w:rPr>
+        <w:t>因</w:t>
+      </w:r>
+      <w:r>
+        <w:rPr>
+          <w:rFonts w:ascii="Times New Roman" w:eastAsia="微軟正黑體" w:hAnsi="Times New Roman"/>
+          <w:color w:val="000000" w:themeColor="text1"/>
+        </w:rPr>
+        <w:t>GPU</w:t>
+      </w:r>
+      <w:r>
+        <w:rPr>
+          <w:rFonts w:ascii="Times New Roman" w:eastAsia="微軟正黑體" w:hAnsi="Times New Roman" w:hint="eastAsia"/>
+          <w:color w:val="000000" w:themeColor="text1"/>
+        </w:rPr>
+        <w:t>算力有限，僅有跑</w:t>
+      </w:r>
+      <w:r>
+        <w:rPr>
+          <w:rFonts w:ascii="Times New Roman" w:eastAsia="微軟正黑體" w:hAnsi="Times New Roman"/>
+          <w:color w:val="000000" w:themeColor="text1"/>
+        </w:rPr>
+        <w:t>epoch x5</w:t>
+      </w:r>
+      <w:r>
+        <w:rPr>
+          <w:rFonts w:ascii="Times New Roman" w:eastAsia="微軟正黑體" w:hAnsi="Times New Roman" w:hint="eastAsia"/>
+          <w:color w:val="000000" w:themeColor="text1"/>
+        </w:rPr>
+        <w:t>)</w:t>
+      </w:r>
+      <w:r>
+        <w:rPr>
+          <w:rFonts w:ascii="Times New Roman" w:eastAsia="微軟正黑體" w:hAnsi="Times New Roman" w:hint="eastAsia"/>
+          <w:color w:val="000000" w:themeColor="text1"/>
+        </w:rPr>
+        <w:t>：</w:t>
+      </w:r>
+    </w:p>
+    <w:tbl>
+      <w:tblPr>
+        <w:tblStyle w:val="ab"/>
+        <w:tblW w:w="0" w:type="auto"/>
+        <w:tblInd w:w="720" w:type="dxa"/>
+        <w:tblLook w:val="04A0" w:firstRow="1" w:lastRow="0" w:firstColumn="1" w:lastColumn="0" w:noHBand="0" w:noVBand="1"/>
+      </w:tblPr>
+      <w:tblGrid>
+        <w:gridCol w:w="1827"/>
+        <w:gridCol w:w="3236"/>
+        <w:gridCol w:w="3236"/>
+      </w:tblGrid>
+      <w:tr>
+        <w:tc>
+          <w:tcPr>
+            <w:tcW w:w="8299" w:type="dxa"/>
+            <w:gridSpan w:val="3"/>
+          </w:tcPr>
+          <w:p>
+            <w:pPr>
+              <w:pStyle w:val="Web"/>
+              <w:spacing w:beforeAutospacing="0" w:afterAutospacing="0" w:line="240" w:lineRule="auto"/>
+              <w:jc w:val="center"/>
+              <w:rPr>
+                <w:rFonts w:ascii="Times New Roman" w:eastAsia="微軟正黑體" w:hAnsi="Times New Roman"/>
+                <w:color w:val="000000" w:themeColor="text1"/>
+                <w:lang w:eastAsia="zh-TW"/>
+              </w:rPr>
+            </w:pPr>
+            <w:r>
+              <w:rPr>
+                <w:rFonts w:ascii="Times New Roman" w:eastAsia="全字庫正楷體" w:hAnsi="Times New Roman"/>
+              </w:rPr>
+              <w:t>Epoch=</w:t>
+            </w:r>
+            <w:r>
+              <w:rPr>
+                <w:rFonts w:ascii="Times New Roman" w:eastAsia="全字庫正楷體" w:hAnsi="Times New Roman"/>
+              </w:rPr>
+              <w:t>5</w:t>
+            </w:r>
+            <w:r>
+              <w:rPr>
+                <w:rFonts w:ascii="Times New Roman" w:eastAsia="全字庫正楷體" w:hAnsi="Times New Roman"/>
+              </w:rPr>
+              <w:t xml:space="preserve">, </w:t>
+            </w:r>
+            <w:proofErr w:type="spellStart"/>
+            <w:r>
+              <w:rPr>
+                <w:rFonts w:ascii="Times New Roman" w:eastAsia="全字庫正楷體" w:hAnsi="Times New Roman"/>
+              </w:rPr>
+              <w:t>layer_type</w:t>
+            </w:r>
+            <w:proofErr w:type="spellEnd"/>
+            <w:r>
+              <w:rPr>
+                <w:rFonts w:ascii="Times New Roman" w:eastAsia="全字庫正楷體" w:hAnsi="Times New Roman"/>
+              </w:rPr>
+              <w:t xml:space="preserve">=LSTM, </w:t>
+            </w:r>
+            <w:proofErr w:type="spellStart"/>
+            <w:r>
+              <w:rPr>
+                <w:rFonts w:ascii="Times New Roman" w:eastAsia="全字庫正楷體" w:hAnsi="Times New Roman"/>
+              </w:rPr>
+              <w:t>learning_rate</w:t>
+            </w:r>
+            <w:proofErr w:type="spellEnd"/>
+            <w:r>
+              <w:rPr>
+                <w:rFonts w:ascii="Times New Roman" w:eastAsia="全字庫正楷體" w:hAnsi="Times New Roman"/>
+              </w:rPr>
+              <w:t>=5e-4</w:t>
+            </w:r>
+          </w:p>
+        </w:tc>
+      </w:tr>
+      <w:tr>
+        <w:tc>
+          <w:tcPr>
+            <w:tcW w:w="1827" w:type="dxa"/>
+          </w:tcPr>
+          <w:p>
+            <w:pPr>
+              <w:pStyle w:val="Web"/>
+              <w:spacing w:beforeAutospacing="0" w:afterAutospacing="0" w:line="240" w:lineRule="auto"/>
+              <w:rPr>
+                <w:rFonts w:ascii="Times New Roman" w:eastAsia="微軟正黑體" w:hAnsi="Times New Roman" w:hint="eastAsia"/>
+                <w:color w:val="000000" w:themeColor="text1"/>
+                <w:lang w:eastAsia="zh-TW"/>
+              </w:rPr>
+            </w:pPr>
+          </w:p>
+        </w:tc>
+        <w:tc>
+          <w:tcPr>
+            <w:tcW w:w="3236" w:type="dxa"/>
+          </w:tcPr>
+          <w:p>
+            <w:pPr>
+              <w:pStyle w:val="Web"/>
+              <w:spacing w:beforeAutospacing="0" w:afterAutospacing="0" w:line="240" w:lineRule="auto"/>
+              <w:rPr>
+                <w:rFonts w:ascii="Times New Roman" w:eastAsia="微軟正黑體" w:hAnsi="Times New Roman"/>
+                <w:color w:val="000000" w:themeColor="text1"/>
+                <w:lang w:eastAsia="zh-TW"/>
+              </w:rPr>
+            </w:pPr>
+            <w:r>
+              <w:rPr>
+                <w:rFonts w:ascii="Times New Roman" w:eastAsia="微軟正黑體" w:hAnsi="Times New Roman"/>
+                <w:color w:val="000000" w:themeColor="text1"/>
+                <w:lang w:eastAsia="zh-TW"/>
+              </w:rPr>
+              <w:t>Clean training dataset</w:t>
+            </w:r>
+          </w:p>
+        </w:tc>
+        <w:tc>
+          <w:tcPr>
+            <w:tcW w:w="3236" w:type="dxa"/>
+          </w:tcPr>
+          <w:p>
+            <w:pPr>
+              <w:pStyle w:val="Web"/>
+              <w:spacing w:beforeAutospacing="0" w:afterAutospacing="0" w:line="240" w:lineRule="auto"/>
+              <w:ind w:left="120" w:hangingChars="50" w:hanging="120"/>
+              <w:rPr>
+                <w:rFonts w:ascii="Times New Roman" w:eastAsia="微軟正黑體" w:hAnsi="Times New Roman"/>
+                <w:color w:val="000000" w:themeColor="text1"/>
+                <w:lang w:eastAsia="zh-TW"/>
+              </w:rPr>
+            </w:pPr>
+            <w:r>
+              <w:rPr>
+                <w:rFonts w:ascii="Times New Roman" w:eastAsia="微軟正黑體" w:hAnsi="Times New Roman"/>
+                <w:color w:val="000000" w:themeColor="text1"/>
+                <w:lang w:eastAsia="zh-TW"/>
+              </w:rPr>
+              <w:t>Noisy - 20% - training -dataset</w:t>
+            </w:r>
+          </w:p>
+        </w:tc>
+      </w:tr>
+      <w:tr>
+        <w:tc>
+          <w:tcPr>
+            <w:tcW w:w="1827" w:type="dxa"/>
+          </w:tcPr>
+          <w:p>
+            <w:pPr>
+              <w:pStyle w:val="Web"/>
+              <w:spacing w:beforeAutospacing="0" w:afterAutospacing="0" w:line="240" w:lineRule="auto"/>
+              <w:rPr>
+                <w:rFonts w:ascii="Times New Roman" w:eastAsia="微軟正黑體" w:hAnsi="Times New Roman"/>
+                <w:color w:val="000000" w:themeColor="text1"/>
+                <w:lang w:eastAsia="zh-TW"/>
+              </w:rPr>
+            </w:pPr>
+            <w:r>
+              <w:rPr>
+                <w:rFonts w:ascii="Times New Roman" w:eastAsia="微軟正黑體" w:hAnsi="Times New Roman"/>
+                <w:color w:val="000000" w:themeColor="text1"/>
+                <w:lang w:eastAsia="zh-TW"/>
+              </w:rPr>
+              <w:t>Best-</w:t>
+            </w:r>
+            <w:r>
+              <w:rPr>
+                <w:rFonts w:ascii="Times New Roman" w:eastAsia="微軟正黑體" w:hAnsi="Times New Roman" w:hint="eastAsia"/>
+                <w:color w:val="000000" w:themeColor="text1"/>
+                <w:lang w:eastAsia="zh-TW"/>
+              </w:rPr>
+              <w:t>E</w:t>
+            </w:r>
+            <w:r>
+              <w:rPr>
+                <w:rFonts w:ascii="Times New Roman" w:eastAsia="微軟正黑體" w:hAnsi="Times New Roman"/>
+                <w:color w:val="000000" w:themeColor="text1"/>
+                <w:lang w:eastAsia="zh-TW"/>
+              </w:rPr>
+              <w:t>M</w:t>
+            </w:r>
+          </w:p>
+        </w:tc>
+        <w:tc>
+          <w:tcPr>
+            <w:tcW w:w="3236" w:type="dxa"/>
+          </w:tcPr>
+          <w:p>
+            <w:pPr>
+              <w:pStyle w:val="Web"/>
+              <w:spacing w:beforeAutospacing="0" w:afterAutospacing="0" w:line="240" w:lineRule="auto"/>
+              <w:rPr>
+                <w:rFonts w:ascii="Times New Roman" w:eastAsia="微軟正黑體" w:hAnsi="Times New Roman" w:hint="eastAsia"/>
+                <w:color w:val="000000" w:themeColor="text1"/>
+                <w:lang w:eastAsia="zh-TW"/>
+              </w:rPr>
+            </w:pPr>
+            <w:r>
+              <w:rPr>
+                <w:rFonts w:ascii="Times New Roman" w:eastAsia="微軟正黑體" w:hAnsi="Times New Roman"/>
+                <w:color w:val="000000" w:themeColor="text1"/>
+                <w:lang w:eastAsia="zh-TW"/>
+              </w:rPr>
+              <w:t>0.855992</w:t>
+            </w:r>
+          </w:p>
+        </w:tc>
+        <w:tc>
+          <w:tcPr>
+            <w:tcW w:w="3236" w:type="dxa"/>
+          </w:tcPr>
+          <w:p>
+            <w:pPr>
+              <w:pStyle w:val="Web"/>
+              <w:spacing w:beforeAutospacing="0" w:afterAutospacing="0" w:line="240" w:lineRule="auto"/>
+              <w:rPr>
+                <w:rFonts w:ascii="Times New Roman" w:eastAsia="微軟正黑體" w:hAnsi="Times New Roman"/>
+                <w:color w:val="000000" w:themeColor="text1"/>
+                <w:lang w:eastAsia="zh-TW"/>
+              </w:rPr>
+            </w:pPr>
+            <w:r>
+              <w:rPr>
+                <w:rFonts w:ascii="Times New Roman" w:eastAsia="微軟正黑體" w:hAnsi="Times New Roman"/>
+                <w:color w:val="000000" w:themeColor="text1"/>
+                <w:lang w:eastAsia="zh-TW"/>
+              </w:rPr>
+              <w:t>0.804186</w:t>
+            </w:r>
+          </w:p>
+        </w:tc>
+      </w:tr>
+      <w:tr>
+        <w:tc>
+          <w:tcPr>
+            <w:tcW w:w="1827" w:type="dxa"/>
+          </w:tcPr>
+          <w:p>
+            <w:pPr>
+              <w:pStyle w:val="Web"/>
+              <w:spacing w:beforeAutospacing="0" w:afterAutospacing="0" w:line="240" w:lineRule="auto"/>
+              <w:rPr>
+                <w:rFonts w:ascii="Times New Roman" w:eastAsia="微軟正黑體" w:hAnsi="Times New Roman"/>
+                <w:color w:val="000000" w:themeColor="text1"/>
+                <w:lang w:eastAsia="zh-TW"/>
+              </w:rPr>
+            </w:pPr>
+            <w:r>
+              <w:rPr>
+                <w:rFonts w:ascii="Times New Roman" w:eastAsia="微軟正黑體" w:hAnsi="Times New Roman"/>
+                <w:color w:val="000000" w:themeColor="text1"/>
+                <w:lang w:eastAsia="zh-TW"/>
+              </w:rPr>
+              <w:t>Initial-EM</w:t>
+            </w:r>
+          </w:p>
+        </w:tc>
+        <w:tc>
+          <w:tcPr>
+            <w:tcW w:w="3236" w:type="dxa"/>
+          </w:tcPr>
+          <w:p>
+            <w:pPr>
+              <w:pStyle w:val="Web"/>
+              <w:spacing w:beforeAutospacing="0" w:afterAutospacing="0" w:line="240" w:lineRule="auto"/>
+              <w:rPr>
+                <w:rFonts w:ascii="Times New Roman" w:eastAsia="微軟正黑體" w:hAnsi="Times New Roman"/>
+                <w:color w:val="000000" w:themeColor="text1"/>
+                <w:lang w:eastAsia="zh-TW"/>
+              </w:rPr>
+            </w:pPr>
+            <w:r>
+              <w:rPr>
+                <w:rFonts w:ascii="Times New Roman" w:eastAsia="微軟正黑體" w:hAnsi="Times New Roman"/>
+                <w:color w:val="000000" w:themeColor="text1"/>
+                <w:lang w:eastAsia="zh-TW"/>
+              </w:rPr>
+              <w:t>0.754933</w:t>
+            </w:r>
+          </w:p>
+        </w:tc>
+        <w:tc>
+          <w:tcPr>
+            <w:tcW w:w="3236" w:type="dxa"/>
+          </w:tcPr>
+          <w:p>
+            <w:pPr>
+              <w:pStyle w:val="Web"/>
+              <w:spacing w:beforeAutospacing="0" w:afterAutospacing="0" w:line="240" w:lineRule="auto"/>
+              <w:rPr>
+                <w:rFonts w:ascii="Times New Roman" w:eastAsia="微軟正黑體" w:hAnsi="Times New Roman"/>
+                <w:color w:val="000000" w:themeColor="text1"/>
+                <w:lang w:eastAsia="zh-TW"/>
+              </w:rPr>
+            </w:pPr>
+            <w:r>
+              <w:rPr>
+                <w:rFonts w:ascii="Times New Roman" w:eastAsia="微軟正黑體" w:hAnsi="Times New Roman"/>
+                <w:color w:val="000000" w:themeColor="text1"/>
+                <w:lang w:eastAsia="zh-TW"/>
+              </w:rPr>
+              <w:t>0.737151</w:t>
+            </w:r>
+          </w:p>
+        </w:tc>
+      </w:tr>
+      <w:tr>
+        <w:tc>
+          <w:tcPr>
+            <w:tcW w:w="1827" w:type="dxa"/>
+          </w:tcPr>
+          <w:p>
+            <w:pPr>
+              <w:pStyle w:val="Web"/>
+              <w:spacing w:beforeAutospacing="0" w:afterAutospacing="0" w:line="240" w:lineRule="auto"/>
+              <w:rPr>
+                <w:rFonts w:ascii="Times New Roman" w:eastAsia="微軟正黑體" w:hAnsi="Times New Roman"/>
+                <w:color w:val="000000" w:themeColor="text1"/>
+                <w:lang w:eastAsia="zh-TW"/>
+              </w:rPr>
+            </w:pPr>
+            <w:r>
+              <w:rPr>
+                <w:rFonts w:ascii="Times New Roman" w:eastAsia="微軟正黑體" w:hAnsi="Times New Roman"/>
+                <w:color w:val="000000" w:themeColor="text1"/>
+                <w:lang w:eastAsia="zh-TW"/>
+              </w:rPr>
+              <w:t>Gap</w:t>
+            </w:r>
+            <w:r>
+              <w:rPr>
+                <w:rFonts w:ascii="Times New Roman" w:eastAsia="微軟正黑體" w:hAnsi="Times New Roman"/>
+                <w:color w:val="000000" w:themeColor="text1"/>
+                <w:lang w:eastAsia="zh-TW"/>
+              </w:rPr>
+              <w:t>-EM</w:t>
+            </w:r>
+          </w:p>
+        </w:tc>
+        <w:tc>
+          <w:tcPr>
+            <w:tcW w:w="3236" w:type="dxa"/>
+          </w:tcPr>
+          <w:p>
+            <w:pPr>
+              <w:pStyle w:val="Web"/>
+              <w:spacing w:beforeAutospacing="0" w:afterAutospacing="0" w:line="240" w:lineRule="auto"/>
+              <w:rPr>
+                <w:rFonts w:ascii="Times New Roman" w:eastAsia="微軟正黑體" w:hAnsi="Times New Roman"/>
+                <w:color w:val="000000" w:themeColor="text1"/>
+                <w:lang w:eastAsia="zh-TW"/>
+              </w:rPr>
+            </w:pPr>
+            <w:r>
+              <w:rPr>
+                <w:rFonts w:ascii="Times New Roman" w:eastAsia="微軟正黑體" w:hAnsi="Times New Roman"/>
+                <w:color w:val="000000" w:themeColor="text1"/>
+                <w:lang w:eastAsia="zh-TW"/>
+              </w:rPr>
+              <w:t>0.101059</w:t>
+            </w:r>
+          </w:p>
+        </w:tc>
+        <w:tc>
+          <w:tcPr>
+            <w:tcW w:w="3236" w:type="dxa"/>
+          </w:tcPr>
+          <w:p>
+            <w:pPr>
+              <w:pStyle w:val="Web"/>
+              <w:spacing w:beforeAutospacing="0" w:afterAutospacing="0" w:line="240" w:lineRule="auto"/>
+              <w:rPr>
+                <w:rFonts w:ascii="Times New Roman" w:eastAsia="微軟正黑體" w:hAnsi="Times New Roman"/>
+                <w:color w:val="000000" w:themeColor="text1"/>
+                <w:lang w:eastAsia="zh-TW"/>
+              </w:rPr>
+            </w:pPr>
+            <w:r>
+              <w:rPr>
+                <w:rFonts w:ascii="Times New Roman" w:eastAsia="微軟正黑體" w:hAnsi="Times New Roman"/>
+                <w:color w:val="000000" w:themeColor="text1"/>
+                <w:lang w:eastAsia="zh-TW"/>
+              </w:rPr>
+              <w:t>0.067935</w:t>
+            </w:r>
+          </w:p>
+        </w:tc>
+      </w:tr>
+      <w:tr>
+        <w:tc>
+          <w:tcPr>
+            <w:tcW w:w="1827" w:type="dxa"/>
+          </w:tcPr>
+          <w:p>
+            <w:pPr>
+              <w:pStyle w:val="Web"/>
+              <w:spacing w:beforeAutospacing="0" w:afterAutospacing="0" w:line="240" w:lineRule="auto"/>
+              <w:rPr>
+                <w:rFonts w:ascii="Times New Roman" w:eastAsia="微軟正黑體" w:hAnsi="Times New Roman"/>
+                <w:color w:val="000000" w:themeColor="text1"/>
+                <w:lang w:eastAsia="zh-TW"/>
+              </w:rPr>
+            </w:pPr>
+            <w:r>
+              <w:rPr>
+                <w:rFonts w:ascii="Times New Roman" w:eastAsia="微軟正黑體" w:hAnsi="Times New Roman"/>
+                <w:color w:val="000000" w:themeColor="text1"/>
+                <w:lang w:eastAsia="zh-TW"/>
+              </w:rPr>
+              <w:lastRenderedPageBreak/>
+              <w:t>Initial-Loss</w:t>
+            </w:r>
+          </w:p>
+        </w:tc>
+        <w:tc>
+          <w:tcPr>
+            <w:tcW w:w="3236" w:type="dxa"/>
+          </w:tcPr>
+          <w:p>
+            <w:pPr>
+              <w:pStyle w:val="Web"/>
+              <w:spacing w:beforeAutospacing="0" w:afterAutospacing="0" w:line="240" w:lineRule="auto"/>
+              <w:rPr>
+                <w:rFonts w:ascii="Times New Roman" w:eastAsia="微軟正黑體" w:hAnsi="Times New Roman"/>
+                <w:color w:val="000000" w:themeColor="text1"/>
+                <w:lang w:eastAsia="zh-TW"/>
+              </w:rPr>
+            </w:pPr>
+            <w:r>
+              <w:rPr>
+                <w:rFonts w:ascii="Times New Roman" w:eastAsia="微軟正黑體" w:hAnsi="Times New Roman"/>
+                <w:color w:val="000000" w:themeColor="text1"/>
+                <w:lang w:eastAsia="zh-TW"/>
+              </w:rPr>
+              <w:t>1.560958</w:t>
+            </w:r>
+          </w:p>
+        </w:tc>
+        <w:tc>
+          <w:tcPr>
+            <w:tcW w:w="3236" w:type="dxa"/>
+          </w:tcPr>
+          <w:p>
+            <w:pPr>
+              <w:pStyle w:val="Web"/>
+              <w:spacing w:beforeAutospacing="0" w:afterAutospacing="0" w:line="240" w:lineRule="auto"/>
+              <w:rPr>
+                <w:rFonts w:ascii="Times New Roman" w:eastAsia="微軟正黑體" w:hAnsi="Times New Roman"/>
+                <w:color w:val="000000" w:themeColor="text1"/>
+                <w:lang w:eastAsia="zh-TW"/>
+              </w:rPr>
+            </w:pPr>
+            <w:r>
+              <w:rPr>
+                <w:rFonts w:ascii="Times New Roman" w:eastAsia="微軟正黑體" w:hAnsi="Times New Roman"/>
+                <w:color w:val="000000" w:themeColor="text1"/>
+                <w:lang w:eastAsia="zh-TW"/>
+              </w:rPr>
+              <w:t>1.568441</w:t>
+            </w:r>
+          </w:p>
+        </w:tc>
+      </w:tr>
+      <w:tr>
+        <w:tc>
+          <w:tcPr>
+            <w:tcW w:w="1827" w:type="dxa"/>
+          </w:tcPr>
+          <w:p>
+            <w:pPr>
+              <w:pStyle w:val="Web"/>
+              <w:spacing w:beforeAutospacing="0" w:afterAutospacing="0" w:line="240" w:lineRule="auto"/>
+              <w:rPr>
+                <w:rFonts w:ascii="Times New Roman" w:eastAsia="微軟正黑體" w:hAnsi="Times New Roman"/>
+                <w:color w:val="000000" w:themeColor="text1"/>
+                <w:lang w:eastAsia="zh-TW"/>
+              </w:rPr>
+            </w:pPr>
+            <w:r>
+              <w:rPr>
+                <w:rFonts w:ascii="Times New Roman" w:eastAsia="微軟正黑體" w:hAnsi="Times New Roman"/>
+                <w:color w:val="000000" w:themeColor="text1"/>
+                <w:lang w:eastAsia="zh-TW"/>
+              </w:rPr>
+              <w:t>Last-Loss</w:t>
+            </w:r>
+          </w:p>
+        </w:tc>
+        <w:tc>
+          <w:tcPr>
+            <w:tcW w:w="3236" w:type="dxa"/>
+          </w:tcPr>
+          <w:p>
+            <w:pPr>
+              <w:pStyle w:val="Web"/>
+              <w:spacing w:beforeAutospacing="0" w:afterAutospacing="0" w:line="240" w:lineRule="auto"/>
+              <w:rPr>
+                <w:rFonts w:ascii="Times New Roman" w:eastAsia="微軟正黑體" w:hAnsi="Times New Roman"/>
+                <w:color w:val="000000" w:themeColor="text1"/>
+                <w:lang w:eastAsia="zh-TW"/>
+              </w:rPr>
+            </w:pPr>
+            <w:r>
+              <w:rPr>
+                <w:rFonts w:ascii="Times New Roman" w:eastAsia="微軟正黑體" w:hAnsi="Times New Roman"/>
+                <w:color w:val="000000" w:themeColor="text1"/>
+                <w:lang w:eastAsia="zh-TW"/>
+              </w:rPr>
+              <w:t>1.539456</w:t>
+            </w:r>
+          </w:p>
+        </w:tc>
+        <w:tc>
+          <w:tcPr>
+            <w:tcW w:w="3236" w:type="dxa"/>
+          </w:tcPr>
+          <w:p>
+            <w:pPr>
+              <w:pStyle w:val="Web"/>
+              <w:spacing w:beforeAutospacing="0" w:afterAutospacing="0" w:line="240" w:lineRule="auto"/>
+              <w:rPr>
+                <w:rFonts w:ascii="Times New Roman" w:eastAsia="微軟正黑體" w:hAnsi="Times New Roman"/>
+                <w:color w:val="000000" w:themeColor="text1"/>
+                <w:lang w:eastAsia="zh-TW"/>
+              </w:rPr>
+            </w:pPr>
+            <w:r>
+              <w:rPr>
+                <w:rFonts w:ascii="Times New Roman" w:eastAsia="微軟正黑體" w:hAnsi="Times New Roman"/>
+                <w:color w:val="000000" w:themeColor="text1"/>
+                <w:lang w:eastAsia="zh-TW"/>
+              </w:rPr>
+              <w:t>1.548426</w:t>
+            </w:r>
+          </w:p>
+        </w:tc>
+      </w:tr>
+      <w:tr>
+        <w:tc>
+          <w:tcPr>
+            <w:tcW w:w="1827" w:type="dxa"/>
+          </w:tcPr>
+          <w:p>
+            <w:pPr>
+              <w:pStyle w:val="Web"/>
+              <w:spacing w:beforeAutospacing="0" w:afterAutospacing="0" w:line="240" w:lineRule="auto"/>
+              <w:rPr>
+                <w:rFonts w:ascii="Times New Roman" w:eastAsia="微軟正黑體" w:hAnsi="Times New Roman"/>
+                <w:color w:val="000000" w:themeColor="text1"/>
+                <w:lang w:eastAsia="zh-TW"/>
+              </w:rPr>
+            </w:pPr>
+            <w:r>
+              <w:rPr>
+                <w:rFonts w:ascii="Times New Roman" w:eastAsia="微軟正黑體" w:hAnsi="Times New Roman"/>
+                <w:color w:val="000000" w:themeColor="text1"/>
+                <w:lang w:eastAsia="zh-TW"/>
+              </w:rPr>
+              <w:t>Gap-Loss</w:t>
+            </w:r>
+          </w:p>
+        </w:tc>
+        <w:tc>
+          <w:tcPr>
+            <w:tcW w:w="3236" w:type="dxa"/>
+          </w:tcPr>
+          <w:p>
+            <w:pPr>
+              <w:pStyle w:val="Web"/>
+              <w:spacing w:beforeAutospacing="0" w:afterAutospacing="0" w:line="240" w:lineRule="auto"/>
+              <w:rPr>
+                <w:rFonts w:ascii="Times New Roman" w:eastAsia="微軟正黑體" w:hAnsi="Times New Roman"/>
+                <w:color w:val="000000" w:themeColor="text1"/>
+                <w:lang w:eastAsia="zh-TW"/>
+              </w:rPr>
+            </w:pPr>
+            <w:r>
+              <w:rPr>
+                <w:rFonts w:ascii="Times New Roman" w:eastAsia="微軟正黑體" w:hAnsi="Times New Roman"/>
+                <w:color w:val="000000" w:themeColor="text1"/>
+                <w:lang w:eastAsia="zh-TW"/>
+              </w:rPr>
+              <w:t>0.002150</w:t>
+            </w:r>
+          </w:p>
+        </w:tc>
+        <w:tc>
+          <w:tcPr>
+            <w:tcW w:w="3236" w:type="dxa"/>
+          </w:tcPr>
+          <w:p>
+            <w:pPr>
+              <w:pStyle w:val="Web"/>
+              <w:spacing w:beforeAutospacing="0" w:afterAutospacing="0" w:line="240" w:lineRule="auto"/>
+              <w:rPr>
+                <w:rFonts w:ascii="Times New Roman" w:eastAsia="微軟正黑體" w:hAnsi="Times New Roman"/>
+                <w:color w:val="000000" w:themeColor="text1"/>
+                <w:lang w:eastAsia="zh-TW"/>
+              </w:rPr>
+            </w:pPr>
+            <w:r>
+              <w:rPr>
+                <w:rFonts w:ascii="Times New Roman" w:eastAsia="微軟正黑體" w:hAnsi="Times New Roman"/>
+                <w:color w:val="000000" w:themeColor="text1"/>
+                <w:lang w:eastAsia="zh-TW"/>
+              </w:rPr>
+              <w:t>0.002001</w:t>
+            </w:r>
+          </w:p>
+        </w:tc>
+      </w:tr>
+    </w:tbl>
+    <w:p>
+      <w:pPr>
+        <w:pStyle w:val="Web"/>
+        <w:spacing w:beforeAutospacing="0" w:afterAutospacing="0" w:line="240" w:lineRule="auto"/>
+        <w:ind w:left="720"/>
+        <w:rPr>
+          <w:rFonts w:ascii="Times New Roman" w:eastAsia="微軟正黑體" w:hAnsi="Times New Roman"/>
+          <w:color w:val="000000" w:themeColor="text1"/>
+        </w:rPr>
+      </w:pPr>
+      <w:r>
+        <w:rPr>
+          <w:rFonts w:ascii="Times New Roman" w:eastAsia="微軟正黑體" w:hAnsi="Times New Roman" w:hint="eastAsia"/>
+          <w:color w:val="000000" w:themeColor="text1"/>
+        </w:rPr>
+        <w:t>兩組資料訓練出來的模型，</w:t>
+      </w:r>
+      <w:proofErr w:type="spellStart"/>
+      <w:r>
+        <w:rPr>
+          <w:rFonts w:ascii="Times New Roman" w:eastAsia="微軟正黑體" w:hAnsi="Times New Roman"/>
+          <w:color w:val="000000" w:themeColor="text1"/>
+        </w:rPr>
+        <w:t>train_loss</w:t>
+      </w:r>
+      <w:proofErr w:type="spellEnd"/>
+      <w:r>
+        <w:rPr>
+          <w:rFonts w:ascii="Times New Roman" w:eastAsia="微軟正黑體" w:hAnsi="Times New Roman" w:hint="eastAsia"/>
+          <w:color w:val="000000" w:themeColor="text1"/>
+        </w:rPr>
+        <w:t>持續在</w:t>
+      </w:r>
+      <w:r>
+        <w:rPr>
+          <w:rFonts w:ascii="Times New Roman" w:eastAsia="微軟正黑體" w:hAnsi="Times New Roman" w:hint="eastAsia"/>
+          <w:color w:val="000000" w:themeColor="text1"/>
+        </w:rPr>
+        <w:t>1</w:t>
+      </w:r>
+      <w:r>
+        <w:rPr>
+          <w:rFonts w:ascii="Times New Roman" w:eastAsia="微軟正黑體" w:hAnsi="Times New Roman"/>
+          <w:color w:val="000000" w:themeColor="text1"/>
+        </w:rPr>
+        <w:t>.5</w:t>
+      </w:r>
+      <w:r>
+        <w:rPr>
+          <w:rFonts w:ascii="Times New Roman" w:eastAsia="微軟正黑體" w:hAnsi="Times New Roman"/>
+          <w:color w:val="000000" w:themeColor="text1"/>
+        </w:rPr>
+        <w:t>4</w:t>
+      </w:r>
+      <w:r>
+        <w:rPr>
+          <w:rFonts w:ascii="Times New Roman" w:eastAsia="微軟正黑體" w:hAnsi="Times New Roman" w:hint="eastAsia"/>
+          <w:color w:val="000000" w:themeColor="text1"/>
+        </w:rPr>
+        <w:t>之間震盪，並且</w:t>
+      </w:r>
+      <w:r>
+        <w:rPr>
+          <w:rFonts w:ascii="Times New Roman" w:eastAsia="微軟正黑體" w:hAnsi="Times New Roman"/>
+          <w:color w:val="000000" w:themeColor="text1"/>
+        </w:rPr>
+        <w:t>Noisy-20%  training dataset</w:t>
+      </w:r>
+      <w:r>
+        <w:rPr>
+          <w:rFonts w:ascii="Times New Roman" w:eastAsia="微軟正黑體" w:hAnsi="Times New Roman" w:hint="eastAsia"/>
+          <w:color w:val="000000" w:themeColor="text1"/>
+        </w:rPr>
+        <w:t>的</w:t>
+      </w:r>
+      <w:r>
+        <w:rPr>
+          <w:rFonts w:ascii="Times New Roman" w:eastAsia="微軟正黑體" w:hAnsi="Times New Roman"/>
+          <w:color w:val="000000" w:themeColor="text1"/>
+        </w:rPr>
+        <w:t>EM</w:t>
+      </w:r>
+      <w:r>
+        <w:rPr>
+          <w:rFonts w:ascii="Times New Roman" w:eastAsia="微軟正黑體" w:hAnsi="Times New Roman"/>
+          <w:color w:val="000000" w:themeColor="text1"/>
+        </w:rPr>
+        <w:t>/Loss</w:t>
+      </w:r>
+      <w:r>
+        <w:rPr>
+          <w:rFonts w:ascii="Times New Roman" w:eastAsia="微軟正黑體" w:hAnsi="Times New Roman" w:hint="eastAsia"/>
+          <w:color w:val="000000" w:themeColor="text1"/>
+        </w:rPr>
+        <w:t>收斂速度較</w:t>
+      </w:r>
+      <w:r>
+        <w:rPr>
+          <w:rFonts w:ascii="Times New Roman" w:eastAsia="微軟正黑體" w:hAnsi="Times New Roman"/>
+          <w:color w:val="000000" w:themeColor="text1"/>
+        </w:rPr>
+        <w:t>Clean training dataset</w:t>
+      </w:r>
+      <w:r>
+        <w:rPr>
+          <w:rFonts w:ascii="Times New Roman" w:eastAsia="微軟正黑體" w:hAnsi="Times New Roman" w:hint="eastAsia"/>
+          <w:color w:val="000000" w:themeColor="text1"/>
+        </w:rPr>
+        <w:t>的</w:t>
+      </w:r>
+      <w:r>
+        <w:rPr>
+          <w:rFonts w:ascii="Times New Roman" w:eastAsia="微軟正黑體" w:hAnsi="Times New Roman"/>
+          <w:color w:val="000000" w:themeColor="text1"/>
+        </w:rPr>
+        <w:t>EM</w:t>
+      </w:r>
+      <w:r>
+        <w:rPr>
+          <w:rFonts w:ascii="Times New Roman" w:eastAsia="微軟正黑體" w:hAnsi="Times New Roman"/>
+          <w:color w:val="000000" w:themeColor="text1"/>
+        </w:rPr>
+        <w:t>/Loss</w:t>
+      </w:r>
+      <w:r>
+        <w:rPr>
+          <w:rFonts w:ascii="Times New Roman" w:eastAsia="微軟正黑體" w:hAnsi="Times New Roman" w:hint="eastAsia"/>
+          <w:color w:val="000000" w:themeColor="text1"/>
+        </w:rPr>
+        <w:t>速度緩慢，</w:t>
+      </w:r>
+      <w:r>
+        <w:rPr>
+          <w:rFonts w:ascii="Times New Roman" w:eastAsia="微軟正黑體" w:hAnsi="Times New Roman" w:hint="eastAsia"/>
+          <w:color w:val="000000" w:themeColor="text1"/>
+        </w:rPr>
+        <w:t>剛好驗證我所查詢到的資料</w:t>
+      </w:r>
+    </w:p>
+    <w:p>
+      <w:pPr>
+        <w:pStyle w:val="Web"/>
+        <w:spacing w:beforeAutospacing="0" w:after="240" w:afterAutospacing="0" w:line="240" w:lineRule="auto"/>
+        <w:rPr>
+          <w:rFonts w:ascii="Times New Roman" w:eastAsia="新細明體" w:hAnsi="Times New Roman" w:hint="eastAsia"/>
+          <w:color w:val="737373"/>
+          <w:sz w:val="26"/>
+          <w:szCs w:val="26"/>
+        </w:rPr>
+      </w:pPr>
+    </w:p>
+    <w:p>
+      <w:pPr>
+        <w:widowControl w:val="0"/>
+        <w:spacing w:after="240"/>
+        <w:rPr>
+          <w:rFonts w:ascii="Times New Roman" w:eastAsia="Times New Roman" w:hAnsi="Times New Roman" w:cs="Times New Roman"/>
+          <w:color w:val="FF0000"/>
+          <w:sz w:val="26"/>
+          <w:szCs w:val="26"/>
+          <w:lang w:eastAsia="zh-CN"/>
+        </w:rPr>
+      </w:pPr>
+      <w:r>
+        <w:rPr>
+          <w:rFonts w:ascii="Times New Roman" w:eastAsia="Times New Roman" w:hAnsi="Times New Roman" w:cs="Times New Roman"/>
+          <w:color w:val="737373"/>
+          <w:sz w:val="26"/>
+          <w:szCs w:val="26"/>
+        </w:rPr>
+        <w:t xml:space="preserve">Why do we need gradient clipping during training? </w:t>
+      </w:r>
+      <w:r>
+        <w:rPr>
+          <w:rFonts w:ascii="Times New Roman" w:eastAsia="Times New Roman" w:hAnsi="Times New Roman" w:cs="Times New Roman"/>
+          <w:color w:val="FF0000"/>
+          <w:sz w:val="26"/>
+          <w:szCs w:val="26"/>
+          <w:lang w:eastAsia="zh-CN"/>
+        </w:rPr>
+        <w:t>(5%)</w:t>
+      </w:r>
+    </w:p>
+    <w:p>
+      <w:pPr>
+        <w:widowControl w:val="0"/>
+        <w:spacing w:after="240"/>
+        <w:rPr>
+          <w:rFonts w:ascii="Times New Roman" w:eastAsia="SimSun" w:hAnsi="Times New Roman" w:cs="Times New Roman"/>
+          <w:color w:val="7F7F7F" w:themeColor="text1" w:themeTint="80"/>
+          <w:sz w:val="26"/>
+          <w:szCs w:val="26"/>
+          <w:lang w:val="en-US" w:eastAsia="zh-CN"/>
+        </w:rPr>
+      </w:pPr>
+      <w:r>
+        <w:rPr>
+          <w:rFonts w:ascii="Times New Roman" w:eastAsia="SimSun" w:hAnsi="Times New Roman" w:cs="Times New Roman"/>
+          <w:color w:val="7F7F7F" w:themeColor="text1" w:themeTint="80"/>
+          <w:sz w:val="26"/>
+          <w:szCs w:val="26"/>
+          <w:lang w:val="en-US" w:eastAsia="zh-CN"/>
+        </w:rPr>
+        <w:t>Answer:</w:t>
       </w:r>
     </w:p>
     <w:p>
@@ -1917,133 +3850,162 @@
           <w:rFonts w:ascii="Times New Roman" w:eastAsia="微軟正黑體" w:hAnsi="Times New Roman"/>
           <w:color w:val="000000" w:themeColor="text1"/>
         </w:rPr>
-        <w:t>Systematic Noise: label noise</w:t>
-      </w:r>
-      <w:r>
-        <w:rPr>
-          <w:rFonts w:ascii="Times New Roman" w:eastAsia="微軟正黑體" w:hAnsi="Times New Roman"/>
-          <w:color w:val="000000" w:themeColor="text1"/>
-        </w:rPr>
-        <w:t>有固定的錯誤模式或偏差，模型學到錯誤規則</w:t>
-      </w:r>
-    </w:p>
-    <w:p>
-      <w:pPr>
-        <w:pStyle w:val="Web"/>
-        <w:numPr>
-          <w:ilvl w:val="1"/>
-          <w:numId w:val="3"/>
-        </w:numPr>
-        <w:spacing w:beforeAutospacing="0" w:afterAutospacing="0" w:line="240" w:lineRule="auto"/>
-        <w:rPr>
-          <w:rFonts w:ascii="Times New Roman" w:eastAsia="微軟正黑體" w:hAnsi="Times New Roman"/>
-          <w:color w:val="000000" w:themeColor="text1"/>
-        </w:rPr>
-      </w:pPr>
-      <w:r>
-        <w:rPr>
-          <w:rFonts w:ascii="Times New Roman" w:eastAsia="微軟正黑體" w:hAnsi="Times New Roman"/>
-          <w:color w:val="000000" w:themeColor="text1"/>
-        </w:rPr>
-        <w:t xml:space="preserve">Input: 222-111 &gt;&gt; Output:112 </w:t>
-      </w:r>
-      <w:r>
-        <w:rPr>
-          <w:rFonts w:ascii="Times New Roman" w:eastAsia="微軟正黑體" w:hAnsi="Times New Roman"/>
-          <w:color w:val="000000" w:themeColor="text1"/>
-        </w:rPr>
-        <w:t>=&gt;</w:t>
-      </w:r>
-      <w:r>
-        <w:rPr>
-          <w:rFonts w:ascii="Times New Roman" w:eastAsia="微軟正黑體" w:hAnsi="Times New Roman"/>
-          <w:color w:val="000000" w:themeColor="text1"/>
-        </w:rPr>
-        <w:t>總是出現少減</w:t>
-      </w:r>
-      <w:r>
-        <w:rPr>
-          <w:rFonts w:ascii="Times New Roman" w:eastAsia="微軟正黑體" w:hAnsi="Times New Roman"/>
-          <w:color w:val="000000" w:themeColor="text1"/>
-        </w:rPr>
-        <w:t>1</w:t>
-      </w:r>
-      <w:r>
-        <w:rPr>
-          <w:rFonts w:ascii="Times New Roman" w:eastAsia="微軟正黑體" w:hAnsi="Times New Roman"/>
-          <w:color w:val="000000" w:themeColor="text1"/>
-        </w:rPr>
-        <w:t>的結果</w:t>
-      </w:r>
-    </w:p>
-    <w:p>
-      <w:pPr>
-        <w:pStyle w:val="Web"/>
-        <w:numPr>
-          <w:ilvl w:val="1"/>
-          <w:numId w:val="3"/>
-        </w:numPr>
-        <w:spacing w:beforeAutospacing="0" w:afterAutospacing="0" w:line="240" w:lineRule="auto"/>
-        <w:rPr>
-          <w:rFonts w:ascii="Times New Roman" w:eastAsia="微軟正黑體" w:hAnsi="Times New Roman"/>
-          <w:color w:val="000000" w:themeColor="text1"/>
-        </w:rPr>
-      </w:pPr>
-      <w:r>
-        <w:rPr>
-          <w:rFonts w:ascii="Times New Roman" w:eastAsia="微軟正黑體" w:hAnsi="Times New Roman"/>
-          <w:color w:val="000000" w:themeColor="text1"/>
-        </w:rPr>
-        <w:t>調整方法：用</w:t>
-      </w:r>
-      <w:r>
-        <w:rPr>
-          <w:rFonts w:ascii="Times New Roman" w:eastAsia="微軟正黑體" w:hAnsi="Times New Roman"/>
-          <w:color w:val="000000" w:themeColor="text1"/>
-        </w:rPr>
-        <w:t>validation set</w:t>
-      </w:r>
-      <w:r>
-        <w:rPr>
-          <w:rFonts w:ascii="Times New Roman" w:eastAsia="微軟正黑體" w:hAnsi="Times New Roman"/>
-          <w:color w:val="000000" w:themeColor="text1"/>
-        </w:rPr>
-        <w:t>比對預測和真實的差距並找出偏差樣本、使用</w:t>
-      </w:r>
-      <w:r>
-        <w:rPr>
-          <w:rFonts w:ascii="Times New Roman" w:eastAsia="微軟正黑體" w:hAnsi="Times New Roman"/>
-          <w:color w:val="000000" w:themeColor="text1"/>
-        </w:rPr>
-        <w:t>human-in-loop</w:t>
-      </w:r>
-      <w:r>
-        <w:rPr>
-          <w:rFonts w:ascii="Times New Roman" w:eastAsia="微軟正黑體" w:hAnsi="Times New Roman"/>
-          <w:color w:val="000000" w:themeColor="text1"/>
-        </w:rPr>
-        <w:t>等錯誤樣本修正機制、訓練後進行</w:t>
-      </w:r>
-      <w:r>
-        <w:rPr>
-          <w:rFonts w:ascii="Times New Roman" w:eastAsia="微軟正黑體" w:hAnsi="Times New Roman"/>
-          <w:color w:val="000000" w:themeColor="text1"/>
-        </w:rPr>
-        <w:t>outlier detection</w:t>
-      </w:r>
-      <w:r>
-        <w:rPr>
-          <w:rFonts w:ascii="Times New Roman" w:eastAsia="微軟正黑體" w:hAnsi="Times New Roman"/>
-          <w:color w:val="000000" w:themeColor="text1"/>
-        </w:rPr>
-        <w:t>或</w:t>
-      </w:r>
-      <w:r>
-        <w:rPr>
-          <w:rFonts w:ascii="Times New Roman" w:eastAsia="微軟正黑體" w:hAnsi="Times New Roman"/>
-          <w:color w:val="000000" w:themeColor="text1"/>
-        </w:rPr>
-        <w:t>error consistency analysis</w:t>
+        <w:t>為了防止</w:t>
+      </w:r>
+      <w:r>
+        <w:rPr>
+          <w:rFonts w:ascii="Times New Roman" w:eastAsia="微軟正黑體" w:hAnsi="Times New Roman"/>
+          <w:color w:val="000000" w:themeColor="text1"/>
+        </w:rPr>
+        <w:t>RNN</w:t>
+      </w:r>
+      <w:r>
+        <w:rPr>
+          <w:rFonts w:ascii="Times New Roman" w:eastAsia="微軟正黑體" w:hAnsi="Times New Roman"/>
+          <w:color w:val="000000" w:themeColor="text1"/>
+        </w:rPr>
+        <w:t>、</w:t>
+      </w:r>
+      <w:r>
+        <w:rPr>
+          <w:rFonts w:ascii="Times New Roman" w:eastAsia="微軟正黑體" w:hAnsi="Times New Roman"/>
+          <w:color w:val="000000" w:themeColor="text1"/>
+        </w:rPr>
+        <w:t>LSTM</w:t>
+      </w:r>
+      <w:r>
+        <w:rPr>
+          <w:rFonts w:ascii="Times New Roman" w:eastAsia="微軟正黑體" w:hAnsi="Times New Roman"/>
+          <w:color w:val="000000" w:themeColor="text1"/>
+        </w:rPr>
+        <w:t>在訓練過程中出現</w:t>
+      </w:r>
+      <w:r>
+        <w:rPr>
+          <w:rFonts w:ascii="Times New Roman" w:eastAsia="微軟正黑體" w:hAnsi="Times New Roman"/>
+          <w:color w:val="000000" w:themeColor="text1"/>
+        </w:rPr>
+        <w:t>梯度</w:t>
+      </w:r>
+      <w:r>
+        <w:rPr>
+          <w:rFonts w:ascii="Times New Roman" w:eastAsia="微軟正黑體" w:hAnsi="Times New Roman"/>
+          <w:color w:val="000000" w:themeColor="text1"/>
+        </w:rPr>
+        <w:t>爆炸的問題，因此需要</w:t>
+      </w:r>
+      <w:r>
+        <w:rPr>
+          <w:rFonts w:ascii="Times New Roman" w:eastAsia="微軟正黑體" w:hAnsi="Times New Roman"/>
+          <w:color w:val="000000" w:themeColor="text1"/>
+        </w:rPr>
+        <w:t>gradient clipping</w:t>
+      </w:r>
+      <w:r>
+        <w:rPr>
+          <w:rFonts w:ascii="Times New Roman" w:eastAsia="微軟正黑體" w:hAnsi="Times New Roman"/>
+          <w:color w:val="000000" w:themeColor="text1"/>
+        </w:rPr>
+        <w:t>，在本次作業中我採用</w:t>
+      </w:r>
+      <w:r>
+        <w:rPr>
+          <w:rFonts w:ascii="Times New Roman" w:eastAsia="微軟正黑體" w:hAnsi="Times New Roman"/>
+          <w:color w:val="000000" w:themeColor="text1"/>
+        </w:rPr>
+        <w:t>g</w:t>
+      </w:r>
+      <w:r>
+        <w:rPr>
+          <w:rFonts w:ascii="Times New Roman" w:eastAsia="微軟正黑體" w:hAnsi="Times New Roman"/>
+          <w:color w:val="000000" w:themeColor="text1"/>
+        </w:rPr>
+        <w:t>radient clipping=1</w:t>
+      </w:r>
+      <w:r>
+        <w:rPr>
+          <w:rFonts w:ascii="Times New Roman" w:eastAsia="微軟正黑體" w:hAnsi="Times New Roman"/>
+          <w:color w:val="000000" w:themeColor="text1"/>
+        </w:rPr>
+        <w:t>，可以讓</w:t>
+      </w:r>
+      <w:r>
+        <w:rPr>
+          <w:rFonts w:ascii="Times New Roman" w:eastAsia="微軟正黑體" w:hAnsi="Times New Roman"/>
+          <w:color w:val="000000" w:themeColor="text1"/>
+          <w:lang w:eastAsia="zh-TW"/>
+        </w:rPr>
+        <w:t>梯度</w:t>
+      </w:r>
+      <w:r>
+        <w:rPr>
+          <w:rFonts w:ascii="Times New Roman" w:eastAsia="微軟正黑體" w:hAnsi="Times New Roman"/>
+          <w:color w:val="000000" w:themeColor="text1"/>
+        </w:rPr>
+        <w:t>控制在一定範圍內</w:t>
+      </w:r>
+      <w:r>
+        <w:rPr>
+          <w:rFonts w:ascii="Times New Roman" w:eastAsia="微軟正黑體" w:hAnsi="Times New Roman"/>
+          <w:color w:val="000000" w:themeColor="text1"/>
+        </w:rPr>
+        <w:t>，讓模型的更新幅度保持穩定，避免</w:t>
+      </w:r>
+      <w:r>
+        <w:rPr>
+          <w:rFonts w:ascii="Times New Roman" w:eastAsia="微軟正黑體" w:hAnsi="Times New Roman"/>
+          <w:color w:val="000000" w:themeColor="text1"/>
+        </w:rPr>
+        <w:t>loss</w:t>
+      </w:r>
+      <w:r>
+        <w:rPr>
+          <w:rFonts w:ascii="Times New Roman" w:eastAsia="微軟正黑體" w:hAnsi="Times New Roman"/>
+          <w:color w:val="000000" w:themeColor="text1"/>
+        </w:rPr>
+        <w:t>變成無限大或大幅波動，特別是在處理</w:t>
+      </w:r>
+      <w:r>
+        <w:rPr>
+          <w:rFonts w:ascii="Times New Roman" w:eastAsia="微軟正黑體" w:hAnsi="Times New Roman"/>
+          <w:color w:val="000000" w:themeColor="text1"/>
+        </w:rPr>
+        <w:t>long sequence</w:t>
+      </w:r>
+      <w:r>
+        <w:rPr>
+          <w:rFonts w:ascii="Times New Roman" w:eastAsia="微軟正黑體" w:hAnsi="Times New Roman"/>
+          <w:color w:val="000000" w:themeColor="text1"/>
+        </w:rPr>
+        <w:t>資料時或使用</w:t>
+      </w:r>
+      <w:r>
+        <w:rPr>
+          <w:rFonts w:ascii="Times New Roman" w:eastAsia="微軟正黑體" w:hAnsi="Times New Roman"/>
+          <w:color w:val="000000" w:themeColor="text1"/>
+        </w:rPr>
+        <w:t>teacher forcing</w:t>
+      </w:r>
+      <w:r>
+        <w:rPr>
+          <w:rFonts w:ascii="Times New Roman" w:eastAsia="微軟正黑體" w:hAnsi="Times New Roman"/>
+          <w:color w:val="000000" w:themeColor="text1"/>
+        </w:rPr>
+        <w:t>訓練策略時，</w:t>
+      </w:r>
+      <w:r>
+        <w:rPr>
+          <w:rFonts w:ascii="Times New Roman" w:eastAsia="微軟正黑體" w:hAnsi="Times New Roman"/>
+          <w:color w:val="000000" w:themeColor="text1"/>
+        </w:rPr>
+        <w:t>gradient clipping</w:t>
+      </w:r>
+      <w:r>
+        <w:rPr>
+          <w:rFonts w:ascii="Times New Roman" w:eastAsia="微軟正黑體" w:hAnsi="Times New Roman"/>
+          <w:color w:val="000000" w:themeColor="text1"/>
+        </w:rPr>
+        <w:t>可以更有效提升模型的穩定度與重現性</w:t>
       </w:r>
     </w:p>
     <w:p>
@@ -2052,11 +4014,8 @@
         <w:spacing w:beforeAutospacing="0" w:after="240" w:afterAutospacing="0" w:line="240" w:lineRule="auto"/>
         <w:ind w:left="720"/>
         <w:rPr>
-          <w:rFonts w:ascii="Times New Roman" w:eastAsia="新細明體" w:hAnsi="Times New Roman"/>
-          <w:color w:val="737373"/>
-          <w:sz w:val="26"/>
-          <w:szCs w:val="26"/>
-          <w:lang w:eastAsia="zh-TW"/>
+          <w:rFonts w:ascii="Times New Roman" w:eastAsia="微軟正黑體" w:hAnsi="Times New Roman"/>
+          <w:color w:val="000000" w:themeColor="text1"/>
         </w:rPr>
       </w:pPr>
     </w:p>
@@ -2079,7 +4038,7 @@
           <w:sz w:val="26"/>
           <w:szCs w:val="26"/>
         </w:rPr>
-        <w:t xml:space="preserve">Why do we need gradient clipping during training? </w:t>
+        <w:t xml:space="preserve">… Anything that can strengthen your report. </w:t>
       </w:r>
       <w:r>
         <w:rPr>
@@ -2133,25 +4092,18 @@
           <w:rFonts w:ascii="Times New Roman" w:eastAsia="微軟正黑體" w:hAnsi="Times New Roman"/>
           <w:color w:val="000000" w:themeColor="text1"/>
         </w:rPr>
-        <w:t>為了防止</w:t>
-      </w:r>
-      <w:r>
-        <w:rPr>
-          <w:rFonts w:ascii="Times New Roman" w:eastAsia="微軟正黑體" w:hAnsi="Times New Roman"/>
-          <w:color w:val="000000" w:themeColor="text1"/>
-        </w:rPr>
-        <w:t>RN</w:t>
-      </w:r>
-      <w:r>
-        <w:rPr>
-          <w:rFonts w:ascii="Times New Roman" w:eastAsia="微軟正黑體" w:hAnsi="Times New Roman" w:hint="eastAsia"/>
-          <w:color w:val="000000" w:themeColor="text1"/>
-        </w:rPr>
-        <w:t>N</w:t>
-      </w:r>
-      <w:r>
-        <w:rPr>
-          <w:rFonts w:ascii="Times New Roman" w:eastAsia="微軟正黑體" w:hAnsi="Times New Roman" w:hint="eastAsia"/>
+        <w:t>在這次的作業中，我有使用</w:t>
+      </w:r>
+      <w:r>
+        <w:rPr>
+          <w:rFonts w:ascii="Times New Roman" w:eastAsia="微軟正黑體" w:hAnsi="Times New Roman"/>
+          <w:color w:val="000000" w:themeColor="text1"/>
+        </w:rPr>
+        <w:t xml:space="preserve">epoch=30 </w:t>
+      </w:r>
+      <w:r>
+        <w:rPr>
+          <w:rFonts w:ascii="Times New Roman" w:eastAsia="微軟正黑體" w:hAnsi="Times New Roman"/>
           <w:color w:val="000000" w:themeColor="text1"/>
         </w:rPr>
         <w:t>、</w:t>
@@ -2161,214 +4113,154 @@
           <w:rFonts w:ascii="Times New Roman" w:eastAsia="微軟正黑體" w:hAnsi="Times New Roman"/>
           <w:color w:val="000000" w:themeColor="text1"/>
         </w:rPr>
-        <w:t>LSTM</w:t>
-      </w:r>
-      <w:r>
-        <w:rPr>
-          <w:rFonts w:ascii="Times New Roman" w:eastAsia="微軟正黑體" w:hAnsi="Times New Roman"/>
-          <w:color w:val="000000" w:themeColor="text1"/>
-        </w:rPr>
-        <w:t>在訓練過程中出現</w:t>
-      </w:r>
-      <w:r>
-        <w:rPr>
-          <w:rFonts w:ascii="Times New Roman" w:eastAsia="微軟正黑體" w:hAnsi="Times New Roman" w:hint="eastAsia"/>
-          <w:color w:val="000000" w:themeColor="text1"/>
-        </w:rPr>
-        <w:t>梯度</w:t>
-      </w:r>
-      <w:r>
-        <w:rPr>
-          <w:rFonts w:ascii="Times New Roman" w:eastAsia="微軟正黑體" w:hAnsi="Times New Roman"/>
-          <w:color w:val="000000" w:themeColor="text1"/>
-        </w:rPr>
-        <w:t>爆炸的問題，因此需要</w:t>
-      </w:r>
-      <w:r>
-        <w:rPr>
-          <w:rFonts w:ascii="Times New Roman" w:eastAsia="微軟正黑體" w:hAnsi="Times New Roman"/>
-          <w:color w:val="000000" w:themeColor="text1"/>
-        </w:rPr>
-        <w:t>gradient clipping</w:t>
-      </w:r>
-      <w:r>
-        <w:rPr>
-          <w:rFonts w:ascii="Times New Roman" w:eastAsia="微軟正黑體" w:hAnsi="Times New Roman"/>
-          <w:color w:val="000000" w:themeColor="text1"/>
-        </w:rPr>
-        <w:t>，在本次作業中我採用</w:t>
-      </w:r>
-      <w:r>
-        <w:rPr>
-          <w:rFonts w:ascii="Times New Roman" w:eastAsia="微軟正黑體" w:hAnsi="Times New Roman"/>
-          <w:color w:val="000000" w:themeColor="text1"/>
-        </w:rPr>
-        <w:t>g</w:t>
-      </w:r>
-      <w:r>
-        <w:rPr>
-          <w:rFonts w:ascii="Times New Roman" w:eastAsia="微軟正黑體" w:hAnsi="Times New Roman" w:hint="eastAsia"/>
-          <w:color w:val="000000" w:themeColor="text1"/>
-        </w:rPr>
-        <w:t>r</w:t>
-      </w:r>
-      <w:r>
-        <w:rPr>
-          <w:rFonts w:ascii="Times New Roman" w:eastAsia="微軟正黑體" w:hAnsi="Times New Roman"/>
-          <w:color w:val="000000" w:themeColor="text1"/>
-        </w:rPr>
-        <w:t>adient clipping=1</w:t>
-      </w:r>
-      <w:r>
-        <w:rPr>
-          <w:rFonts w:ascii="Times New Roman" w:eastAsia="微軟正黑體" w:hAnsi="Times New Roman" w:hint="eastAsia"/>
-          <w:color w:val="000000" w:themeColor="text1"/>
-        </w:rPr>
-        <w:t>，可以讓</w:t>
-      </w:r>
-      <w:r>
-        <w:rPr>
-          <w:rFonts w:ascii="Times New Roman" w:eastAsia="微軟正黑體" w:hAnsi="Times New Roman" w:hint="eastAsia"/>
-          <w:color w:val="000000" w:themeColor="text1"/>
-          <w:lang w:eastAsia="zh-TW"/>
-        </w:rPr>
-        <w:t>梯度</w:t>
-      </w:r>
-      <w:r>
-        <w:rPr>
-          <w:rFonts w:ascii="Times New Roman" w:eastAsia="微軟正黑體" w:hAnsi="Times New Roman" w:hint="eastAsia"/>
-          <w:color w:val="000000" w:themeColor="text1"/>
-        </w:rPr>
-        <w:t>控制在一定範圍內</w:t>
-      </w:r>
-      <w:r>
-        <w:rPr>
-          <w:rFonts w:ascii="Times New Roman" w:eastAsia="微軟正黑體" w:hAnsi="Times New Roman"/>
-          <w:color w:val="000000" w:themeColor="text1"/>
-        </w:rPr>
-        <w:t>，讓模型的更新幅度保持穩定，避免</w:t>
-      </w:r>
-      <w:r>
-        <w:rPr>
-          <w:rFonts w:ascii="Times New Roman" w:eastAsia="微軟正黑體" w:hAnsi="Times New Roman"/>
-          <w:color w:val="000000" w:themeColor="text1"/>
-        </w:rPr>
-        <w:t>loss</w:t>
-      </w:r>
-      <w:r>
-        <w:rPr>
-          <w:rFonts w:ascii="Times New Roman" w:eastAsia="微軟正黑體" w:hAnsi="Times New Roman"/>
-          <w:color w:val="000000" w:themeColor="text1"/>
-        </w:rPr>
-        <w:t>變成無限大或大幅波動，特別是在處理</w:t>
-      </w:r>
-      <w:r>
-        <w:rPr>
-          <w:rFonts w:ascii="Times New Roman" w:eastAsia="微軟正黑體" w:hAnsi="Times New Roman"/>
-          <w:color w:val="000000" w:themeColor="text1"/>
-        </w:rPr>
-        <w:t>long sequence</w:t>
-      </w:r>
-      <w:r>
-        <w:rPr>
-          <w:rFonts w:ascii="Times New Roman" w:eastAsia="微軟正黑體" w:hAnsi="Times New Roman"/>
-          <w:color w:val="000000" w:themeColor="text1"/>
-        </w:rPr>
-        <w:t>資料時或使用</w:t>
-      </w:r>
-      <w:r>
-        <w:rPr>
-          <w:rFonts w:ascii="Times New Roman" w:eastAsia="微軟正黑體" w:hAnsi="Times New Roman"/>
-          <w:color w:val="000000" w:themeColor="text1"/>
-        </w:rPr>
-        <w:t>teacher forcing</w:t>
-      </w:r>
-      <w:r>
-        <w:rPr>
-          <w:rFonts w:ascii="Times New Roman" w:eastAsia="微軟正黑體" w:hAnsi="Times New Roman"/>
-          <w:color w:val="000000" w:themeColor="text1"/>
-        </w:rPr>
-        <w:t>訓練策略時，</w:t>
-      </w:r>
-      <w:r>
-        <w:rPr>
-          <w:rFonts w:ascii="Times New Roman" w:eastAsia="微軟正黑體" w:hAnsi="Times New Roman"/>
-          <w:color w:val="000000" w:themeColor="text1"/>
-        </w:rPr>
-        <w:t>gradient clipping</w:t>
-      </w:r>
-      <w:r>
-        <w:rPr>
-          <w:rFonts w:ascii="Times New Roman" w:eastAsia="微軟正黑體" w:hAnsi="Times New Roman"/>
-          <w:color w:val="000000" w:themeColor="text1"/>
-        </w:rPr>
-        <w:t>可以更有效提升模型的穩定度與重現性</w:t>
-      </w:r>
-    </w:p>
-    <w:p>
-      <w:pPr>
-        <w:pStyle w:val="Web"/>
-        <w:spacing w:beforeAutospacing="0" w:after="240" w:afterAutospacing="0" w:line="240" w:lineRule="auto"/>
-        <w:ind w:left="720"/>
-        <w:rPr>
-          <w:rFonts w:ascii="Times New Roman" w:eastAsia="微軟正黑體" w:hAnsi="Times New Roman"/>
-          <w:color w:val="000000" w:themeColor="text1"/>
-        </w:rPr>
-      </w:pPr>
-    </w:p>
-    <w:p>
-      <w:pPr>
-        <w:widowControl w:val="0"/>
-        <w:spacing w:after="240"/>
-        <w:rPr>
-          <w:rFonts w:ascii="Times New Roman" w:eastAsia="Times New Roman" w:hAnsi="Times New Roman" w:cs="Times New Roman"/>
-          <w:color w:val="FF0000"/>
-          <w:sz w:val="26"/>
-          <w:szCs w:val="26"/>
-          <w:lang w:eastAsia="zh-CN"/>
-        </w:rPr>
-      </w:pPr>
-      <w:r>
-        <w:rPr>
-          <w:rFonts w:ascii="Times New Roman" w:eastAsia="Times New Roman" w:hAnsi="Times New Roman" w:cs="Times New Roman"/>
-          <w:color w:val="737373"/>
-          <w:sz w:val="26"/>
-          <w:szCs w:val="26"/>
-        </w:rPr>
-        <w:t xml:space="preserve">… Anything that can strengthen your report. </w:t>
-      </w:r>
-      <w:r>
-        <w:rPr>
-          <w:rFonts w:ascii="Times New Roman" w:eastAsia="Times New Roman" w:hAnsi="Times New Roman" w:cs="Times New Roman"/>
-          <w:color w:val="FF0000"/>
-          <w:sz w:val="26"/>
-          <w:szCs w:val="26"/>
-          <w:lang w:eastAsia="zh-CN"/>
-        </w:rPr>
-        <w:t>(5%)</w:t>
-      </w:r>
-    </w:p>
-    <w:p>
-      <w:pPr>
-        <w:widowControl w:val="0"/>
-        <w:spacing w:after="240"/>
-        <w:rPr>
-          <w:rFonts w:ascii="Times New Roman" w:eastAsia="SimSun" w:hAnsi="Times New Roman" w:cs="Times New Roman"/>
-          <w:color w:val="7F7F7F" w:themeColor="text1" w:themeTint="80"/>
-          <w:sz w:val="26"/>
-          <w:szCs w:val="26"/>
-          <w:lang w:val="en-US" w:eastAsia="zh-CN"/>
-        </w:rPr>
-      </w:pPr>
-      <w:r>
-        <w:rPr>
-          <w:rFonts w:ascii="Times New Roman" w:eastAsia="SimSun" w:hAnsi="Times New Roman" w:cs="Times New Roman"/>
-          <w:color w:val="7F7F7F" w:themeColor="text1" w:themeTint="80"/>
-          <w:sz w:val="26"/>
-          <w:szCs w:val="26"/>
-          <w:lang w:val="en-US" w:eastAsia="zh-CN"/>
-        </w:rPr>
-        <w:t>Answer:</w:t>
+        <w:t>epoch=50</w:t>
+      </w:r>
+      <w:r>
+        <w:rPr>
+          <w:rFonts w:ascii="Times New Roman" w:eastAsia="微軟正黑體" w:hAnsi="Times New Roman"/>
+          <w:color w:val="000000" w:themeColor="text1"/>
+        </w:rPr>
+        <w:t>這兩個參數進行訓練，在</w:t>
+      </w:r>
+      <w:r>
+        <w:rPr>
+          <w:rFonts w:ascii="Times New Roman" w:eastAsia="微軟正黑體" w:hAnsi="Times New Roman"/>
+          <w:color w:val="000000" w:themeColor="text1"/>
+        </w:rPr>
+        <w:t>training logs</w:t>
+      </w:r>
+      <w:r>
+        <w:rPr>
+          <w:rFonts w:ascii="Times New Roman" w:eastAsia="微軟正黑體" w:hAnsi="Times New Roman"/>
+          <w:color w:val="000000" w:themeColor="text1"/>
+        </w:rPr>
+        <w:t>中我看到</w:t>
+      </w:r>
+      <w:r>
+        <w:rPr>
+          <w:rFonts w:ascii="Times New Roman" w:eastAsia="微軟正黑體" w:hAnsi="Times New Roman"/>
+          <w:color w:val="000000" w:themeColor="text1"/>
+        </w:rPr>
+        <w:t>epoch=50</w:t>
+      </w:r>
+      <w:r>
+        <w:rPr>
+          <w:rFonts w:ascii="Times New Roman" w:eastAsia="微軟正黑體" w:hAnsi="Times New Roman"/>
+          <w:color w:val="000000" w:themeColor="text1"/>
+        </w:rPr>
+        <w:t>的</w:t>
+      </w:r>
+      <w:r>
+        <w:rPr>
+          <w:rFonts w:ascii="Times New Roman" w:eastAsia="微軟正黑體" w:hAnsi="Times New Roman"/>
+          <w:color w:val="000000" w:themeColor="text1"/>
+        </w:rPr>
+        <w:t>EM</w:t>
+      </w:r>
+      <w:r>
+        <w:rPr>
+          <w:rFonts w:ascii="Times New Roman" w:eastAsia="微軟正黑體" w:hAnsi="Times New Roman"/>
+          <w:color w:val="000000" w:themeColor="text1"/>
+        </w:rPr>
+        <w:t>值明顯高於</w:t>
+      </w:r>
+      <w:r>
+        <w:rPr>
+          <w:rFonts w:ascii="Times New Roman" w:eastAsia="微軟正黑體" w:hAnsi="Times New Roman"/>
+          <w:color w:val="000000" w:themeColor="text1"/>
+        </w:rPr>
+        <w:t>epoch =30</w:t>
+      </w:r>
+      <w:r>
+        <w:rPr>
+          <w:rFonts w:ascii="Times New Roman" w:eastAsia="微軟正黑體" w:hAnsi="Times New Roman"/>
+          <w:color w:val="000000" w:themeColor="text1"/>
+        </w:rPr>
+        <w:t>，因此我覺得</w:t>
+      </w:r>
+      <w:r>
+        <w:rPr>
+          <w:rFonts w:ascii="Times New Roman" w:eastAsia="微軟正黑體" w:hAnsi="Times New Roman"/>
+          <w:color w:val="000000" w:themeColor="text1"/>
+        </w:rPr>
+        <w:t>模型</w:t>
+      </w:r>
+      <w:r>
+        <w:rPr>
+          <w:rFonts w:ascii="Times New Roman" w:eastAsia="微軟正黑體" w:hAnsi="Times New Roman"/>
+          <w:color w:val="000000" w:themeColor="text1"/>
+        </w:rPr>
+        <w:t>應該會比較好，但是結果也是一樣差，不禁讓我好奇原因，因此我</w:t>
+      </w:r>
+      <w:r>
+        <w:rPr>
+          <w:rFonts w:ascii="Times New Roman" w:eastAsia="微軟正黑體" w:hAnsi="Times New Roman"/>
+          <w:color w:val="000000" w:themeColor="text1"/>
+        </w:rPr>
+        <w:t>進階</w:t>
+      </w:r>
+      <w:r>
+        <w:rPr>
+          <w:rFonts w:ascii="Times New Roman" w:eastAsia="微軟正黑體" w:hAnsi="Times New Roman"/>
+          <w:color w:val="000000" w:themeColor="text1"/>
+        </w:rPr>
+        <w:t>閱讀</w:t>
+      </w:r>
+      <w:r>
+        <w:rPr>
+          <w:rFonts w:ascii="Times New Roman" w:eastAsia="微軟正黑體" w:hAnsi="Times New Roman"/>
+          <w:color w:val="000000" w:themeColor="text1"/>
+        </w:rPr>
+        <w:t xml:space="preserve">NLP </w:t>
+      </w:r>
+      <w:r>
+        <w:rPr>
+          <w:rFonts w:ascii="Times New Roman" w:eastAsia="微軟正黑體" w:hAnsi="Times New Roman"/>
+          <w:color w:val="000000" w:themeColor="text1"/>
+        </w:rPr>
+        <w:t>在</w:t>
+      </w:r>
+      <w:r>
+        <w:rPr>
+          <w:rFonts w:ascii="Times New Roman" w:eastAsia="微軟正黑體" w:hAnsi="Times New Roman"/>
+          <w:color w:val="000000" w:themeColor="text1"/>
+        </w:rPr>
+        <w:t>Arithmetic Problems</w:t>
+      </w:r>
+      <w:r>
+        <w:rPr>
+          <w:rFonts w:ascii="Times New Roman" w:eastAsia="微軟正黑體" w:hAnsi="Times New Roman"/>
+          <w:color w:val="000000" w:themeColor="text1"/>
+        </w:rPr>
+        <w:t>處理的相關</w:t>
+      </w:r>
+      <w:r>
+        <w:rPr>
+          <w:rFonts w:ascii="Times New Roman" w:eastAsia="微軟正黑體" w:hAnsi="Times New Roman"/>
+          <w:color w:val="000000" w:themeColor="text1"/>
+        </w:rPr>
+        <w:t>論文</w:t>
+      </w:r>
+      <w:r>
+        <w:rPr>
+          <w:rFonts w:ascii="Times New Roman" w:eastAsia="微軟正黑體" w:hAnsi="Times New Roman"/>
+          <w:color w:val="000000" w:themeColor="text1"/>
+        </w:rPr>
+        <w:t>研究</w:t>
+      </w:r>
+      <w:r>
+        <w:rPr>
+          <w:rFonts w:ascii="Times New Roman" w:eastAsia="微軟正黑體" w:hAnsi="Times New Roman"/>
+          <w:color w:val="000000" w:themeColor="text1"/>
+        </w:rPr>
+        <w:t>[1]</w:t>
+      </w:r>
+      <w:r>
+        <w:rPr>
+          <w:rFonts w:ascii="Times New Roman" w:eastAsia="微軟正黑體" w:hAnsi="Times New Roman"/>
+          <w:color w:val="000000" w:themeColor="text1"/>
+        </w:rPr>
+        <w:t>。</w:t>
       </w:r>
     </w:p>
     <w:p>
@@ -2386,185 +4278,87 @@
       </w:pPr>
       <w:r>
         <w:rPr>
-          <w:rFonts w:ascii="Times New Roman" w:eastAsia="微軟正黑體" w:hAnsi="Times New Roman" w:hint="eastAsia"/>
-          <w:color w:val="000000" w:themeColor="text1"/>
-        </w:rPr>
-        <w:t>在這次的作業中，我有使用</w:t>
-      </w:r>
-      <w:r>
-        <w:rPr>
-          <w:rFonts w:ascii="Times New Roman" w:eastAsia="微軟正黑體" w:hAnsi="Times New Roman"/>
-          <w:color w:val="000000" w:themeColor="text1"/>
-        </w:rPr>
-        <w:t xml:space="preserve">epoch=30 </w:t>
-      </w:r>
-      <w:r>
-        <w:rPr>
-          <w:rFonts w:ascii="Times New Roman" w:eastAsia="微軟正黑體" w:hAnsi="Times New Roman" w:hint="eastAsia"/>
-          <w:color w:val="000000" w:themeColor="text1"/>
-        </w:rPr>
-        <w:t>、</w:t>
-      </w:r>
-      <w:r>
-        <w:rPr>
-          <w:rFonts w:ascii="Times New Roman" w:eastAsia="微軟正黑體" w:hAnsi="Times New Roman"/>
-          <w:color w:val="000000" w:themeColor="text1"/>
-        </w:rPr>
-        <w:t>epoch=50</w:t>
-      </w:r>
-      <w:r>
-        <w:rPr>
-          <w:rFonts w:ascii="Times New Roman" w:eastAsia="微軟正黑體" w:hAnsi="Times New Roman" w:hint="eastAsia"/>
-          <w:color w:val="000000" w:themeColor="text1"/>
-        </w:rPr>
-        <w:t>這兩個參數進行訓練，在</w:t>
-      </w:r>
-      <w:r>
-        <w:rPr>
-          <w:rFonts w:ascii="Times New Roman" w:eastAsia="微軟正黑體" w:hAnsi="Times New Roman"/>
-          <w:color w:val="000000" w:themeColor="text1"/>
-        </w:rPr>
-        <w:t>training logs</w:t>
-      </w:r>
-      <w:r>
-        <w:rPr>
-          <w:rFonts w:ascii="Times New Roman" w:eastAsia="微軟正黑體" w:hAnsi="Times New Roman" w:hint="eastAsia"/>
-          <w:color w:val="000000" w:themeColor="text1"/>
-        </w:rPr>
-        <w:t>中我看到</w:t>
-      </w:r>
-      <w:r>
-        <w:rPr>
-          <w:rFonts w:ascii="Times New Roman" w:eastAsia="微軟正黑體" w:hAnsi="Times New Roman"/>
-          <w:color w:val="000000" w:themeColor="text1"/>
-        </w:rPr>
-        <w:t>epoch=50</w:t>
-      </w:r>
-      <w:r>
-        <w:rPr>
-          <w:rFonts w:ascii="Times New Roman" w:eastAsia="微軟正黑體" w:hAnsi="Times New Roman" w:hint="eastAsia"/>
-          <w:color w:val="000000" w:themeColor="text1"/>
-        </w:rPr>
-        <w:t>的</w:t>
-      </w:r>
-      <w:r>
-        <w:rPr>
-          <w:rFonts w:ascii="Times New Roman" w:eastAsia="微軟正黑體" w:hAnsi="Times New Roman"/>
-          <w:color w:val="000000" w:themeColor="text1"/>
-        </w:rPr>
-        <w:t>EM</w:t>
-      </w:r>
-      <w:r>
-        <w:rPr>
-          <w:rFonts w:ascii="Times New Roman" w:eastAsia="微軟正黑體" w:hAnsi="Times New Roman" w:hint="eastAsia"/>
-          <w:color w:val="000000" w:themeColor="text1"/>
-        </w:rPr>
-        <w:t>值明顯高於</w:t>
-      </w:r>
-      <w:r>
-        <w:rPr>
-          <w:rFonts w:ascii="Times New Roman" w:eastAsia="微軟正黑體" w:hAnsi="Times New Roman"/>
-          <w:color w:val="000000" w:themeColor="text1"/>
-        </w:rPr>
-        <w:t>epoch =30</w:t>
-      </w:r>
-      <w:r>
-        <w:rPr>
-          <w:rFonts w:ascii="Times New Roman" w:eastAsia="微軟正黑體" w:hAnsi="Times New Roman" w:hint="eastAsia"/>
-          <w:color w:val="000000" w:themeColor="text1"/>
-        </w:rPr>
-        <w:t>，因此我覺得</w:t>
-      </w:r>
-      <w:r>
-        <w:rPr>
-          <w:rFonts w:ascii="Times New Roman" w:eastAsia="微軟正黑體" w:hAnsi="Times New Roman" w:hint="eastAsia"/>
-          <w:color w:val="000000" w:themeColor="text1"/>
-        </w:rPr>
-        <w:t>模型</w:t>
-      </w:r>
-      <w:r>
-        <w:rPr>
-          <w:rFonts w:ascii="Times New Roman" w:eastAsia="微軟正黑體" w:hAnsi="Times New Roman" w:hint="eastAsia"/>
-          <w:color w:val="000000" w:themeColor="text1"/>
-        </w:rPr>
-        <w:t>應該會比較好，但是結果也是一樣差，不禁讓我好奇原因，因此我</w:t>
-      </w:r>
-      <w:r>
-        <w:rPr>
-          <w:rFonts w:ascii="Times New Roman" w:eastAsia="微軟正黑體" w:hAnsi="Times New Roman" w:hint="eastAsia"/>
-          <w:color w:val="000000" w:themeColor="text1"/>
-        </w:rPr>
-        <w:t>進階</w:t>
-      </w:r>
-      <w:r>
-        <w:rPr>
-          <w:rFonts w:ascii="Times New Roman" w:eastAsia="微軟正黑體" w:hAnsi="Times New Roman" w:hint="eastAsia"/>
-          <w:color w:val="000000" w:themeColor="text1"/>
-        </w:rPr>
-        <w:t>閱讀</w:t>
-      </w:r>
-      <w:r>
-        <w:rPr>
-          <w:rFonts w:ascii="Times New Roman" w:eastAsia="微軟正黑體" w:hAnsi="Times New Roman"/>
-          <w:color w:val="000000" w:themeColor="text1"/>
-        </w:rPr>
-        <w:t>NLP</w:t>
-      </w:r>
-      <w:r>
-        <w:rPr>
-          <w:rFonts w:ascii="Times New Roman" w:eastAsia="微軟正黑體" w:hAnsi="Times New Roman" w:hint="eastAsia"/>
-          <w:color w:val="000000" w:themeColor="text1"/>
-        </w:rPr>
-        <w:t xml:space="preserve"> </w:t>
-      </w:r>
-      <w:r>
-        <w:rPr>
-          <w:rFonts w:ascii="Times New Roman" w:eastAsia="微軟正黑體" w:hAnsi="Times New Roman" w:hint="eastAsia"/>
-          <w:color w:val="000000" w:themeColor="text1"/>
-        </w:rPr>
-        <w:t>在</w:t>
-      </w:r>
-      <w:r>
-        <w:rPr>
-          <w:rFonts w:ascii="Times New Roman" w:eastAsia="微軟正黑體" w:hAnsi="Times New Roman"/>
-          <w:color w:val="000000" w:themeColor="text1"/>
-        </w:rPr>
-        <w:t>Arithmetic Problems</w:t>
-      </w:r>
-      <w:r>
-        <w:rPr>
-          <w:rFonts w:ascii="Times New Roman" w:eastAsia="微軟正黑體" w:hAnsi="Times New Roman" w:hint="eastAsia"/>
-          <w:color w:val="000000" w:themeColor="text1"/>
-        </w:rPr>
-        <w:t>處理的相關</w:t>
-      </w:r>
-      <w:r>
-        <w:rPr>
-          <w:rFonts w:ascii="Times New Roman" w:eastAsia="微軟正黑體" w:hAnsi="Times New Roman" w:hint="eastAsia"/>
-          <w:color w:val="000000" w:themeColor="text1"/>
-        </w:rPr>
-        <w:t>論文</w:t>
-      </w:r>
-      <w:r>
-        <w:rPr>
-          <w:rFonts w:ascii="Times New Roman" w:eastAsia="微軟正黑體" w:hAnsi="Times New Roman" w:hint="eastAsia"/>
-          <w:color w:val="000000" w:themeColor="text1"/>
-        </w:rPr>
-        <w:t>研究</w:t>
-      </w:r>
-      <w:r>
-        <w:rPr>
-          <w:rFonts w:ascii="Times New Roman" w:eastAsia="微軟正黑體" w:hAnsi="Times New Roman"/>
-          <w:color w:val="000000" w:themeColor="text1"/>
-        </w:rPr>
-        <w:t>[1]</w:t>
-      </w:r>
-      <w:r>
-        <w:rPr>
-          <w:rFonts w:ascii="Times New Roman" w:eastAsia="微軟正黑體" w:hAnsi="Times New Roman" w:hint="eastAsia"/>
-          <w:color w:val="000000" w:themeColor="text1"/>
-        </w:rPr>
-        <w:t>。</w:t>
+          <w:rFonts w:ascii="Times New Roman" w:eastAsia="微軟正黑體" w:hAnsi="Times New Roman"/>
+          <w:color w:val="000000" w:themeColor="text1"/>
+        </w:rPr>
+        <w:t>這篇論文指出，現有多數的自然語言模型在解決</w:t>
+      </w:r>
+      <w:r>
+        <w:rPr>
+          <w:rFonts w:ascii="Times New Roman" w:eastAsia="微軟正黑體" w:hAnsi="Times New Roman"/>
+          <w:color w:val="000000" w:themeColor="text1"/>
+        </w:rPr>
+        <w:t>Math Word Problems(MWP)</w:t>
+      </w:r>
+      <w:r>
+        <w:rPr>
+          <w:rFonts w:ascii="Times New Roman" w:eastAsia="微軟正黑體" w:hAnsi="Times New Roman"/>
+          <w:color w:val="000000" w:themeColor="text1"/>
+        </w:rPr>
+        <w:t>時，並未真正理解語意或是進行</w:t>
+      </w:r>
+      <w:r>
+        <w:rPr>
+          <w:rFonts w:ascii="Times New Roman" w:eastAsia="微軟正黑體" w:hAnsi="Times New Roman"/>
+          <w:color w:val="000000" w:themeColor="text1"/>
+        </w:rPr>
+        <w:t>數學推理，而是依賴資料集的表面模式進行推論，即使移除問題文本或是打亂詞序，模型仍可在標準資料集取得高準確率。為了驗證這類型態，他們建立挑戰度較高的</w:t>
+      </w:r>
+      <w:r>
+        <w:rPr>
+          <w:rFonts w:ascii="Times New Roman" w:eastAsia="微軟正黑體" w:hAnsi="Times New Roman"/>
+          <w:color w:val="000000" w:themeColor="text1"/>
+        </w:rPr>
+        <w:t>SVAMP</w:t>
+      </w:r>
+      <w:r>
+        <w:rPr>
+          <w:rFonts w:ascii="Times New Roman" w:eastAsia="微軟正黑體" w:hAnsi="Times New Roman"/>
+          <w:color w:val="000000" w:themeColor="text1"/>
+        </w:rPr>
+        <w:t>，透過改變題目結構等等，測試模型對變化的敏感度，結果顯示</w:t>
+      </w:r>
+      <w:r>
+        <w:rPr>
+          <w:rFonts w:ascii="Times New Roman" w:eastAsia="微軟正黑體" w:hAnsi="Times New Roman"/>
+          <w:color w:val="000000" w:themeColor="text1"/>
+        </w:rPr>
+        <w:t>Graph2Tree</w:t>
+      </w:r>
+      <w:r>
+        <w:rPr>
+          <w:rFonts w:ascii="Times New Roman" w:eastAsia="微軟正黑體" w:hAnsi="Times New Roman"/>
+          <w:color w:val="000000" w:themeColor="text1"/>
+        </w:rPr>
+        <w:t>模型在</w:t>
+      </w:r>
+      <w:r>
+        <w:rPr>
+          <w:rFonts w:ascii="Times New Roman" w:eastAsia="微軟正黑體" w:hAnsi="Times New Roman"/>
+          <w:color w:val="000000" w:themeColor="text1"/>
+        </w:rPr>
+        <w:t>SVAMP</w:t>
+      </w:r>
+      <w:r>
+        <w:rPr>
+          <w:rFonts w:ascii="Times New Roman" w:eastAsia="微軟正黑體" w:hAnsi="Times New Roman"/>
+          <w:color w:val="000000" w:themeColor="text1"/>
+        </w:rPr>
+        <w:t>準確度只有</w:t>
+      </w:r>
+      <w:r>
+        <w:rPr>
+          <w:rFonts w:ascii="Times New Roman" w:eastAsia="微軟正黑體" w:hAnsi="Times New Roman"/>
+          <w:color w:val="000000" w:themeColor="text1"/>
+        </w:rPr>
+        <w:t>43.8%</w:t>
+      </w:r>
+      <w:r>
+        <w:rPr>
+          <w:rFonts w:ascii="Times New Roman" w:eastAsia="微軟正黑體" w:hAnsi="Times New Roman"/>
+          <w:color w:val="000000" w:themeColor="text1"/>
+        </w:rPr>
+        <w:t>，遠低於標準資料集。</w:t>
       </w:r>
     </w:p>
     <w:p>
@@ -2582,88 +4376,125 @@
       </w:pPr>
       <w:r>
         <w:rPr>
-          <w:rFonts w:ascii="Times New Roman" w:eastAsia="微軟正黑體" w:hAnsi="Times New Roman" w:hint="eastAsia"/>
-          <w:color w:val="000000" w:themeColor="text1"/>
+          <w:rFonts w:ascii="Times New Roman" w:eastAsia="微軟正黑體" w:hAnsi="Times New Roman"/>
+          <w:color w:val="000000" w:themeColor="text1"/>
+        </w:rPr>
+        <w:t>這篇論文解決我在訓練</w:t>
+      </w:r>
+      <w:r>
+        <w:rPr>
+          <w:rFonts w:ascii="Times New Roman" w:eastAsia="微軟正黑體" w:hAnsi="Times New Roman"/>
+          <w:color w:val="000000" w:themeColor="text1"/>
+        </w:rPr>
+        <w:t>LTSM</w:t>
+      </w:r>
+      <w:r>
+        <w:rPr>
+          <w:rFonts w:ascii="Times New Roman" w:eastAsia="微軟正黑體" w:hAnsi="Times New Roman"/>
+          <w:color w:val="000000" w:themeColor="text1"/>
+        </w:rPr>
+        <w:t>過程時的疑惑，就算我最高的</w:t>
+      </w:r>
+      <w:r>
+        <w:rPr>
+          <w:rFonts w:ascii="Times New Roman" w:eastAsia="微軟正黑體" w:hAnsi="Times New Roman"/>
+          <w:color w:val="000000" w:themeColor="text1"/>
+        </w:rPr>
+        <w:t>E</w:t>
+      </w:r>
+      <w:r>
+        <w:rPr>
+          <w:rFonts w:ascii="Times New Roman" w:eastAsia="微軟正黑體" w:hAnsi="Times New Roman"/>
+          <w:color w:val="000000" w:themeColor="text1"/>
+        </w:rPr>
+        <w:t>M</w:t>
+      </w:r>
+      <w:r>
+        <w:rPr>
+          <w:rFonts w:ascii="Times New Roman" w:eastAsia="微軟正黑體" w:hAnsi="Times New Roman"/>
+          <w:color w:val="000000" w:themeColor="text1"/>
+        </w:rPr>
+        <w:t>有達到</w:t>
+      </w:r>
+      <w:r>
+        <w:rPr>
+          <w:rFonts w:ascii="Times New Roman" w:eastAsia="微軟正黑體" w:hAnsi="Times New Roman"/>
+          <w:color w:val="000000" w:themeColor="text1"/>
+        </w:rPr>
+        <w:t>0.96</w:t>
+      </w:r>
+      <w:r>
+        <w:rPr>
+          <w:rFonts w:ascii="Times New Roman" w:eastAsia="微軟正黑體" w:hAnsi="Times New Roman"/>
+          <w:color w:val="000000" w:themeColor="text1"/>
+        </w:rPr>
+        <w:t>8</w:t>
+      </w:r>
+      <w:r>
+        <w:rPr>
+          <w:rFonts w:ascii="Times New Roman" w:eastAsia="微軟正黑體" w:hAnsi="Times New Roman"/>
+          <w:color w:val="000000" w:themeColor="text1"/>
+        </w:rPr>
+        <w:t>，但並不表示模型有真的學會數學運算邏輯，未來如果要讓我模型有更高的推理能力，可以參考</w:t>
+      </w:r>
+      <w:r>
+        <w:rPr>
+          <w:rFonts w:ascii="Times New Roman" w:eastAsia="微軟正黑體" w:hAnsi="Times New Roman"/>
+          <w:color w:val="000000" w:themeColor="text1"/>
+        </w:rPr>
+        <w:t>SVAMP</w:t>
+      </w:r>
+      <w:r>
+        <w:rPr>
+          <w:rFonts w:ascii="Times New Roman" w:eastAsia="微軟正黑體" w:hAnsi="Times New Roman"/>
+          <w:color w:val="000000" w:themeColor="text1"/>
+        </w:rPr>
+        <w:t>設計裡面，增加更多樣性的變化，檢驗模型是否真的理解運算規則。</w:t>
+      </w:r>
+    </w:p>
+    <w:p>
+      <w:pPr>
+        <w:pStyle w:val="Web"/>
+        <w:spacing w:beforeAutospacing="0" w:after="240" w:afterAutospacing="0" w:line="240" w:lineRule="auto"/>
+        <w:ind w:left="720"/>
+        <w:rPr>
+          <w:rFonts w:ascii="Times New Roman" w:eastAsia="微軟正黑體" w:hAnsi="Times New Roman"/>
+          <w:color w:val="000000" w:themeColor="text1"/>
+        </w:rPr>
+      </w:pPr>
+    </w:p>
+    <w:p>
+      <w:pPr>
+        <w:widowControl w:val="0"/>
+        <w:spacing w:after="240"/>
+        <w:rPr>
+          <w:rFonts w:ascii="Times New Roman" w:eastAsia="SimSun" w:hAnsi="Times New Roman" w:cs="Times New Roman"/>
+          <w:color w:val="FF0000"/>
+          <w:sz w:val="26"/>
+          <w:szCs w:val="26"/>
+          <w:lang w:val="en-US"/>
+        </w:rPr>
+      </w:pPr>
+      <w:r>
+        <w:rPr>
+          <w:rFonts w:ascii="Times New Roman" w:eastAsia="SimSun" w:hAnsi="Times New Roman" w:cs="Times New Roman"/>
+          <w:color w:val="7F7F7F" w:themeColor="text1" w:themeTint="80"/>
+          <w:sz w:val="26"/>
+          <w:szCs w:val="26"/>
+          <w:lang w:val="en-US" w:eastAsia="zh-CN"/>
         </w:rPr>
         <w:lastRenderedPageBreak/>
-        <w:t>這篇論文指出，現有多數的自然語言模型在解決</w:t>
-      </w:r>
-      <w:r>
-        <w:rPr>
-          <w:rFonts w:ascii="Times New Roman" w:eastAsia="微軟正黑體" w:hAnsi="Times New Roman"/>
-          <w:color w:val="000000" w:themeColor="text1"/>
-        </w:rPr>
-        <w:t>Math Word Problems(MWP)</w:t>
-      </w:r>
-      <w:r>
-        <w:rPr>
-          <w:rFonts w:ascii="Times New Roman" w:eastAsia="微軟正黑體" w:hAnsi="Times New Roman" w:hint="eastAsia"/>
-          <w:color w:val="000000" w:themeColor="text1"/>
-        </w:rPr>
-        <w:t>時，並未真正理解語意或是進行</w:t>
-      </w:r>
-      <w:r>
-        <w:rPr>
-          <w:rFonts w:ascii="Times New Roman" w:eastAsia="微軟正黑體" w:hAnsi="Times New Roman" w:hint="eastAsia"/>
-          <w:color w:val="000000" w:themeColor="text1"/>
-        </w:rPr>
-        <w:t>數學推理，而是依賴資料集的表面模式進行推論，即使移除問題文本或是打亂詞序，模型仍可在標準資料集取得高準確率。為了驗證這類型態，他們建立挑戰度較高的</w:t>
-      </w:r>
-      <w:r>
-        <w:rPr>
-          <w:rFonts w:ascii="Times New Roman" w:eastAsia="微軟正黑體" w:hAnsi="Times New Roman"/>
-          <w:color w:val="000000" w:themeColor="text1"/>
-        </w:rPr>
-        <w:t>SVAMP</w:t>
-      </w:r>
-      <w:r>
-        <w:rPr>
-          <w:rFonts w:ascii="Times New Roman" w:eastAsia="微軟正黑體" w:hAnsi="Times New Roman" w:hint="eastAsia"/>
-          <w:color w:val="000000" w:themeColor="text1"/>
-        </w:rPr>
-        <w:t>，透過改變題目結構等等，測試模型對變化的敏感度，結果顯示</w:t>
-      </w:r>
-      <w:r>
-        <w:rPr>
-          <w:rFonts w:ascii="Times New Roman" w:eastAsia="微軟正黑體" w:hAnsi="Times New Roman"/>
-          <w:color w:val="000000" w:themeColor="text1"/>
-        </w:rPr>
-        <w:t>Graph2Tree</w:t>
-      </w:r>
-      <w:r>
-        <w:rPr>
-          <w:rFonts w:ascii="Times New Roman" w:eastAsia="微軟正黑體" w:hAnsi="Times New Roman" w:hint="eastAsia"/>
-          <w:color w:val="000000" w:themeColor="text1"/>
-        </w:rPr>
-        <w:t>模型在</w:t>
-      </w:r>
-      <w:r>
-        <w:rPr>
-          <w:rFonts w:ascii="Times New Roman" w:eastAsia="微軟正黑體" w:hAnsi="Times New Roman"/>
-          <w:color w:val="000000" w:themeColor="text1"/>
-        </w:rPr>
-        <w:t>SVAMP</w:t>
-      </w:r>
-      <w:r>
-        <w:rPr>
-          <w:rFonts w:ascii="Times New Roman" w:eastAsia="微軟正黑體" w:hAnsi="Times New Roman" w:hint="eastAsia"/>
-          <w:color w:val="000000" w:themeColor="text1"/>
-        </w:rPr>
-        <w:t>準確度只有</w:t>
-      </w:r>
-      <w:r>
-        <w:rPr>
-          <w:rFonts w:ascii="Times New Roman" w:eastAsia="微軟正黑體" w:hAnsi="Times New Roman"/>
-          <w:color w:val="000000" w:themeColor="text1"/>
-        </w:rPr>
-        <w:t>43.8%</w:t>
-      </w:r>
-      <w:r>
-        <w:rPr>
-          <w:rFonts w:ascii="Times New Roman" w:eastAsia="微軟正黑體" w:hAnsi="Times New Roman" w:hint="eastAsia"/>
-          <w:color w:val="000000" w:themeColor="text1"/>
-        </w:rPr>
-        <w:t>，遠低於標準資料集。</w:t>
+        <w:t xml:space="preserve">The screenshot of your training logs and evaluation accuracy. (One Figure only) </w:t>
+      </w:r>
+      <w:r>
+        <w:rPr>
+          <w:rFonts w:ascii="Times New Roman" w:eastAsia="SimSun" w:hAnsi="Times New Roman" w:cs="Times New Roman"/>
+          <w:color w:val="FF0000"/>
+          <w:sz w:val="26"/>
+          <w:szCs w:val="26"/>
+          <w:lang w:val="en-US" w:eastAsia="zh-CN"/>
+        </w:rPr>
+        <w:t>(10%)</w:t>
       </w:r>
     </w:p>
     <w:p>
@@ -2681,141 +4512,6 @@
       </w:pPr>
       <w:r>
         <w:rPr>
-          <w:rFonts w:ascii="Times New Roman" w:eastAsia="微軟正黑體" w:hAnsi="Times New Roman" w:hint="eastAsia"/>
-          <w:color w:val="000000" w:themeColor="text1"/>
-        </w:rPr>
-        <w:t>這篇論文解決我在訓練</w:t>
-      </w:r>
-      <w:r>
-        <w:rPr>
-          <w:rFonts w:ascii="Times New Roman" w:eastAsia="微軟正黑體" w:hAnsi="Times New Roman"/>
-          <w:color w:val="000000" w:themeColor="text1"/>
-        </w:rPr>
-        <w:t>LTSM</w:t>
-      </w:r>
-      <w:r>
-        <w:rPr>
-          <w:rFonts w:ascii="Times New Roman" w:eastAsia="微軟正黑體" w:hAnsi="Times New Roman" w:hint="eastAsia"/>
-          <w:color w:val="000000" w:themeColor="text1"/>
-        </w:rPr>
-        <w:t>過程時的疑惑，就算我最高的</w:t>
-      </w:r>
-      <w:r>
-        <w:rPr>
-          <w:rFonts w:ascii="Times New Roman" w:eastAsia="微軟正黑體" w:hAnsi="Times New Roman"/>
-          <w:color w:val="000000" w:themeColor="text1"/>
-        </w:rPr>
-        <w:t>E</w:t>
-      </w:r>
-      <w:r>
-        <w:rPr>
-          <w:rFonts w:ascii="Times New Roman" w:eastAsia="微軟正黑體" w:hAnsi="Times New Roman"/>
-          <w:color w:val="000000" w:themeColor="text1"/>
-        </w:rPr>
-        <w:t>M</w:t>
-      </w:r>
-      <w:r>
-        <w:rPr>
-          <w:rFonts w:ascii="Times New Roman" w:eastAsia="微軟正黑體" w:hAnsi="Times New Roman" w:hint="eastAsia"/>
-          <w:color w:val="000000" w:themeColor="text1"/>
-        </w:rPr>
-        <w:t>有達到</w:t>
-      </w:r>
-      <w:r>
-        <w:rPr>
-          <w:rFonts w:ascii="Times New Roman" w:eastAsia="微軟正黑體" w:hAnsi="Times New Roman"/>
-          <w:color w:val="000000" w:themeColor="text1"/>
-        </w:rPr>
-        <w:t>0.96</w:t>
-      </w:r>
-      <w:r>
-        <w:rPr>
-          <w:rFonts w:ascii="Times New Roman" w:eastAsia="微軟正黑體" w:hAnsi="Times New Roman"/>
-          <w:color w:val="000000" w:themeColor="text1"/>
-        </w:rPr>
-        <w:t>8</w:t>
-      </w:r>
-      <w:r>
-        <w:rPr>
-          <w:rFonts w:ascii="Times New Roman" w:eastAsia="微軟正黑體" w:hAnsi="Times New Roman" w:hint="eastAsia"/>
-          <w:color w:val="000000" w:themeColor="text1"/>
-        </w:rPr>
-        <w:t>，但並不表示模型有真的學會數學運算邏輯，未來如果要讓我模型有更高的推理能力，可以參考</w:t>
-      </w:r>
-      <w:r>
-        <w:rPr>
-          <w:rFonts w:ascii="Times New Roman" w:eastAsia="微軟正黑體" w:hAnsi="Times New Roman"/>
-          <w:color w:val="000000" w:themeColor="text1"/>
-        </w:rPr>
-        <w:t>SVAMP</w:t>
-      </w:r>
-      <w:r>
-        <w:rPr>
-          <w:rFonts w:ascii="Times New Roman" w:eastAsia="微軟正黑體" w:hAnsi="Times New Roman" w:hint="eastAsia"/>
-          <w:color w:val="000000" w:themeColor="text1"/>
-        </w:rPr>
-        <w:t>設計裡面，增加更多樣性的變化，檢驗模型是否真的理解運算規則。</w:t>
-      </w:r>
-    </w:p>
-    <w:p>
-      <w:pPr>
-        <w:pStyle w:val="Web"/>
-        <w:spacing w:beforeAutospacing="0" w:after="240" w:afterAutospacing="0" w:line="240" w:lineRule="auto"/>
-        <w:ind w:left="720"/>
-        <w:rPr>
-          <w:rFonts w:ascii="Times New Roman" w:eastAsia="微軟正黑體" w:hAnsi="Times New Roman"/>
-          <w:color w:val="000000" w:themeColor="text1"/>
-        </w:rPr>
-      </w:pPr>
-    </w:p>
-    <w:p>
-      <w:pPr>
-        <w:widowControl w:val="0"/>
-        <w:spacing w:after="240"/>
-        <w:rPr>
-          <w:rFonts w:ascii="Times New Roman" w:eastAsia="SimSun" w:hAnsi="Times New Roman" w:cs="Times New Roman"/>
-          <w:color w:val="FF0000"/>
-          <w:sz w:val="26"/>
-          <w:szCs w:val="26"/>
-          <w:lang w:val="en-US"/>
-        </w:rPr>
-      </w:pPr>
-      <w:r>
-        <w:rPr>
-          <w:rFonts w:ascii="Times New Roman" w:eastAsia="SimSun" w:hAnsi="Times New Roman" w:cs="Times New Roman"/>
-          <w:color w:val="7F7F7F" w:themeColor="text1" w:themeTint="80"/>
-          <w:sz w:val="26"/>
-          <w:szCs w:val="26"/>
-          <w:lang w:val="en-US" w:eastAsia="zh-CN"/>
-        </w:rPr>
-        <w:t xml:space="preserve">The screenshot of your training logs and evaluation accuracy. (One Figure only) </w:t>
-      </w:r>
-      <w:r>
-        <w:rPr>
-          <w:rFonts w:ascii="Times New Roman" w:eastAsia="SimSun" w:hAnsi="Times New Roman" w:cs="Times New Roman"/>
-          <w:color w:val="FF0000"/>
-          <w:sz w:val="26"/>
-          <w:szCs w:val="26"/>
-          <w:lang w:val="en-US" w:eastAsia="zh-CN"/>
-        </w:rPr>
-        <w:t>(10%)</w:t>
-      </w:r>
-    </w:p>
-    <w:p>
-      <w:pPr>
-        <w:pStyle w:val="Web"/>
-        <w:numPr>
-          <w:ilvl w:val="0"/>
-          <w:numId w:val="3"/>
-        </w:numPr>
-        <w:spacing w:beforeAutospacing="0" w:afterAutospacing="0" w:line="240" w:lineRule="auto"/>
-        <w:rPr>
-          <w:rFonts w:ascii="Times New Roman" w:eastAsia="微軟正黑體" w:hAnsi="Times New Roman"/>
-          <w:color w:val="000000" w:themeColor="text1"/>
-        </w:rPr>
-      </w:pPr>
-      <w:r>
-        <w:rPr>
           <w:rFonts w:ascii="Times New Roman" w:eastAsia="微軟正黑體" w:hAnsi="Times New Roman"/>
           <w:color w:val="000000" w:themeColor="text1"/>
         </w:rPr>
@@ -2851,24 +4547,17 @@
       </w:r>
       <w:r>
         <w:rPr>
-          <w:rFonts w:ascii="Times New Roman" w:eastAsia="微軟正黑體" w:hAnsi="Times New Roman" w:hint="eastAsia"/>
+          <w:rFonts w:ascii="Times New Roman" w:eastAsia="微軟正黑體" w:hAnsi="Times New Roman"/>
           <w:color w:val="000000" w:themeColor="text1"/>
         </w:rPr>
         <w:t>訓練過程中</w:t>
       </w:r>
       <w:r>
         <w:rPr>
-          <w:rFonts w:ascii="Times New Roman" w:eastAsia="微軟正黑體" w:hAnsi="Times New Roman" w:hint="eastAsia"/>
-          <w:color w:val="000000" w:themeColor="text1"/>
-        </w:rPr>
-        <w:t>為</w:t>
-      </w:r>
-      <w:r>
-        <w:rPr>
-          <w:rFonts w:ascii="Times New Roman" w:eastAsia="微軟正黑體" w:hAnsi="Times New Roman"/>
-          <w:color w:val="000000" w:themeColor="text1"/>
-        </w:rPr>
-        <w:t>了</w:t>
+          <w:rFonts w:ascii="Times New Roman" w:eastAsia="微軟正黑體" w:hAnsi="Times New Roman"/>
+          <w:color w:val="000000" w:themeColor="text1"/>
+        </w:rPr>
+        <w:t>為了</w:t>
       </w:r>
       <w:r>
         <w:rPr>
@@ -3290,6 +4979,232 @@
     </w:lvl>
   </w:abstractNum>
   <w:abstractNum w:abstractNumId="1" w15:restartNumberingAfterBreak="0">
+    <w:nsid w:val="10CD3896"/>
+    <w:multiLevelType w:val="hybridMultilevel"/>
+    <w:tmpl w:val="3A228956"/>
+    <w:lvl w:ilvl="0" w:tplc="04090001">
+      <w:start w:val="1"/>
+      <w:numFmt w:val="bullet"/>
+      <w:lvlText w:val=""/>
+      <w:lvlJc w:val="left"/>
+      <w:pPr>
+        <w:ind w:left="1200" w:hanging="480"/>
+      </w:pPr>
+      <w:rPr>
+        <w:rFonts w:ascii="Symbol" w:hAnsi="Symbol" w:hint="default"/>
+      </w:rPr>
+    </w:lvl>
+    <w:lvl w:ilvl="1" w:tplc="04090003">
+      <w:start w:val="1"/>
+      <w:numFmt w:val="bullet"/>
+      <w:lvlText w:val=""/>
+      <w:lvlJc w:val="left"/>
+      <w:pPr>
+        <w:ind w:left="1680" w:hanging="480"/>
+      </w:pPr>
+      <w:rPr>
+        <w:rFonts w:ascii="Wingdings" w:hAnsi="Wingdings" w:hint="default"/>
+      </w:rPr>
+    </w:lvl>
+    <w:lvl w:ilvl="2" w:tplc="04090005" w:tentative="1">
+      <w:start w:val="1"/>
+      <w:numFmt w:val="bullet"/>
+      <w:lvlText w:val=""/>
+      <w:lvlJc w:val="left"/>
+      <w:pPr>
+        <w:ind w:left="2160" w:hanging="480"/>
+      </w:pPr>
+      <w:rPr>
+        <w:rFonts w:ascii="Wingdings" w:hAnsi="Wingdings" w:hint="default"/>
+      </w:rPr>
+    </w:lvl>
+    <w:lvl w:ilvl="3" w:tplc="04090001" w:tentative="1">
+      <w:start w:val="1"/>
+      <w:numFmt w:val="bullet"/>
+      <w:lvlText w:val=""/>
+      <w:lvlJc w:val="left"/>
+      <w:pPr>
+        <w:ind w:left="2640" w:hanging="480"/>
+      </w:pPr>
+      <w:rPr>
+        <w:rFonts w:ascii="Wingdings" w:hAnsi="Wingdings" w:hint="default"/>
+      </w:rPr>
+    </w:lvl>
+    <w:lvl w:ilvl="4" w:tplc="04090003" w:tentative="1">
+      <w:start w:val="1"/>
+      <w:numFmt w:val="bullet"/>
+      <w:lvlText w:val=""/>
+      <w:lvlJc w:val="left"/>
+      <w:pPr>
+        <w:ind w:left="3120" w:hanging="480"/>
+      </w:pPr>
+      <w:rPr>
+        <w:rFonts w:ascii="Wingdings" w:hAnsi="Wingdings" w:hint="default"/>
+      </w:rPr>
+    </w:lvl>
+    <w:lvl w:ilvl="5" w:tplc="04090005" w:tentative="1">
+      <w:start w:val="1"/>
+      <w:numFmt w:val="bullet"/>
+      <w:lvlText w:val=""/>
+      <w:lvlJc w:val="left"/>
+      <w:pPr>
+        <w:ind w:left="3600" w:hanging="480"/>
+      </w:pPr>
+      <w:rPr>
+        <w:rFonts w:ascii="Wingdings" w:hAnsi="Wingdings" w:hint="default"/>
+      </w:rPr>
+    </w:lvl>
+    <w:lvl w:ilvl="6" w:tplc="04090001" w:tentative="1">
+      <w:start w:val="1"/>
+      <w:numFmt w:val="bullet"/>
+      <w:lvlText w:val=""/>
+      <w:lvlJc w:val="left"/>
+      <w:pPr>
+        <w:ind w:left="4080" w:hanging="480"/>
+      </w:pPr>
+      <w:rPr>
+        <w:rFonts w:ascii="Wingdings" w:hAnsi="Wingdings" w:hint="default"/>
+      </w:rPr>
+    </w:lvl>
+    <w:lvl w:ilvl="7" w:tplc="04090003" w:tentative="1">
+      <w:start w:val="1"/>
+      <w:numFmt w:val="bullet"/>
+      <w:lvlText w:val=""/>
+      <w:lvlJc w:val="left"/>
+      <w:pPr>
+        <w:ind w:left="4560" w:hanging="480"/>
+      </w:pPr>
+      <w:rPr>
+        <w:rFonts w:ascii="Wingdings" w:hAnsi="Wingdings" w:hint="default"/>
+      </w:rPr>
+    </w:lvl>
+    <w:lvl w:ilvl="8" w:tplc="04090005" w:tentative="1">
+      <w:start w:val="1"/>
+      <w:numFmt w:val="bullet"/>
+      <w:lvlText w:val=""/>
+      <w:lvlJc w:val="left"/>
+      <w:pPr>
+        <w:ind w:left="5040" w:hanging="480"/>
+      </w:pPr>
+      <w:rPr>
+        <w:rFonts w:ascii="Wingdings" w:hAnsi="Wingdings" w:hint="default"/>
+      </w:rPr>
+    </w:lvl>
+  </w:abstractNum>
+  <w:abstractNum w:abstractNumId="2" w15:restartNumberingAfterBreak="0">
+    <w:nsid w:val="171D773E"/>
+    <w:multiLevelType w:val="hybridMultilevel"/>
+    <w:tmpl w:val="672C90AC"/>
+    <w:lvl w:ilvl="0" w:tplc="FFFFFFFF">
+      <w:start w:val="1"/>
+      <w:numFmt w:val="bullet"/>
+      <w:lvlText w:val=""/>
+      <w:lvlJc w:val="left"/>
+      <w:pPr>
+        <w:ind w:left="1200" w:hanging="480"/>
+      </w:pPr>
+      <w:rPr>
+        <w:rFonts w:ascii="Symbol" w:hAnsi="Symbol" w:hint="default"/>
+      </w:rPr>
+    </w:lvl>
+    <w:lvl w:ilvl="1" w:tplc="04090005">
+      <w:start w:val="1"/>
+      <w:numFmt w:val="bullet"/>
+      <w:lvlText w:val=""/>
+      <w:lvlJc w:val="left"/>
+      <w:pPr>
+        <w:ind w:left="1680" w:hanging="480"/>
+      </w:pPr>
+      <w:rPr>
+        <w:rFonts w:ascii="Wingdings" w:hAnsi="Wingdings" w:hint="default"/>
+      </w:rPr>
+    </w:lvl>
+    <w:lvl w:ilvl="2" w:tplc="FFFFFFFF" w:tentative="1">
+      <w:start w:val="1"/>
+      <w:numFmt w:val="bullet"/>
+      <w:lvlText w:val=""/>
+      <w:lvlJc w:val="left"/>
+      <w:pPr>
+        <w:ind w:left="2160" w:hanging="480"/>
+      </w:pPr>
+      <w:rPr>
+        <w:rFonts w:ascii="Wingdings" w:hAnsi="Wingdings" w:hint="default"/>
+      </w:rPr>
+    </w:lvl>
+    <w:lvl w:ilvl="3" w:tplc="FFFFFFFF" w:tentative="1">
+      <w:start w:val="1"/>
+      <w:numFmt w:val="bullet"/>
+      <w:lvlText w:val=""/>
+      <w:lvlJc w:val="left"/>
+      <w:pPr>
+        <w:ind w:left="2640" w:hanging="480"/>
+      </w:pPr>
+      <w:rPr>
+        <w:rFonts w:ascii="Wingdings" w:hAnsi="Wingdings" w:hint="default"/>
+      </w:rPr>
+    </w:lvl>
+    <w:lvl w:ilvl="4" w:tplc="FFFFFFFF" w:tentative="1">
+      <w:start w:val="1"/>
+      <w:numFmt w:val="bullet"/>
+      <w:lvlText w:val=""/>
+      <w:lvlJc w:val="left"/>
+      <w:pPr>
+        <w:ind w:left="3120" w:hanging="480"/>
+      </w:pPr>
+      <w:rPr>
+        <w:rFonts w:ascii="Wingdings" w:hAnsi="Wingdings" w:hint="default"/>
+      </w:rPr>
+    </w:lvl>
+    <w:lvl w:ilvl="5" w:tplc="FFFFFFFF" w:tentative="1">
+      <w:start w:val="1"/>
+      <w:numFmt w:val="bullet"/>
+      <w:lvlText w:val=""/>
+      <w:lvlJc w:val="left"/>
+      <w:pPr>
+        <w:ind w:left="3600" w:hanging="480"/>
+      </w:pPr>
+      <w:rPr>
+        <w:rFonts w:ascii="Wingdings" w:hAnsi="Wingdings" w:hint="default"/>
+      </w:rPr>
+    </w:lvl>
+    <w:lvl w:ilvl="6" w:tplc="FFFFFFFF" w:tentative="1">
+      <w:start w:val="1"/>
+      <w:numFmt w:val="bullet"/>
+      <w:lvlText w:val=""/>
+      <w:lvlJc w:val="left"/>
+      <w:pPr>
+        <w:ind w:left="4080" w:hanging="480"/>
+      </w:pPr>
+      <w:rPr>
+        <w:rFonts w:ascii="Wingdings" w:hAnsi="Wingdings" w:hint="default"/>
+      </w:rPr>
+    </w:lvl>
+    <w:lvl w:ilvl="7" w:tplc="FFFFFFFF" w:tentative="1">
+      <w:start w:val="1"/>
+      <w:numFmt w:val="bullet"/>
+      <w:lvlText w:val=""/>
+      <w:lvlJc w:val="left"/>
+      <w:pPr>
+        <w:ind w:left="4560" w:hanging="480"/>
+      </w:pPr>
+      <w:rPr>
+        <w:rFonts w:ascii="Wingdings" w:hAnsi="Wingdings" w:hint="default"/>
+      </w:rPr>
+    </w:lvl>
+    <w:lvl w:ilvl="8" w:tplc="FFFFFFFF" w:tentative="1">
+      <w:start w:val="1"/>
+      <w:numFmt w:val="bullet"/>
+      <w:lvlText w:val=""/>
+      <w:lvlJc w:val="left"/>
+      <w:pPr>
+        <w:ind w:left="5040" w:hanging="480"/>
+      </w:pPr>
+      <w:rPr>
+        <w:rFonts w:ascii="Wingdings" w:hAnsi="Wingdings" w:hint="default"/>
+      </w:rPr>
+    </w:lvl>
+  </w:abstractNum>
+  <w:abstractNum w:abstractNumId="3" w15:restartNumberingAfterBreak="0">
     <w:nsid w:val="465860E3"/>
     <w:multiLevelType w:val="hybridMultilevel"/>
     <w:tmpl w:val="807473C6"/>
@@ -3402,7 +5317,120 @@
       </w:rPr>
     </w:lvl>
   </w:abstractNum>
-  <w:abstractNum w:abstractNumId="2" w15:restartNumberingAfterBreak="0">
+  <w:abstractNum w:abstractNumId="4" w15:restartNumberingAfterBreak="0">
+    <w:nsid w:val="640E3A10"/>
+    <w:multiLevelType w:val="hybridMultilevel"/>
+    <w:tmpl w:val="69D2340A"/>
+    <w:lvl w:ilvl="0" w:tplc="04090001">
+      <w:start w:val="1"/>
+      <w:numFmt w:val="bullet"/>
+      <w:lvlText w:val=""/>
+      <w:lvlJc w:val="left"/>
+      <w:pPr>
+        <w:ind w:left="1200" w:hanging="480"/>
+      </w:pPr>
+      <w:rPr>
+        <w:rFonts w:ascii="Wingdings" w:hAnsi="Wingdings" w:hint="default"/>
+      </w:rPr>
+    </w:lvl>
+    <w:lvl w:ilvl="1" w:tplc="04090003" w:tentative="1">
+      <w:start w:val="1"/>
+      <w:numFmt w:val="bullet"/>
+      <w:lvlText w:val=""/>
+      <w:lvlJc w:val="left"/>
+      <w:pPr>
+        <w:ind w:left="1680" w:hanging="480"/>
+      </w:pPr>
+      <w:rPr>
+        <w:rFonts w:ascii="Wingdings" w:hAnsi="Wingdings" w:hint="default"/>
+      </w:rPr>
+    </w:lvl>
+    <w:lvl w:ilvl="2" w:tplc="04090005" w:tentative="1">
+      <w:start w:val="1"/>
+      <w:numFmt w:val="bullet"/>
+      <w:lvlText w:val=""/>
+      <w:lvlJc w:val="left"/>
+      <w:pPr>
+        <w:ind w:left="2160" w:hanging="480"/>
+      </w:pPr>
+      <w:rPr>
+        <w:rFonts w:ascii="Wingdings" w:hAnsi="Wingdings" w:hint="default"/>
+      </w:rPr>
+    </w:lvl>
+    <w:lvl w:ilvl="3" w:tplc="04090001" w:tentative="1">
+      <w:start w:val="1"/>
+      <w:numFmt w:val="bullet"/>
+      <w:lvlText w:val=""/>
+      <w:lvlJc w:val="left"/>
+      <w:pPr>
+        <w:ind w:left="2640" w:hanging="480"/>
+      </w:pPr>
+      <w:rPr>
+        <w:rFonts w:ascii="Wingdings" w:hAnsi="Wingdings" w:hint="default"/>
+      </w:rPr>
+    </w:lvl>
+    <w:lvl w:ilvl="4" w:tplc="04090003" w:tentative="1">
+      <w:start w:val="1"/>
+      <w:numFmt w:val="bullet"/>
+      <w:lvlText w:val=""/>
+      <w:lvlJc w:val="left"/>
+      <w:pPr>
+        <w:ind w:left="3120" w:hanging="480"/>
+      </w:pPr>
+      <w:rPr>
+        <w:rFonts w:ascii="Wingdings" w:hAnsi="Wingdings" w:hint="default"/>
+      </w:rPr>
+    </w:lvl>
+    <w:lvl w:ilvl="5" w:tplc="04090005" w:tentative="1">
+      <w:start w:val="1"/>
+      <w:numFmt w:val="bullet"/>
+      <w:lvlText w:val=""/>
+      <w:lvlJc w:val="left"/>
+      <w:pPr>
+        <w:ind w:left="3600" w:hanging="480"/>
+      </w:pPr>
+      <w:rPr>
+        <w:rFonts w:ascii="Wingdings" w:hAnsi="Wingdings" w:hint="default"/>
+      </w:rPr>
+    </w:lvl>
+    <w:lvl w:ilvl="6" w:tplc="04090001" w:tentative="1">
+      <w:start w:val="1"/>
+      <w:numFmt w:val="bullet"/>
+      <w:lvlText w:val=""/>
+      <w:lvlJc w:val="left"/>
+      <w:pPr>
+        <w:ind w:left="4080" w:hanging="480"/>
+      </w:pPr>
+      <w:rPr>
+        <w:rFonts w:ascii="Wingdings" w:hAnsi="Wingdings" w:hint="default"/>
+      </w:rPr>
+    </w:lvl>
+    <w:lvl w:ilvl="7" w:tplc="04090003" w:tentative="1">
+      <w:start w:val="1"/>
+      <w:numFmt w:val="bullet"/>
+      <w:lvlText w:val=""/>
+      <w:lvlJc w:val="left"/>
+      <w:pPr>
+        <w:ind w:left="4560" w:hanging="480"/>
+      </w:pPr>
+      <w:rPr>
+        <w:rFonts w:ascii="Wingdings" w:hAnsi="Wingdings" w:hint="default"/>
+      </w:rPr>
+    </w:lvl>
+    <w:lvl w:ilvl="8" w:tplc="04090005" w:tentative="1">
+      <w:start w:val="1"/>
+      <w:numFmt w:val="bullet"/>
+      <w:lvlText w:val=""/>
+      <w:lvlJc w:val="left"/>
+      <w:pPr>
+        <w:ind w:left="5040" w:hanging="480"/>
+      </w:pPr>
+      <w:rPr>
+        <w:rFonts w:ascii="Wingdings" w:hAnsi="Wingdings" w:hint="default"/>
+      </w:rPr>
+    </w:lvl>
+  </w:abstractNum>
+  <w:abstractNum w:abstractNumId="5" w15:restartNumberingAfterBreak="0">
     <w:nsid w:val="7612656F"/>
     <w:multiLevelType w:val="hybridMultilevel"/>
     <w:tmpl w:val="974CE1CA"/>
@@ -3515,7 +5543,7 @@
       </w:rPr>
     </w:lvl>
   </w:abstractNum>
-  <w:abstractNum w:abstractNumId="3" w15:restartNumberingAfterBreak="0">
+  <w:abstractNum w:abstractNumId="6" w15:restartNumberingAfterBreak="0">
     <w:nsid w:val="76655FE8"/>
     <w:multiLevelType w:val="multilevel"/>
     <w:tmpl w:val="469C30A0"/>
@@ -3551,7 +5579,7 @@
         <w:sz w:val="20"/>
       </w:rPr>
     </w:lvl>
-    <w:lvl w:ilvl="2" w:tentative="1">
+    <w:lvl w:ilvl="2">
       <w:start w:val="1"/>
       <w:numFmt w:val="bullet"/>
       <w:lvlText w:val=""/>
@@ -3567,7 +5595,7 @@
         <w:sz w:val="20"/>
       </w:rPr>
     </w:lvl>
-    <w:lvl w:ilvl="3" w:tentative="1">
+    <w:lvl w:ilvl="3">
       <w:start w:val="1"/>
       <w:numFmt w:val="bullet"/>
       <w:lvlText w:val=""/>
@@ -3664,7 +5692,7 @@
       </w:rPr>
     </w:lvl>
   </w:abstractNum>
-  <w:abstractNum w:abstractNumId="4" w15:restartNumberingAfterBreak="0">
+  <w:abstractNum w:abstractNumId="7" w15:restartNumberingAfterBreak="0">
     <w:nsid w:val="77234262"/>
     <w:multiLevelType w:val="hybridMultilevel"/>
     <w:tmpl w:val="DB029646"/>
@@ -3778,18 +5806,27 @@
     </w:lvl>
   </w:abstractNum>
   <w:num w:numId="1" w16cid:durableId="412748115">
-    <w:abstractNumId w:val="4"/>
+    <w:abstractNumId w:val="7"/>
   </w:num>
   <w:num w:numId="2" w16cid:durableId="1264455261">
-    <w:abstractNumId w:val="1"/>
+    <w:abstractNumId w:val="3"/>
   </w:num>
   <w:num w:numId="3" w16cid:durableId="2081707568">
-    <w:abstractNumId w:val="3"/>
+    <w:abstractNumId w:val="6"/>
   </w:num>
   <w:num w:numId="4" w16cid:durableId="462895347">
     <w:abstractNumId w:val="0"/>
   </w:num>
   <w:num w:numId="5" w16cid:durableId="1935048431">
+    <w:abstractNumId w:val="5"/>
+  </w:num>
+  <w:num w:numId="6" w16cid:durableId="1542790848">
+    <w:abstractNumId w:val="4"/>
+  </w:num>
+  <w:num w:numId="7" w16cid:durableId="1823279224">
+    <w:abstractNumId w:val="1"/>
+  </w:num>
+  <w:num w:numId="8" w16cid:durableId="1786998442">
     <w:abstractNumId w:val="2"/>
   </w:num>
 </w:numbering>
@@ -3869,6 +5906,7 @@
     <w:lsdException w:name="Table Web 1" w:semiHidden="1" w:unhideWhenUsed="1"/>
     <w:lsdException w:name="Table Web 2" w:semiHidden="1" w:unhideWhenUsed="1"/>
     <w:lsdException w:name="Table Web 3" w:semiHidden="1" w:unhideWhenUsed="1"/>
+    <w:lsdException w:name="Table Grid" w:uiPriority="39"/>
     <w:lsdException w:name="Table Theme" w:semiHidden="1" w:unhideWhenUsed="1"/>
     <w:lsdException w:name="Placeholder Text" w:semiHidden="1" w:uiPriority="99" w:unhideWhenUsed="1"/>
     <w:lsdException w:name="No Spacing" w:semiHidden="1" w:uiPriority="99" w:unhideWhenUsed="1"/>
@@ -3893,7 +5931,7 @@
     <w:lsdException w:name="Medium Shading 2 Accent 1" w:uiPriority="64"/>
     <w:lsdException w:name="Medium List 1 Accent 1" w:uiPriority="65"/>
     <w:lsdException w:name="Revision" w:semiHidden="1" w:uiPriority="99" w:unhideWhenUsed="1"/>
-    <w:lsdException w:name="List Paragraph" w:semiHidden="1" w:uiPriority="99" w:unhideWhenUsed="1"/>
+    <w:lsdException w:name="List Paragraph" w:semiHidden="1" w:uiPriority="34" w:unhideWhenUsed="1" w:qFormat="1"/>
     <w:lsdException w:name="Quote" w:semiHidden="1" w:uiPriority="99" w:unhideWhenUsed="1"/>
     <w:lsdException w:name="Intense Quote" w:semiHidden="1" w:uiPriority="99" w:unhideWhenUsed="1"/>
     <w:lsdException w:name="Medium List 2 Accent 1" w:uiPriority="66"/>
@@ -4290,8 +6328,9 @@
   <w:style w:type="paragraph" w:styleId="a5">
     <w:name w:val="List Paragraph"/>
     <w:basedOn w:val="a"/>
-    <w:uiPriority w:val="99"/>
+    <w:uiPriority w:val="34"/>
     <w:unhideWhenUsed/>
+    <w:qFormat/>
     <w:rsid w:val="00DB214D"/>
     <w:pPr>
       <w:ind w:leftChars="200" w:left="480"/>
@@ -4361,6 +6400,29 @@
       <w:rFonts w:ascii="Arial" w:eastAsia="Arial" w:hAnsi="Arial" w:cs="Arial"/>
       <w:lang w:val="zh-CN"/>
     </w:rPr>
+  </w:style>
+  <w:style w:type="table" w:styleId="ab">
+    <w:name w:val="Table Grid"/>
+    <w:basedOn w:val="a1"/>
+    <w:uiPriority w:val="39"/>
+    <w:rsid w:val="00620F25"/>
+    <w:rPr>
+      <w:rFonts w:asciiTheme="minorHAnsi" w:eastAsiaTheme="minorEastAsia" w:hAnsiTheme="minorHAnsi" w:cstheme="minorBidi"/>
+      <w:kern w:val="2"/>
+      <w:sz w:val="24"/>
+      <w:szCs w:val="24"/>
+      <w14:ligatures w14:val="standardContextual"/>
+    </w:rPr>
+    <w:tblPr>
+      <w:tblBorders>
+        <w:top w:val="single" w:sz="4" w:space="0" w:color="auto"/>
+        <w:left w:val="single" w:sz="4" w:space="0" w:color="auto"/>
+        <w:bottom w:val="single" w:sz="4" w:space="0" w:color="auto"/>
+        <w:right w:val="single" w:sz="4" w:space="0" w:color="auto"/>
+        <w:insideH w:val="single" w:sz="4" w:space="0" w:color="auto"/>
+        <w:insideV w:val="single" w:sz="4" w:space="0" w:color="auto"/>
+      </w:tblBorders>
+    </w:tblPr>
   </w:style>
 </w:styles>
 </file>
